--- a/小野町_引継ぎ_整理済/10_給付費等分析/小野町_介護保険給付費等分析結果報告書_20260803.docx
+++ b/小野町_引継ぎ_整理済/10_給付費等分析/小野町_介護保険給付費等分析結果報告書_20260803.docx
@@ -6877,7 +6877,2303 @@
         <w:pStyle w:val="Heading1"/>
       </w:pPr>
       <w:r>
-        <w:t>第6章　保険料との関係</w:t>
+        <w:t>第6章　介護保険財政の状況と保険料</w:t>
+      </w:r>
+    </w:p>
+    <w:p>
+      <w:r>
+        <w:t>見える化システムの介護保険特別会計経理状況（D47・D48系25指標）により、平成26年度から令和5年度までの10年度分の歳入歳出を確認した。出典は厚生労働省「介護保険事業状況報告」年報であり、令和6年度以降は未反映である。</w:t>
+      </w:r>
+    </w:p>
+    <w:p>
+      <w:pPr>
+        <w:pStyle w:val="Heading2"/>
+      </w:pPr>
+      <w:r>
+        <w:t>1　歳入歳出の推移</w:t>
+      </w:r>
+    </w:p>
+    <w:tbl>
+      <w:tblPr>
+        <w:tblStyle w:val="TableGrid"/>
+        <w:tblW w:type="auto" w:w="0"/>
+        <w:tblLook w:firstColumn="1" w:firstRow="1" w:lastColumn="0" w:lastRow="0" w:noHBand="0" w:noVBand="1" w:val="04A0"/>
+      </w:tblPr>
+      <w:tblGrid>
+        <w:gridCol w:w="1440"/>
+        <w:gridCol w:w="1440"/>
+        <w:gridCol w:w="1440"/>
+        <w:gridCol w:w="1440"/>
+        <w:gridCol w:w="1440"/>
+        <w:gridCol w:w="1440"/>
+      </w:tblGrid>
+      <w:tr>
+        <w:tc>
+          <w:tcPr>
+            <w:tcW w:type="dxa" w:w="1440"/>
+          </w:tcPr>
+          <w:p>
+            <w:r/>
+            <w:r>
+              <w:rPr>
+                <w:rFonts w:ascii="游ゴシック" w:hAnsi="游ゴシック" w:eastAsia="游ゴシック"/>
+                <w:b/>
+                <w:sz w:val="18"/>
+              </w:rPr>
+              <w:t>区分</w:t>
+            </w:r>
+          </w:p>
+        </w:tc>
+        <w:tc>
+          <w:tcPr>
+            <w:tcW w:type="dxa" w:w="1440"/>
+          </w:tcPr>
+          <w:p>
+            <w:r/>
+            <w:r>
+              <w:rPr>
+                <w:rFonts w:ascii="游ゴシック" w:hAnsi="游ゴシック" w:eastAsia="游ゴシック"/>
+                <w:b/>
+                <w:sz w:val="18"/>
+              </w:rPr>
+              <w:t>平成26年度</w:t>
+            </w:r>
+          </w:p>
+        </w:tc>
+        <w:tc>
+          <w:tcPr>
+            <w:tcW w:type="dxa" w:w="1440"/>
+          </w:tcPr>
+          <w:p>
+            <w:r/>
+            <w:r>
+              <w:rPr>
+                <w:rFonts w:ascii="游ゴシック" w:hAnsi="游ゴシック" w:eastAsia="游ゴシック"/>
+                <w:b/>
+                <w:sz w:val="18"/>
+              </w:rPr>
+              <w:t>平成30年度</w:t>
+            </w:r>
+          </w:p>
+        </w:tc>
+        <w:tc>
+          <w:tcPr>
+            <w:tcW w:type="dxa" w:w="1440"/>
+          </w:tcPr>
+          <w:p>
+            <w:r/>
+            <w:r>
+              <w:rPr>
+                <w:rFonts w:ascii="游ゴシック" w:hAnsi="游ゴシック" w:eastAsia="游ゴシック"/>
+                <w:b/>
+                <w:sz w:val="18"/>
+              </w:rPr>
+              <w:t>令和2年度</w:t>
+            </w:r>
+          </w:p>
+        </w:tc>
+        <w:tc>
+          <w:tcPr>
+            <w:tcW w:type="dxa" w:w="1440"/>
+          </w:tcPr>
+          <w:p>
+            <w:r/>
+            <w:r>
+              <w:rPr>
+                <w:rFonts w:ascii="游ゴシック" w:hAnsi="游ゴシック" w:eastAsia="游ゴシック"/>
+                <w:b/>
+                <w:sz w:val="18"/>
+              </w:rPr>
+              <w:t>令和5年度</w:t>
+            </w:r>
+          </w:p>
+        </w:tc>
+        <w:tc>
+          <w:tcPr>
+            <w:tcW w:type="dxa" w:w="1440"/>
+          </w:tcPr>
+          <w:p>
+            <w:r/>
+            <w:r>
+              <w:rPr>
+                <w:rFonts w:ascii="游ゴシック" w:hAnsi="游ゴシック" w:eastAsia="游ゴシック"/>
+                <w:b/>
+                <w:sz w:val="18"/>
+              </w:rPr>
+              <w:t>H26からの増減</w:t>
+            </w:r>
+          </w:p>
+        </w:tc>
+      </w:tr>
+      <w:tr>
+        <w:tc>
+          <w:tcPr>
+            <w:tcW w:type="dxa" w:w="1440"/>
+          </w:tcPr>
+          <w:p>
+            <w:r/>
+            <w:r>
+              <w:rPr>
+                <w:sz w:val="18"/>
+              </w:rPr>
+              <w:t>歳入合計</w:t>
+            </w:r>
+          </w:p>
+        </w:tc>
+        <w:tc>
+          <w:tcPr>
+            <w:tcW w:type="dxa" w:w="1440"/>
+          </w:tcPr>
+          <w:p>
+            <w:r/>
+            <w:r>
+              <w:rPr>
+                <w:sz w:val="18"/>
+              </w:rPr>
+              <w:t>1,115.5</w:t>
+            </w:r>
+          </w:p>
+        </w:tc>
+        <w:tc>
+          <w:tcPr>
+            <w:tcW w:type="dxa" w:w="1440"/>
+          </w:tcPr>
+          <w:p>
+            <w:r/>
+            <w:r>
+              <w:rPr>
+                <w:sz w:val="18"/>
+              </w:rPr>
+              <w:t>1,295.3</w:t>
+            </w:r>
+          </w:p>
+        </w:tc>
+        <w:tc>
+          <w:tcPr>
+            <w:tcW w:type="dxa" w:w="1440"/>
+          </w:tcPr>
+          <w:p>
+            <w:r/>
+            <w:r>
+              <w:rPr>
+                <w:sz w:val="18"/>
+              </w:rPr>
+              <w:t>1,459.3</w:t>
+            </w:r>
+          </w:p>
+        </w:tc>
+        <w:tc>
+          <w:tcPr>
+            <w:tcW w:type="dxa" w:w="1440"/>
+          </w:tcPr>
+          <w:p>
+            <w:r/>
+            <w:r>
+              <w:rPr>
+                <w:sz w:val="18"/>
+              </w:rPr>
+              <w:t>1,468.3</w:t>
+            </w:r>
+          </w:p>
+        </w:tc>
+        <w:tc>
+          <w:tcPr>
+            <w:tcW w:type="dxa" w:w="1440"/>
+          </w:tcPr>
+          <w:p>
+            <w:r/>
+            <w:r>
+              <w:rPr>
+                <w:sz w:val="18"/>
+              </w:rPr>
+              <w:t>＋352.8（＋31.6％）</w:t>
+            </w:r>
+          </w:p>
+        </w:tc>
+      </w:tr>
+      <w:tr>
+        <w:tc>
+          <w:tcPr>
+            <w:tcW w:type="dxa" w:w="1440"/>
+          </w:tcPr>
+          <w:p>
+            <w:r/>
+            <w:r>
+              <w:rPr>
+                <w:sz w:val="18"/>
+              </w:rPr>
+              <w:t xml:space="preserve">　保険料</w:t>
+            </w:r>
+          </w:p>
+        </w:tc>
+        <w:tc>
+          <w:tcPr>
+            <w:tcW w:type="dxa" w:w="1440"/>
+          </w:tcPr>
+          <w:p>
+            <w:r/>
+            <w:r>
+              <w:rPr>
+                <w:sz w:val="18"/>
+              </w:rPr>
+              <w:t>166.9</w:t>
+            </w:r>
+          </w:p>
+        </w:tc>
+        <w:tc>
+          <w:tcPr>
+            <w:tcW w:type="dxa" w:w="1440"/>
+          </w:tcPr>
+          <w:p>
+            <w:r/>
+            <w:r>
+              <w:rPr>
+                <w:sz w:val="18"/>
+              </w:rPr>
+              <w:t>252.9</w:t>
+            </w:r>
+          </w:p>
+        </w:tc>
+        <w:tc>
+          <w:tcPr>
+            <w:tcW w:type="dxa" w:w="1440"/>
+          </w:tcPr>
+          <w:p>
+            <w:r/>
+            <w:r>
+              <w:rPr>
+                <w:sz w:val="18"/>
+              </w:rPr>
+              <w:t>248.9</w:t>
+            </w:r>
+          </w:p>
+        </w:tc>
+        <w:tc>
+          <w:tcPr>
+            <w:tcW w:type="dxa" w:w="1440"/>
+          </w:tcPr>
+          <w:p>
+            <w:r/>
+            <w:r>
+              <w:rPr>
+                <w:sz w:val="18"/>
+              </w:rPr>
+              <w:t>249.7</w:t>
+            </w:r>
+          </w:p>
+        </w:tc>
+        <w:tc>
+          <w:tcPr>
+            <w:tcW w:type="dxa" w:w="1440"/>
+          </w:tcPr>
+          <w:p>
+            <w:r/>
+            <w:r>
+              <w:rPr>
+                <w:sz w:val="18"/>
+              </w:rPr>
+              <w:t>＋82.8（＋49.6％）</w:t>
+            </w:r>
+          </w:p>
+        </w:tc>
+      </w:tr>
+      <w:tr>
+        <w:tc>
+          <w:tcPr>
+            <w:tcW w:type="dxa" w:w="1440"/>
+          </w:tcPr>
+          <w:p>
+            <w:r/>
+            <w:r>
+              <w:rPr>
+                <w:sz w:val="18"/>
+              </w:rPr>
+              <w:t xml:space="preserve">　国庫支出金</w:t>
+            </w:r>
+          </w:p>
+        </w:tc>
+        <w:tc>
+          <w:tcPr>
+            <w:tcW w:type="dxa" w:w="1440"/>
+          </w:tcPr>
+          <w:p>
+            <w:r/>
+            <w:r>
+              <w:rPr>
+                <w:sz w:val="18"/>
+              </w:rPr>
+              <w:t>290.6</w:t>
+            </w:r>
+          </w:p>
+        </w:tc>
+        <w:tc>
+          <w:tcPr>
+            <w:tcW w:type="dxa" w:w="1440"/>
+          </w:tcPr>
+          <w:p>
+            <w:r/>
+            <w:r>
+              <w:rPr>
+                <w:sz w:val="18"/>
+              </w:rPr>
+              <w:t>337.0</w:t>
+            </w:r>
+          </w:p>
+        </w:tc>
+        <w:tc>
+          <w:tcPr>
+            <w:tcW w:type="dxa" w:w="1440"/>
+          </w:tcPr>
+          <w:p>
+            <w:r/>
+            <w:r>
+              <w:rPr>
+                <w:sz w:val="18"/>
+              </w:rPr>
+              <w:t>352.8</w:t>
+            </w:r>
+          </w:p>
+        </w:tc>
+        <w:tc>
+          <w:tcPr>
+            <w:tcW w:type="dxa" w:w="1440"/>
+          </w:tcPr>
+          <w:p>
+            <w:r/>
+            <w:r>
+              <w:rPr>
+                <w:sz w:val="18"/>
+              </w:rPr>
+              <w:t>333.9</w:t>
+            </w:r>
+          </w:p>
+        </w:tc>
+        <w:tc>
+          <w:tcPr>
+            <w:tcW w:type="dxa" w:w="1440"/>
+          </w:tcPr>
+          <w:p>
+            <w:r/>
+            <w:r>
+              <w:rPr>
+                <w:sz w:val="18"/>
+              </w:rPr>
+              <w:t>＋43.3（＋14.9％）</w:t>
+            </w:r>
+          </w:p>
+        </w:tc>
+      </w:tr>
+      <w:tr>
+        <w:tc>
+          <w:tcPr>
+            <w:tcW w:type="dxa" w:w="1440"/>
+          </w:tcPr>
+          <w:p>
+            <w:r/>
+            <w:r>
+              <w:rPr>
+                <w:sz w:val="18"/>
+              </w:rPr>
+              <w:t xml:space="preserve">　　うち調整交付金</w:t>
+            </w:r>
+          </w:p>
+        </w:tc>
+        <w:tc>
+          <w:tcPr>
+            <w:tcW w:type="dxa" w:w="1440"/>
+          </w:tcPr>
+          <w:p>
+            <w:r/>
+            <w:r>
+              <w:rPr>
+                <w:sz w:val="18"/>
+              </w:rPr>
+              <w:t>90.9</w:t>
+            </w:r>
+          </w:p>
+        </w:tc>
+        <w:tc>
+          <w:tcPr>
+            <w:tcW w:type="dxa" w:w="1440"/>
+          </w:tcPr>
+          <w:p>
+            <w:r/>
+            <w:r>
+              <w:rPr>
+                <w:sz w:val="18"/>
+              </w:rPr>
+              <w:t>97.0</w:t>
+            </w:r>
+          </w:p>
+        </w:tc>
+        <w:tc>
+          <w:tcPr>
+            <w:tcW w:type="dxa" w:w="1440"/>
+          </w:tcPr>
+          <w:p>
+            <w:r/>
+            <w:r>
+              <w:rPr>
+                <w:sz w:val="18"/>
+              </w:rPr>
+              <w:t>88.4</w:t>
+            </w:r>
+          </w:p>
+        </w:tc>
+        <w:tc>
+          <w:tcPr>
+            <w:tcW w:type="dxa" w:w="1440"/>
+          </w:tcPr>
+          <w:p>
+            <w:r/>
+            <w:r>
+              <w:rPr>
+                <w:sz w:val="18"/>
+              </w:rPr>
+              <w:t>79.7</w:t>
+            </w:r>
+          </w:p>
+        </w:tc>
+        <w:tc>
+          <w:tcPr>
+            <w:tcW w:type="dxa" w:w="1440"/>
+          </w:tcPr>
+          <w:p>
+            <w:r/>
+            <w:r>
+              <w:rPr>
+                <w:sz w:val="18"/>
+              </w:rPr>
+              <w:t>▲11.2（▲12.3％）</w:t>
+            </w:r>
+          </w:p>
+        </w:tc>
+      </w:tr>
+      <w:tr>
+        <w:tc>
+          <w:tcPr>
+            <w:tcW w:type="dxa" w:w="1440"/>
+          </w:tcPr>
+          <w:p>
+            <w:r/>
+            <w:r>
+              <w:rPr>
+                <w:sz w:val="18"/>
+              </w:rPr>
+              <w:t xml:space="preserve">　支払基金交付金</w:t>
+            </w:r>
+          </w:p>
+        </w:tc>
+        <w:tc>
+          <w:tcPr>
+            <w:tcW w:type="dxa" w:w="1440"/>
+          </w:tcPr>
+          <w:p>
+            <w:r/>
+            <w:r>
+              <w:rPr>
+                <w:sz w:val="18"/>
+              </w:rPr>
+              <w:t>291.7</w:t>
+            </w:r>
+          </w:p>
+        </w:tc>
+        <w:tc>
+          <w:tcPr>
+            <w:tcW w:type="dxa" w:w="1440"/>
+          </w:tcPr>
+          <w:p>
+            <w:r/>
+            <w:r>
+              <w:rPr>
+                <w:sz w:val="18"/>
+              </w:rPr>
+              <w:t>303.9</w:t>
+            </w:r>
+          </w:p>
+        </w:tc>
+        <w:tc>
+          <w:tcPr>
+            <w:tcW w:type="dxa" w:w="1440"/>
+          </w:tcPr>
+          <w:p>
+            <w:r/>
+            <w:r>
+              <w:rPr>
+                <w:sz w:val="18"/>
+              </w:rPr>
+              <w:t>308.0</w:t>
+            </w:r>
+          </w:p>
+        </w:tc>
+        <w:tc>
+          <w:tcPr>
+            <w:tcW w:type="dxa" w:w="1440"/>
+          </w:tcPr>
+          <w:p>
+            <w:r/>
+            <w:r>
+              <w:rPr>
+                <w:sz w:val="18"/>
+              </w:rPr>
+              <w:t>312.0</w:t>
+            </w:r>
+          </w:p>
+        </w:tc>
+        <w:tc>
+          <w:tcPr>
+            <w:tcW w:type="dxa" w:w="1440"/>
+          </w:tcPr>
+          <w:p>
+            <w:r/>
+            <w:r>
+              <w:rPr>
+                <w:sz w:val="18"/>
+              </w:rPr>
+              <w:t>＋20.3（＋7.0％）</w:t>
+            </w:r>
+          </w:p>
+        </w:tc>
+      </w:tr>
+      <w:tr>
+        <w:tc>
+          <w:tcPr>
+            <w:tcW w:type="dxa" w:w="1440"/>
+          </w:tcPr>
+          <w:p>
+            <w:r/>
+            <w:r>
+              <w:rPr>
+                <w:sz w:val="18"/>
+              </w:rPr>
+              <w:t xml:space="preserve">　都道府県支出金</w:t>
+            </w:r>
+          </w:p>
+        </w:tc>
+        <w:tc>
+          <w:tcPr>
+            <w:tcW w:type="dxa" w:w="1440"/>
+          </w:tcPr>
+          <w:p>
+            <w:r/>
+            <w:r>
+              <w:rPr>
+                <w:sz w:val="18"/>
+              </w:rPr>
+              <w:t>152.3</w:t>
+            </w:r>
+          </w:p>
+        </w:tc>
+        <w:tc>
+          <w:tcPr>
+            <w:tcW w:type="dxa" w:w="1440"/>
+          </w:tcPr>
+          <w:p>
+            <w:r/>
+            <w:r>
+              <w:rPr>
+                <w:sz w:val="18"/>
+              </w:rPr>
+              <w:t>168.7</w:t>
+            </w:r>
+          </w:p>
+        </w:tc>
+        <w:tc>
+          <w:tcPr>
+            <w:tcW w:type="dxa" w:w="1440"/>
+          </w:tcPr>
+          <w:p>
+            <w:r/>
+            <w:r>
+              <w:rPr>
+                <w:sz w:val="18"/>
+              </w:rPr>
+              <w:t>188.7</w:t>
+            </w:r>
+          </w:p>
+        </w:tc>
+        <w:tc>
+          <w:tcPr>
+            <w:tcW w:type="dxa" w:w="1440"/>
+          </w:tcPr>
+          <w:p>
+            <w:r/>
+            <w:r>
+              <w:rPr>
+                <w:sz w:val="18"/>
+              </w:rPr>
+              <w:t>178.8</w:t>
+            </w:r>
+          </w:p>
+        </w:tc>
+        <w:tc>
+          <w:tcPr>
+            <w:tcW w:type="dxa" w:w="1440"/>
+          </w:tcPr>
+          <w:p>
+            <w:r/>
+            <w:r>
+              <w:rPr>
+                <w:sz w:val="18"/>
+              </w:rPr>
+              <w:t>＋26.5（＋17.4％）</w:t>
+            </w:r>
+          </w:p>
+        </w:tc>
+      </w:tr>
+      <w:tr>
+        <w:tc>
+          <w:tcPr>
+            <w:tcW w:type="dxa" w:w="1440"/>
+          </w:tcPr>
+          <w:p>
+            <w:r/>
+            <w:r>
+              <w:rPr>
+                <w:sz w:val="18"/>
+              </w:rPr>
+              <w:t xml:space="preserve">　繰入金</w:t>
+            </w:r>
+          </w:p>
+        </w:tc>
+        <w:tc>
+          <w:tcPr>
+            <w:tcW w:type="dxa" w:w="1440"/>
+          </w:tcPr>
+          <w:p>
+            <w:r/>
+            <w:r>
+              <w:rPr>
+                <w:sz w:val="18"/>
+              </w:rPr>
+              <w:t>178.2</w:t>
+            </w:r>
+          </w:p>
+        </w:tc>
+        <w:tc>
+          <w:tcPr>
+            <w:tcW w:type="dxa" w:w="1440"/>
+          </w:tcPr>
+          <w:p>
+            <w:r/>
+            <w:r>
+              <w:rPr>
+                <w:sz w:val="18"/>
+              </w:rPr>
+              <w:t>182.8</w:t>
+            </w:r>
+          </w:p>
+        </w:tc>
+        <w:tc>
+          <w:tcPr>
+            <w:tcW w:type="dxa" w:w="1440"/>
+          </w:tcPr>
+          <w:p>
+            <w:r/>
+            <w:r>
+              <w:rPr>
+                <w:sz w:val="18"/>
+              </w:rPr>
+              <w:t>204.6</w:t>
+            </w:r>
+          </w:p>
+        </w:tc>
+        <w:tc>
+          <w:tcPr>
+            <w:tcW w:type="dxa" w:w="1440"/>
+          </w:tcPr>
+          <w:p>
+            <w:r/>
+            <w:r>
+              <w:rPr>
+                <w:sz w:val="18"/>
+              </w:rPr>
+              <w:t>211.5</w:t>
+            </w:r>
+          </w:p>
+        </w:tc>
+        <w:tc>
+          <w:tcPr>
+            <w:tcW w:type="dxa" w:w="1440"/>
+          </w:tcPr>
+          <w:p>
+            <w:r/>
+            <w:r>
+              <w:rPr>
+                <w:sz w:val="18"/>
+              </w:rPr>
+              <w:t>＋33.3（＋18.7％）</w:t>
+            </w:r>
+          </w:p>
+        </w:tc>
+      </w:tr>
+      <w:tr>
+        <w:tc>
+          <w:tcPr>
+            <w:tcW w:type="dxa" w:w="1440"/>
+          </w:tcPr>
+          <w:p>
+            <w:r/>
+            <w:r>
+              <w:rPr>
+                <w:sz w:val="18"/>
+              </w:rPr>
+              <w:t xml:space="preserve">　繰越金</w:t>
+            </w:r>
+          </w:p>
+        </w:tc>
+        <w:tc>
+          <w:tcPr>
+            <w:tcW w:type="dxa" w:w="1440"/>
+          </w:tcPr>
+          <w:p>
+            <w:r/>
+            <w:r>
+              <w:rPr>
+                <w:sz w:val="18"/>
+              </w:rPr>
+              <w:t>32.4</w:t>
+            </w:r>
+          </w:p>
+        </w:tc>
+        <w:tc>
+          <w:tcPr>
+            <w:tcW w:type="dxa" w:w="1440"/>
+          </w:tcPr>
+          <w:p>
+            <w:r/>
+            <w:r>
+              <w:rPr>
+                <w:sz w:val="18"/>
+              </w:rPr>
+              <w:t>49.9</w:t>
+            </w:r>
+          </w:p>
+        </w:tc>
+        <w:tc>
+          <w:tcPr>
+            <w:tcW w:type="dxa" w:w="1440"/>
+          </w:tcPr>
+          <w:p>
+            <w:r/>
+            <w:r>
+              <w:rPr>
+                <w:sz w:val="18"/>
+              </w:rPr>
+              <w:t>155.9</w:t>
+            </w:r>
+          </w:p>
+        </w:tc>
+        <w:tc>
+          <w:tcPr>
+            <w:tcW w:type="dxa" w:w="1440"/>
+          </w:tcPr>
+          <w:p>
+            <w:r/>
+            <w:r>
+              <w:rPr>
+                <w:sz w:val="18"/>
+              </w:rPr>
+              <w:t>182.0</w:t>
+            </w:r>
+          </w:p>
+        </w:tc>
+        <w:tc>
+          <w:tcPr>
+            <w:tcW w:type="dxa" w:w="1440"/>
+          </w:tcPr>
+          <w:p>
+            <w:r/>
+            <w:r>
+              <w:rPr>
+                <w:sz w:val="18"/>
+              </w:rPr>
+              <w:t>＋149.6（5.6倍）</w:t>
+            </w:r>
+          </w:p>
+        </w:tc>
+      </w:tr>
+      <w:tr>
+        <w:tc>
+          <w:tcPr>
+            <w:tcW w:type="dxa" w:w="1440"/>
+          </w:tcPr>
+          <w:p>
+            <w:r/>
+            <w:r>
+              <w:rPr>
+                <w:sz w:val="18"/>
+              </w:rPr>
+              <w:t>歳出合計</w:t>
+            </w:r>
+          </w:p>
+        </w:tc>
+        <w:tc>
+          <w:tcPr>
+            <w:tcW w:type="dxa" w:w="1440"/>
+          </w:tcPr>
+          <w:p>
+            <w:r/>
+            <w:r>
+              <w:rPr>
+                <w:sz w:val="18"/>
+              </w:rPr>
+              <w:t>1,090.2</w:t>
+            </w:r>
+          </w:p>
+        </w:tc>
+        <w:tc>
+          <w:tcPr>
+            <w:tcW w:type="dxa" w:w="1440"/>
+          </w:tcPr>
+          <w:p>
+            <w:r/>
+            <w:r>
+              <w:rPr>
+                <w:sz w:val="18"/>
+              </w:rPr>
+              <w:t>1,199.3</w:t>
+            </w:r>
+          </w:p>
+        </w:tc>
+        <w:tc>
+          <w:tcPr>
+            <w:tcW w:type="dxa" w:w="1440"/>
+          </w:tcPr>
+          <w:p>
+            <w:r/>
+            <w:r>
+              <w:rPr>
+                <w:sz w:val="18"/>
+              </w:rPr>
+              <w:t>1,294.0</w:t>
+            </w:r>
+          </w:p>
+        </w:tc>
+        <w:tc>
+          <w:tcPr>
+            <w:tcW w:type="dxa" w:w="1440"/>
+          </w:tcPr>
+          <w:p>
+            <w:r/>
+            <w:r>
+              <w:rPr>
+                <w:sz w:val="18"/>
+              </w:rPr>
+              <w:t>1,310.1</w:t>
+            </w:r>
+          </w:p>
+        </w:tc>
+        <w:tc>
+          <w:tcPr>
+            <w:tcW w:type="dxa" w:w="1440"/>
+          </w:tcPr>
+          <w:p>
+            <w:r/>
+            <w:r>
+              <w:rPr>
+                <w:sz w:val="18"/>
+              </w:rPr>
+              <w:t>＋219.9（＋20.2％）</w:t>
+            </w:r>
+          </w:p>
+        </w:tc>
+      </w:tr>
+      <w:tr>
+        <w:tc>
+          <w:tcPr>
+            <w:tcW w:type="dxa" w:w="1440"/>
+          </w:tcPr>
+          <w:p>
+            <w:r/>
+            <w:r>
+              <w:rPr>
+                <w:sz w:val="18"/>
+              </w:rPr>
+              <w:t xml:space="preserve">　総務費</w:t>
+            </w:r>
+          </w:p>
+        </w:tc>
+        <w:tc>
+          <w:tcPr>
+            <w:tcW w:type="dxa" w:w="1440"/>
+          </w:tcPr>
+          <w:p>
+            <w:r/>
+            <w:r>
+              <w:rPr>
+                <w:sz w:val="18"/>
+              </w:rPr>
+              <w:t>41.8</w:t>
+            </w:r>
+          </w:p>
+        </w:tc>
+        <w:tc>
+          <w:tcPr>
+            <w:tcW w:type="dxa" w:w="1440"/>
+          </w:tcPr>
+          <w:p>
+            <w:r/>
+            <w:r>
+              <w:rPr>
+                <w:sz w:val="18"/>
+              </w:rPr>
+              <w:t>35.9</w:t>
+            </w:r>
+          </w:p>
+        </w:tc>
+        <w:tc>
+          <w:tcPr>
+            <w:tcW w:type="dxa" w:w="1440"/>
+          </w:tcPr>
+          <w:p>
+            <w:r/>
+            <w:r>
+              <w:rPr>
+                <w:sz w:val="18"/>
+              </w:rPr>
+              <w:t>41.2</w:t>
+            </w:r>
+          </w:p>
+        </w:tc>
+        <w:tc>
+          <w:tcPr>
+            <w:tcW w:type="dxa" w:w="1440"/>
+          </w:tcPr>
+          <w:p>
+            <w:r/>
+            <w:r>
+              <w:rPr>
+                <w:sz w:val="18"/>
+              </w:rPr>
+              <w:t>47.5</w:t>
+            </w:r>
+          </w:p>
+        </w:tc>
+        <w:tc>
+          <w:tcPr>
+            <w:tcW w:type="dxa" w:w="1440"/>
+          </w:tcPr>
+          <w:p>
+            <w:r/>
+            <w:r>
+              <w:rPr>
+                <w:sz w:val="18"/>
+              </w:rPr>
+              <w:t>＋5.7（＋13.6％）</w:t>
+            </w:r>
+          </w:p>
+        </w:tc>
+      </w:tr>
+      <w:tr>
+        <w:tc>
+          <w:tcPr>
+            <w:tcW w:type="dxa" w:w="1440"/>
+          </w:tcPr>
+          <w:p>
+            <w:r/>
+            <w:r>
+              <w:rPr>
+                <w:sz w:val="18"/>
+              </w:rPr>
+              <w:t xml:space="preserve">　保険給付費</w:t>
+            </w:r>
+          </w:p>
+        </w:tc>
+        <w:tc>
+          <w:tcPr>
+            <w:tcW w:type="dxa" w:w="1440"/>
+          </w:tcPr>
+          <w:p>
+            <w:r/>
+            <w:r>
+              <w:rPr>
+                <w:sz w:val="18"/>
+              </w:rPr>
+              <w:t>1,005.1</w:t>
+            </w:r>
+          </w:p>
+        </w:tc>
+        <w:tc>
+          <w:tcPr>
+            <w:tcW w:type="dxa" w:w="1440"/>
+          </w:tcPr>
+          <w:p>
+            <w:r/>
+            <w:r>
+              <w:rPr>
+                <w:sz w:val="18"/>
+              </w:rPr>
+              <w:t>1,097.1</w:t>
+            </w:r>
+          </w:p>
+        </w:tc>
+        <w:tc>
+          <w:tcPr>
+            <w:tcW w:type="dxa" w:w="1440"/>
+          </w:tcPr>
+          <w:p>
+            <w:r/>
+            <w:r>
+              <w:rPr>
+                <w:sz w:val="18"/>
+              </w:rPr>
+              <w:t>1,121.3</w:t>
+            </w:r>
+          </w:p>
+        </w:tc>
+        <w:tc>
+          <w:tcPr>
+            <w:tcW w:type="dxa" w:w="1440"/>
+          </w:tcPr>
+          <w:p>
+            <w:r/>
+            <w:r>
+              <w:rPr>
+                <w:sz w:val="18"/>
+              </w:rPr>
+              <w:t>1,106.0</w:t>
+            </w:r>
+          </w:p>
+        </w:tc>
+        <w:tc>
+          <w:tcPr>
+            <w:tcW w:type="dxa" w:w="1440"/>
+          </w:tcPr>
+          <w:p>
+            <w:r/>
+            <w:r>
+              <w:rPr>
+                <w:sz w:val="18"/>
+              </w:rPr>
+              <w:t>＋100.9（＋10.0％）</w:t>
+            </w:r>
+          </w:p>
+        </w:tc>
+      </w:tr>
+      <w:tr>
+        <w:tc>
+          <w:tcPr>
+            <w:tcW w:type="dxa" w:w="1440"/>
+          </w:tcPr>
+          <w:p>
+            <w:r/>
+            <w:r>
+              <w:rPr>
+                <w:sz w:val="18"/>
+              </w:rPr>
+              <w:t xml:space="preserve">　地域支援事業</w:t>
+            </w:r>
+          </w:p>
+        </w:tc>
+        <w:tc>
+          <w:tcPr>
+            <w:tcW w:type="dxa" w:w="1440"/>
+          </w:tcPr>
+          <w:p>
+            <w:r/>
+            <w:r>
+              <w:rPr>
+                <w:sz w:val="18"/>
+              </w:rPr>
+              <w:t>28.4</w:t>
+            </w:r>
+          </w:p>
+        </w:tc>
+        <w:tc>
+          <w:tcPr>
+            <w:tcW w:type="dxa" w:w="1440"/>
+          </w:tcPr>
+          <w:p>
+            <w:r/>
+            <w:r>
+              <w:rPr>
+                <w:sz w:val="18"/>
+              </w:rPr>
+              <w:t>46.2</w:t>
+            </w:r>
+          </w:p>
+        </w:tc>
+        <w:tc>
+          <w:tcPr>
+            <w:tcW w:type="dxa" w:w="1440"/>
+          </w:tcPr>
+          <w:p>
+            <w:r/>
+            <w:r>
+              <w:rPr>
+                <w:sz w:val="18"/>
+              </w:rPr>
+              <w:t>47.8</w:t>
+            </w:r>
+          </w:p>
+        </w:tc>
+        <w:tc>
+          <w:tcPr>
+            <w:tcW w:type="dxa" w:w="1440"/>
+          </w:tcPr>
+          <w:p>
+            <w:r/>
+            <w:r>
+              <w:rPr>
+                <w:sz w:val="18"/>
+              </w:rPr>
+              <w:t>63.4</w:t>
+            </w:r>
+          </w:p>
+        </w:tc>
+        <w:tc>
+          <w:tcPr>
+            <w:tcW w:type="dxa" w:w="1440"/>
+          </w:tcPr>
+          <w:p>
+            <w:r/>
+            <w:r>
+              <w:rPr>
+                <w:sz w:val="18"/>
+              </w:rPr>
+              <w:t>＋35.0（2.2倍）</w:t>
+            </w:r>
+          </w:p>
+        </w:tc>
+      </w:tr>
+      <w:tr>
+        <w:tc>
+          <w:tcPr>
+            <w:tcW w:type="dxa" w:w="1440"/>
+          </w:tcPr>
+          <w:p>
+            <w:r/>
+            <w:r>
+              <w:rPr>
+                <w:sz w:val="18"/>
+              </w:rPr>
+              <w:t xml:space="preserve">　諸支出金</w:t>
+            </w:r>
+          </w:p>
+        </w:tc>
+        <w:tc>
+          <w:tcPr>
+            <w:tcW w:type="dxa" w:w="1440"/>
+          </w:tcPr>
+          <w:p>
+            <w:r/>
+            <w:r>
+              <w:rPr>
+                <w:sz w:val="18"/>
+              </w:rPr>
+              <w:t>14.8</w:t>
+            </w:r>
+          </w:p>
+        </w:tc>
+        <w:tc>
+          <w:tcPr>
+            <w:tcW w:type="dxa" w:w="1440"/>
+          </w:tcPr>
+          <w:p>
+            <w:r/>
+            <w:r>
+              <w:rPr>
+                <w:sz w:val="18"/>
+              </w:rPr>
+              <w:t>20.2</w:t>
+            </w:r>
+          </w:p>
+        </w:tc>
+        <w:tc>
+          <w:tcPr>
+            <w:tcW w:type="dxa" w:w="1440"/>
+          </w:tcPr>
+          <w:p>
+            <w:r/>
+            <w:r>
+              <w:rPr>
+                <w:sz w:val="18"/>
+              </w:rPr>
+              <w:t>53.7</w:t>
+            </w:r>
+          </w:p>
+        </w:tc>
+        <w:tc>
+          <w:tcPr>
+            <w:tcW w:type="dxa" w:w="1440"/>
+          </w:tcPr>
+          <w:p>
+            <w:r/>
+            <w:r>
+              <w:rPr>
+                <w:sz w:val="18"/>
+              </w:rPr>
+              <w:t>63.1</w:t>
+            </w:r>
+          </w:p>
+        </w:tc>
+        <w:tc>
+          <w:tcPr>
+            <w:tcW w:type="dxa" w:w="1440"/>
+          </w:tcPr>
+          <w:p>
+            <w:r/>
+            <w:r>
+              <w:rPr>
+                <w:sz w:val="18"/>
+              </w:rPr>
+              <w:t>＋48.3（4.3倍）</w:t>
+            </w:r>
+          </w:p>
+        </w:tc>
+      </w:tr>
+      <w:tr>
+        <w:tc>
+          <w:tcPr>
+            <w:tcW w:type="dxa" w:w="1440"/>
+          </w:tcPr>
+          <w:p>
+            <w:r/>
+            <w:r>
+              <w:rPr>
+                <w:sz w:val="18"/>
+              </w:rPr>
+              <w:t>歳入−歳出（実質収支）</w:t>
+            </w:r>
+          </w:p>
+        </w:tc>
+        <w:tc>
+          <w:tcPr>
+            <w:tcW w:type="dxa" w:w="1440"/>
+          </w:tcPr>
+          <w:p>
+            <w:r/>
+            <w:r>
+              <w:rPr>
+                <w:sz w:val="18"/>
+              </w:rPr>
+              <w:t>25.3</w:t>
+            </w:r>
+          </w:p>
+        </w:tc>
+        <w:tc>
+          <w:tcPr>
+            <w:tcW w:type="dxa" w:w="1440"/>
+          </w:tcPr>
+          <w:p>
+            <w:r/>
+            <w:r>
+              <w:rPr>
+                <w:sz w:val="18"/>
+              </w:rPr>
+              <w:t>95.9</w:t>
+            </w:r>
+          </w:p>
+        </w:tc>
+        <w:tc>
+          <w:tcPr>
+            <w:tcW w:type="dxa" w:w="1440"/>
+          </w:tcPr>
+          <w:p>
+            <w:r/>
+            <w:r>
+              <w:rPr>
+                <w:sz w:val="18"/>
+              </w:rPr>
+              <w:t>165.3</w:t>
+            </w:r>
+          </w:p>
+        </w:tc>
+        <w:tc>
+          <w:tcPr>
+            <w:tcW w:type="dxa" w:w="1440"/>
+          </w:tcPr>
+          <w:p>
+            <w:r/>
+            <w:r>
+              <w:rPr>
+                <w:sz w:val="18"/>
+              </w:rPr>
+              <w:t>158.2</w:t>
+            </w:r>
+          </w:p>
+        </w:tc>
+        <w:tc>
+          <w:tcPr>
+            <w:tcW w:type="dxa" w:w="1440"/>
+          </w:tcPr>
+          <w:p>
+            <w:r/>
+            <w:r>
+              <w:rPr>
+                <w:sz w:val="18"/>
+              </w:rPr>
+              <w:t>＋132.9</w:t>
+            </w:r>
+          </w:p>
+        </w:tc>
+      </w:tr>
+    </w:tbl>
+    <w:p>
+      <w:r>
+        <w:rPr>
+          <w:i/>
+          <w:sz w:val="18"/>
+        </w:rPr>
+        <w:t>※ 単位は百万円。年度は決算年度（見える化システムの表示は翌年3月末）。</w:t>
+      </w:r>
+    </w:p>
+    <w:p>
+      <w:pPr>
+        <w:pStyle w:val="Heading2"/>
+      </w:pPr>
+      <w:r>
+        <w:t>2　財政に相当の余剰が蓄積している</w:t>
+      </w:r>
+    </w:p>
+    <w:p>
+      <w:r>
+        <w:t>実質収支（歳入−歳出）は10年度すべてでプラスであり、平成26年度の25.3百万円から令和4年度には182.0百万円まで拡大している。これに伴い繰越金も32.4百万円から182.0百万円へ5.6倍に増加した。</w:t>
+      </w:r>
+    </w:p>
+    <w:tbl>
+      <w:tblPr>
+        <w:tblStyle w:val="TableGrid"/>
+        <w:tblW w:type="auto" w:w="0"/>
+        <w:tblLook w:firstColumn="1" w:firstRow="1" w:lastColumn="0" w:lastRow="0" w:noHBand="0" w:noVBand="1" w:val="04A0"/>
+      </w:tblPr>
+      <w:tblGrid>
+        <w:gridCol w:w="960"/>
+        <w:gridCol w:w="960"/>
+        <w:gridCol w:w="960"/>
+        <w:gridCol w:w="960"/>
+        <w:gridCol w:w="960"/>
+        <w:gridCol w:w="960"/>
+        <w:gridCol w:w="960"/>
+        <w:gridCol w:w="960"/>
+        <w:gridCol w:w="960"/>
+      </w:tblGrid>
+      <w:tr>
+        <w:tc>
+          <w:tcPr>
+            <w:tcW w:type="dxa" w:w="960"/>
+          </w:tcPr>
+          <w:p>
+            <w:r/>
+            <w:r>
+              <w:rPr>
+                <w:rFonts w:ascii="游ゴシック" w:hAnsi="游ゴシック" w:eastAsia="游ゴシック"/>
+                <w:b/>
+                <w:sz w:val="18"/>
+              </w:rPr>
+              <w:t>年度</w:t>
+            </w:r>
+          </w:p>
+        </w:tc>
+        <w:tc>
+          <w:tcPr>
+            <w:tcW w:type="dxa" w:w="960"/>
+          </w:tcPr>
+          <w:p>
+            <w:r/>
+            <w:r>
+              <w:rPr>
+                <w:rFonts w:ascii="游ゴシック" w:hAnsi="游ゴシック" w:eastAsia="游ゴシック"/>
+                <w:b/>
+                <w:sz w:val="18"/>
+              </w:rPr>
+              <w:t>H26</w:t>
+            </w:r>
+          </w:p>
+        </w:tc>
+        <w:tc>
+          <w:tcPr>
+            <w:tcW w:type="dxa" w:w="960"/>
+          </w:tcPr>
+          <w:p>
+            <w:r/>
+            <w:r>
+              <w:rPr>
+                <w:rFonts w:ascii="游ゴシック" w:hAnsi="游ゴシック" w:eastAsia="游ゴシック"/>
+                <w:b/>
+                <w:sz w:val="18"/>
+              </w:rPr>
+              <w:t>H29</w:t>
+            </w:r>
+          </w:p>
+        </w:tc>
+        <w:tc>
+          <w:tcPr>
+            <w:tcW w:type="dxa" w:w="960"/>
+          </w:tcPr>
+          <w:p>
+            <w:r/>
+            <w:r>
+              <w:rPr>
+                <w:rFonts w:ascii="游ゴシック" w:hAnsi="游ゴシック" w:eastAsia="游ゴシック"/>
+                <w:b/>
+                <w:sz w:val="18"/>
+              </w:rPr>
+              <w:t>H30</w:t>
+            </w:r>
+          </w:p>
+        </w:tc>
+        <w:tc>
+          <w:tcPr>
+            <w:tcW w:type="dxa" w:w="960"/>
+          </w:tcPr>
+          <w:p>
+            <w:r/>
+            <w:r>
+              <w:rPr>
+                <w:rFonts w:ascii="游ゴシック" w:hAnsi="游ゴシック" w:eastAsia="游ゴシック"/>
+                <w:b/>
+                <w:sz w:val="18"/>
+              </w:rPr>
+              <w:t>R1</w:t>
+            </w:r>
+          </w:p>
+        </w:tc>
+        <w:tc>
+          <w:tcPr>
+            <w:tcW w:type="dxa" w:w="960"/>
+          </w:tcPr>
+          <w:p>
+            <w:r/>
+            <w:r>
+              <w:rPr>
+                <w:rFonts w:ascii="游ゴシック" w:hAnsi="游ゴシック" w:eastAsia="游ゴシック"/>
+                <w:b/>
+                <w:sz w:val="18"/>
+              </w:rPr>
+              <w:t>R2</w:t>
+            </w:r>
+          </w:p>
+        </w:tc>
+        <w:tc>
+          <w:tcPr>
+            <w:tcW w:type="dxa" w:w="960"/>
+          </w:tcPr>
+          <w:p>
+            <w:r/>
+            <w:r>
+              <w:rPr>
+                <w:rFonts w:ascii="游ゴシック" w:hAnsi="游ゴシック" w:eastAsia="游ゴシック"/>
+                <w:b/>
+                <w:sz w:val="18"/>
+              </w:rPr>
+              <w:t>R3</w:t>
+            </w:r>
+          </w:p>
+        </w:tc>
+        <w:tc>
+          <w:tcPr>
+            <w:tcW w:type="dxa" w:w="960"/>
+          </w:tcPr>
+          <w:p>
+            <w:r/>
+            <w:r>
+              <w:rPr>
+                <w:rFonts w:ascii="游ゴシック" w:hAnsi="游ゴシック" w:eastAsia="游ゴシック"/>
+                <w:b/>
+                <w:sz w:val="18"/>
+              </w:rPr>
+              <w:t>R4</w:t>
+            </w:r>
+          </w:p>
+        </w:tc>
+        <w:tc>
+          <w:tcPr>
+            <w:tcW w:type="dxa" w:w="960"/>
+          </w:tcPr>
+          <w:p>
+            <w:r/>
+            <w:r>
+              <w:rPr>
+                <w:rFonts w:ascii="游ゴシック" w:hAnsi="游ゴシック" w:eastAsia="游ゴシック"/>
+                <w:b/>
+                <w:sz w:val="18"/>
+              </w:rPr>
+              <w:t>R5</w:t>
+            </w:r>
+          </w:p>
+        </w:tc>
+      </w:tr>
+      <w:tr>
+        <w:tc>
+          <w:tcPr>
+            <w:tcW w:type="dxa" w:w="960"/>
+          </w:tcPr>
+          <w:p>
+            <w:r/>
+            <w:r>
+              <w:rPr>
+                <w:sz w:val="18"/>
+              </w:rPr>
+              <w:t>繰越金（百万円）</w:t>
+            </w:r>
+          </w:p>
+        </w:tc>
+        <w:tc>
+          <w:tcPr>
+            <w:tcW w:type="dxa" w:w="960"/>
+          </w:tcPr>
+          <w:p>
+            <w:r/>
+            <w:r>
+              <w:rPr>
+                <w:sz w:val="18"/>
+              </w:rPr>
+              <w:t>32.4</w:t>
+            </w:r>
+          </w:p>
+        </w:tc>
+        <w:tc>
+          <w:tcPr>
+            <w:tcW w:type="dxa" w:w="960"/>
+          </w:tcPr>
+          <w:p>
+            <w:r/>
+            <w:r>
+              <w:rPr>
+                <w:sz w:val="18"/>
+              </w:rPr>
+              <w:t>28.6</w:t>
+            </w:r>
+          </w:p>
+        </w:tc>
+        <w:tc>
+          <w:tcPr>
+            <w:tcW w:type="dxa" w:w="960"/>
+          </w:tcPr>
+          <w:p>
+            <w:r/>
+            <w:r>
+              <w:rPr>
+                <w:sz w:val="18"/>
+              </w:rPr>
+              <w:t>49.9</w:t>
+            </w:r>
+          </w:p>
+        </w:tc>
+        <w:tc>
+          <w:tcPr>
+            <w:tcW w:type="dxa" w:w="960"/>
+          </w:tcPr>
+          <w:p>
+            <w:r/>
+            <w:r>
+              <w:rPr>
+                <w:sz w:val="18"/>
+              </w:rPr>
+              <w:t>95.9</w:t>
+            </w:r>
+          </w:p>
+        </w:tc>
+        <w:tc>
+          <w:tcPr>
+            <w:tcW w:type="dxa" w:w="960"/>
+          </w:tcPr>
+          <w:p>
+            <w:r/>
+            <w:r>
+              <w:rPr>
+                <w:sz w:val="18"/>
+              </w:rPr>
+              <w:t>155.9</w:t>
+            </w:r>
+          </w:p>
+        </w:tc>
+        <w:tc>
+          <w:tcPr>
+            <w:tcW w:type="dxa" w:w="960"/>
+          </w:tcPr>
+          <w:p>
+            <w:r/>
+            <w:r>
+              <w:rPr>
+                <w:sz w:val="18"/>
+              </w:rPr>
+              <w:t>165.3</w:t>
+            </w:r>
+          </w:p>
+        </w:tc>
+        <w:tc>
+          <w:tcPr>
+            <w:tcW w:type="dxa" w:w="960"/>
+          </w:tcPr>
+          <w:p>
+            <w:r/>
+            <w:r>
+              <w:rPr>
+                <w:sz w:val="18"/>
+              </w:rPr>
+              <w:t>147.3</w:t>
+            </w:r>
+          </w:p>
+        </w:tc>
+        <w:tc>
+          <w:tcPr>
+            <w:tcW w:type="dxa" w:w="960"/>
+          </w:tcPr>
+          <w:p>
+            <w:r/>
+            <w:r>
+              <w:rPr>
+                <w:sz w:val="18"/>
+              </w:rPr>
+              <w:t>182.0</w:t>
+            </w:r>
+          </w:p>
+        </w:tc>
+      </w:tr>
+      <w:tr>
+        <w:tc>
+          <w:tcPr>
+            <w:tcW w:type="dxa" w:w="960"/>
+          </w:tcPr>
+          <w:p>
+            <w:r/>
+            <w:r>
+              <w:rPr>
+                <w:sz w:val="18"/>
+              </w:rPr>
+              <w:t>保険給付費に対する割合</w:t>
+            </w:r>
+          </w:p>
+        </w:tc>
+        <w:tc>
+          <w:tcPr>
+            <w:tcW w:type="dxa" w:w="960"/>
+          </w:tcPr>
+          <w:p>
+            <w:r/>
+            <w:r>
+              <w:rPr>
+                <w:sz w:val="18"/>
+              </w:rPr>
+              <w:t>3.2％</w:t>
+            </w:r>
+          </w:p>
+        </w:tc>
+        <w:tc>
+          <w:tcPr>
+            <w:tcW w:type="dxa" w:w="960"/>
+          </w:tcPr>
+          <w:p>
+            <w:r/>
+            <w:r>
+              <w:rPr>
+                <w:sz w:val="18"/>
+              </w:rPr>
+              <w:t>2.6％</w:t>
+            </w:r>
+          </w:p>
+        </w:tc>
+        <w:tc>
+          <w:tcPr>
+            <w:tcW w:type="dxa" w:w="960"/>
+          </w:tcPr>
+          <w:p>
+            <w:r/>
+            <w:r>
+              <w:rPr>
+                <w:sz w:val="18"/>
+              </w:rPr>
+              <w:t>4.5％</w:t>
+            </w:r>
+          </w:p>
+        </w:tc>
+        <w:tc>
+          <w:tcPr>
+            <w:tcW w:type="dxa" w:w="960"/>
+          </w:tcPr>
+          <w:p>
+            <w:r/>
+            <w:r>
+              <w:rPr>
+                <w:sz w:val="18"/>
+              </w:rPr>
+              <w:t>8.5％</w:t>
+            </w:r>
+          </w:p>
+        </w:tc>
+        <w:tc>
+          <w:tcPr>
+            <w:tcW w:type="dxa" w:w="960"/>
+          </w:tcPr>
+          <w:p>
+            <w:r/>
+            <w:r>
+              <w:rPr>
+                <w:sz w:val="18"/>
+              </w:rPr>
+              <w:t>13.9％</w:t>
+            </w:r>
+          </w:p>
+        </w:tc>
+        <w:tc>
+          <w:tcPr>
+            <w:tcW w:type="dxa" w:w="960"/>
+          </w:tcPr>
+          <w:p>
+            <w:r/>
+            <w:r>
+              <w:rPr>
+                <w:sz w:val="18"/>
+              </w:rPr>
+              <w:t>14.6％</w:t>
+            </w:r>
+          </w:p>
+        </w:tc>
+        <w:tc>
+          <w:tcPr>
+            <w:tcW w:type="dxa" w:w="960"/>
+          </w:tcPr>
+          <w:p>
+            <w:r/>
+            <w:r>
+              <w:rPr>
+                <w:sz w:val="18"/>
+              </w:rPr>
+              <w:t>13.5％</w:t>
+            </w:r>
+          </w:p>
+        </w:tc>
+        <w:tc>
+          <w:tcPr>
+            <w:tcW w:type="dxa" w:w="960"/>
+          </w:tcPr>
+          <w:p>
+            <w:r/>
+            <w:r>
+              <w:rPr>
+                <w:sz w:val="18"/>
+              </w:rPr>
+              <w:t>16.5％</w:t>
+            </w:r>
+          </w:p>
+        </w:tc>
+      </w:tr>
+    </w:tbl>
+    <w:p>
+      <w:r>
+        <w:t>令和5年度の繰越金182.0百万円は、同年度の保険給付費1,106.0百万円の16.5％にあたる。平成30年度までは3〜5％程度で推移していたことと比べると、著しく高い水準である。</w:t>
+      </w:r>
+    </w:p>
+    <w:p>
+      <w:pPr>
+        <w:pStyle w:val="Heading2"/>
+      </w:pPr>
+      <w:r>
+        <w:t>3　介護給付費準備基金の状況</w:t>
+      </w:r>
+    </w:p>
+    <w:tbl>
+      <w:tblPr>
+        <w:tblStyle w:val="TableGrid"/>
+        <w:tblW w:type="auto" w:w="0"/>
+        <w:tblLook w:firstColumn="1" w:firstRow="1" w:lastColumn="0" w:lastRow="0" w:noHBand="0" w:noVBand="1" w:val="04A0"/>
+      </w:tblPr>
+      <w:tblGrid>
+        <w:gridCol w:w="1080"/>
+        <w:gridCol w:w="1080"/>
+        <w:gridCol w:w="1080"/>
+        <w:gridCol w:w="1080"/>
+        <w:gridCol w:w="1080"/>
+        <w:gridCol w:w="1080"/>
+        <w:gridCol w:w="1080"/>
+        <w:gridCol w:w="1080"/>
+      </w:tblGrid>
+      <w:tr>
+        <w:tc>
+          <w:tcPr>
+            <w:tcW w:type="dxa" w:w="1080"/>
+          </w:tcPr>
+          <w:p>
+            <w:r/>
+            <w:r>
+              <w:rPr>
+                <w:rFonts w:ascii="游ゴシック" w:hAnsi="游ゴシック" w:eastAsia="游ゴシック"/>
+                <w:b/>
+                <w:sz w:val="18"/>
+              </w:rPr>
+              <w:t>区分</w:t>
+            </w:r>
+          </w:p>
+        </w:tc>
+        <w:tc>
+          <w:tcPr>
+            <w:tcW w:type="dxa" w:w="1080"/>
+          </w:tcPr>
+          <w:p>
+            <w:r/>
+            <w:r>
+              <w:rPr>
+                <w:rFonts w:ascii="游ゴシック" w:hAnsi="游ゴシック" w:eastAsia="游ゴシック"/>
+                <w:b/>
+                <w:sz w:val="18"/>
+              </w:rPr>
+              <w:t>H26</w:t>
+            </w:r>
+          </w:p>
+        </w:tc>
+        <w:tc>
+          <w:tcPr>
+            <w:tcW w:type="dxa" w:w="1080"/>
+          </w:tcPr>
+          <w:p>
+            <w:r/>
+            <w:r>
+              <w:rPr>
+                <w:rFonts w:ascii="游ゴシック" w:hAnsi="游ゴシック" w:eastAsia="游ゴシック"/>
+                <w:b/>
+                <w:sz w:val="18"/>
+              </w:rPr>
+              <w:t>H28</w:t>
+            </w:r>
+          </w:p>
+        </w:tc>
+        <w:tc>
+          <w:tcPr>
+            <w:tcW w:type="dxa" w:w="1080"/>
+          </w:tcPr>
+          <w:p>
+            <w:r/>
+            <w:r>
+              <w:rPr>
+                <w:rFonts w:ascii="游ゴシック" w:hAnsi="游ゴシック" w:eastAsia="游ゴシック"/>
+                <w:b/>
+                <w:sz w:val="18"/>
+              </w:rPr>
+              <w:t>H29</w:t>
+            </w:r>
+          </w:p>
+        </w:tc>
+        <w:tc>
+          <w:tcPr>
+            <w:tcW w:type="dxa" w:w="1080"/>
+          </w:tcPr>
+          <w:p>
+            <w:r/>
+            <w:r>
+              <w:rPr>
+                <w:rFonts w:ascii="游ゴシック" w:hAnsi="游ゴシック" w:eastAsia="游ゴシック"/>
+                <w:b/>
+                <w:sz w:val="18"/>
+              </w:rPr>
+              <w:t>R2</w:t>
+            </w:r>
+          </w:p>
+        </w:tc>
+        <w:tc>
+          <w:tcPr>
+            <w:tcW w:type="dxa" w:w="1080"/>
+          </w:tcPr>
+          <w:p>
+            <w:r/>
+            <w:r>
+              <w:rPr>
+                <w:rFonts w:ascii="游ゴシック" w:hAnsi="游ゴシック" w:eastAsia="游ゴシック"/>
+                <w:b/>
+                <w:sz w:val="18"/>
+              </w:rPr>
+              <w:t>R3</w:t>
+            </w:r>
+          </w:p>
+        </w:tc>
+        <w:tc>
+          <w:tcPr>
+            <w:tcW w:type="dxa" w:w="1080"/>
+          </w:tcPr>
+          <w:p>
+            <w:r/>
+            <w:r>
+              <w:rPr>
+                <w:rFonts w:ascii="游ゴシック" w:hAnsi="游ゴシック" w:eastAsia="游ゴシック"/>
+                <w:b/>
+                <w:sz w:val="18"/>
+              </w:rPr>
+              <w:t>R5</w:t>
+            </w:r>
+          </w:p>
+        </w:tc>
+        <w:tc>
+          <w:tcPr>
+            <w:tcW w:type="dxa" w:w="1080"/>
+          </w:tcPr>
+          <w:p>
+            <w:r/>
+            <w:r>
+              <w:rPr>
+                <w:rFonts w:ascii="游ゴシック" w:hAnsi="游ゴシック" w:eastAsia="游ゴシック"/>
+                <w:b/>
+                <w:sz w:val="18"/>
+              </w:rPr>
+              <w:t>10年度累計</w:t>
+            </w:r>
+          </w:p>
+        </w:tc>
+      </w:tr>
+      <w:tr>
+        <w:tc>
+          <w:tcPr>
+            <w:tcW w:type="dxa" w:w="1080"/>
+          </w:tcPr>
+          <w:p>
+            <w:r/>
+            <w:r>
+              <w:rPr>
+                <w:sz w:val="18"/>
+              </w:rPr>
+              <w:t>基金積立金（歳出）</w:t>
+            </w:r>
+          </w:p>
+        </w:tc>
+        <w:tc>
+          <w:tcPr>
+            <w:tcW w:type="dxa" w:w="1080"/>
+          </w:tcPr>
+          <w:p>
+            <w:r/>
+            <w:r>
+              <w:rPr>
+                <w:sz w:val="18"/>
+              </w:rPr>
+              <w:t>0.0</w:t>
+            </w:r>
+          </w:p>
+        </w:tc>
+        <w:tc>
+          <w:tcPr>
+            <w:tcW w:type="dxa" w:w="1080"/>
+          </w:tcPr>
+          <w:p>
+            <w:r/>
+            <w:r>
+              <w:rPr>
+                <w:sz w:val="18"/>
+              </w:rPr>
+              <w:t>18.0</w:t>
+            </w:r>
+          </w:p>
+        </w:tc>
+        <w:tc>
+          <w:tcPr>
+            <w:tcW w:type="dxa" w:w="1080"/>
+          </w:tcPr>
+          <w:p>
+            <w:r/>
+            <w:r>
+              <w:rPr>
+                <w:sz w:val="18"/>
+              </w:rPr>
+              <w:t>0.0</w:t>
+            </w:r>
+          </w:p>
+        </w:tc>
+        <w:tc>
+          <w:tcPr>
+            <w:tcW w:type="dxa" w:w="1080"/>
+          </w:tcPr>
+          <w:p>
+            <w:r/>
+            <w:r>
+              <w:rPr>
+                <w:sz w:val="18"/>
+              </w:rPr>
+              <w:t>30.0</w:t>
+            </w:r>
+          </w:p>
+        </w:tc>
+        <w:tc>
+          <w:tcPr>
+            <w:tcW w:type="dxa" w:w="1080"/>
+          </w:tcPr>
+          <w:p>
+            <w:r/>
+            <w:r>
+              <w:rPr>
+                <w:sz w:val="18"/>
+              </w:rPr>
+              <w:t>30.0</w:t>
+            </w:r>
+          </w:p>
+        </w:tc>
+        <w:tc>
+          <w:tcPr>
+            <w:tcW w:type="dxa" w:w="1080"/>
+          </w:tcPr>
+          <w:p>
+            <w:r/>
+            <w:r>
+              <w:rPr>
+                <w:sz w:val="18"/>
+              </w:rPr>
+              <w:t>30.0</w:t>
+            </w:r>
+          </w:p>
+        </w:tc>
+        <w:tc>
+          <w:tcPr>
+            <w:tcW w:type="dxa" w:w="1080"/>
+          </w:tcPr>
+          <w:p>
+            <w:r/>
+            <w:r>
+              <w:rPr>
+                <w:sz w:val="18"/>
+              </w:rPr>
+              <w:t>108.0</w:t>
+            </w:r>
+          </w:p>
+        </w:tc>
+      </w:tr>
+      <w:tr>
+        <w:tc>
+          <w:tcPr>
+            <w:tcW w:type="dxa" w:w="1080"/>
+          </w:tcPr>
+          <w:p>
+            <w:r/>
+            <w:r>
+              <w:rPr>
+                <w:sz w:val="18"/>
+              </w:rPr>
+              <w:t>基金繰入金＝取崩（歳入）</w:t>
+            </w:r>
+          </w:p>
+        </w:tc>
+        <w:tc>
+          <w:tcPr>
+            <w:tcW w:type="dxa" w:w="1080"/>
+          </w:tcPr>
+          <w:p>
+            <w:r/>
+            <w:r>
+              <w:rPr>
+                <w:sz w:val="18"/>
+              </w:rPr>
+              <w:t>1.9</w:t>
+            </w:r>
+          </w:p>
+        </w:tc>
+        <w:tc>
+          <w:tcPr>
+            <w:tcW w:type="dxa" w:w="1080"/>
+          </w:tcPr>
+          <w:p>
+            <w:r/>
+            <w:r>
+              <w:rPr>
+                <w:sz w:val="18"/>
+              </w:rPr>
+              <w:t>0.0</w:t>
+            </w:r>
+          </w:p>
+        </w:tc>
+        <w:tc>
+          <w:tcPr>
+            <w:tcW w:type="dxa" w:w="1080"/>
+          </w:tcPr>
+          <w:p>
+            <w:r/>
+            <w:r>
+              <w:rPr>
+                <w:sz w:val="18"/>
+              </w:rPr>
+              <w:t>18.0</w:t>
+            </w:r>
+          </w:p>
+        </w:tc>
+        <w:tc>
+          <w:tcPr>
+            <w:tcW w:type="dxa" w:w="1080"/>
+          </w:tcPr>
+          <w:p>
+            <w:r/>
+            <w:r>
+              <w:rPr>
+                <w:sz w:val="18"/>
+              </w:rPr>
+              <w:t>0.0</w:t>
+            </w:r>
+          </w:p>
+        </w:tc>
+        <w:tc>
+          <w:tcPr>
+            <w:tcW w:type="dxa" w:w="1080"/>
+          </w:tcPr>
+          <w:p>
+            <w:r/>
+            <w:r>
+              <w:rPr>
+                <w:sz w:val="18"/>
+              </w:rPr>
+              <w:t>0.0</w:t>
+            </w:r>
+          </w:p>
+        </w:tc>
+        <w:tc>
+          <w:tcPr>
+            <w:tcW w:type="dxa" w:w="1080"/>
+          </w:tcPr>
+          <w:p>
+            <w:r/>
+            <w:r>
+              <w:rPr>
+                <w:sz w:val="18"/>
+              </w:rPr>
+              <w:t>0.0</w:t>
+            </w:r>
+          </w:p>
+        </w:tc>
+        <w:tc>
+          <w:tcPr>
+            <w:tcW w:type="dxa" w:w="1080"/>
+          </w:tcPr>
+          <w:p>
+            <w:r/>
+            <w:r>
+              <w:rPr>
+                <w:sz w:val="18"/>
+              </w:rPr>
+              <w:t>19.9</w:t>
+            </w:r>
+          </w:p>
+        </w:tc>
+      </w:tr>
+      <w:tr>
+        <w:tc>
+          <w:tcPr>
+            <w:tcW w:type="dxa" w:w="1080"/>
+          </w:tcPr>
+          <w:p>
+            <w:r/>
+            <w:r>
+              <w:rPr>
+                <w:sz w:val="18"/>
+              </w:rPr>
+              <w:t>差引（純増）</w:t>
+            </w:r>
+          </w:p>
+        </w:tc>
+        <w:tc>
+          <w:tcPr>
+            <w:tcW w:type="dxa" w:w="1080"/>
+          </w:tcPr>
+          <w:p>
+            <w:r/>
+            <w:r>
+              <w:rPr>
+                <w:sz w:val="18"/>
+              </w:rPr>
+              <w:t>▲1.9</w:t>
+            </w:r>
+          </w:p>
+        </w:tc>
+        <w:tc>
+          <w:tcPr>
+            <w:tcW w:type="dxa" w:w="1080"/>
+          </w:tcPr>
+          <w:p>
+            <w:r/>
+            <w:r>
+              <w:rPr>
+                <w:sz w:val="18"/>
+              </w:rPr>
+              <w:t>＋18.0</w:t>
+            </w:r>
+          </w:p>
+        </w:tc>
+        <w:tc>
+          <w:tcPr>
+            <w:tcW w:type="dxa" w:w="1080"/>
+          </w:tcPr>
+          <w:p>
+            <w:r/>
+            <w:r>
+              <w:rPr>
+                <w:sz w:val="18"/>
+              </w:rPr>
+              <w:t>▲18.0</w:t>
+            </w:r>
+          </w:p>
+        </w:tc>
+        <w:tc>
+          <w:tcPr>
+            <w:tcW w:type="dxa" w:w="1080"/>
+          </w:tcPr>
+          <w:p>
+            <w:r/>
+            <w:r>
+              <w:rPr>
+                <w:sz w:val="18"/>
+              </w:rPr>
+              <w:t>＋30.0</w:t>
+            </w:r>
+          </w:p>
+        </w:tc>
+        <w:tc>
+          <w:tcPr>
+            <w:tcW w:type="dxa" w:w="1080"/>
+          </w:tcPr>
+          <w:p>
+            <w:r/>
+            <w:r>
+              <w:rPr>
+                <w:sz w:val="18"/>
+              </w:rPr>
+              <w:t>＋30.0</w:t>
+            </w:r>
+          </w:p>
+        </w:tc>
+        <w:tc>
+          <w:tcPr>
+            <w:tcW w:type="dxa" w:w="1080"/>
+          </w:tcPr>
+          <w:p>
+            <w:r/>
+            <w:r>
+              <w:rPr>
+                <w:sz w:val="18"/>
+              </w:rPr>
+              <w:t>＋30.0</w:t>
+            </w:r>
+          </w:p>
+        </w:tc>
+        <w:tc>
+          <w:tcPr>
+            <w:tcW w:type="dxa" w:w="1080"/>
+          </w:tcPr>
+          <w:p>
+            <w:r/>
+            <w:r>
+              <w:rPr>
+                <w:sz w:val="18"/>
+              </w:rPr>
+              <w:t>＋88.1</w:t>
+            </w:r>
+          </w:p>
+        </w:tc>
+      </w:tr>
+    </w:tbl>
+    <w:p>
+      <w:r>
+        <w:t>平成26年度以降の10年度で、積立が108.0百万円、取崩が19.9百万円であり、差引88.1百万円が基金に純増している。取崩は平成26年度（1.9百万円）と平成29年度（18.0百万円）の2回のみで、令和2年度以降は取崩がなく、令和2・3・5年度に各30.0百万円を積み立てている。</w:t>
+      </w:r>
+    </w:p>
+    <w:p>
+      <w:r>
+        <w:rPr>
+          <w:i/>
+          <w:sz w:val="18"/>
+        </w:rPr>
+        <w:t>※ 本表は歳入歳出の積立・取崩から算出した純増であり、基金残高そのものではない。平成25年度以前の残高が不明であるため、基金残高の実額は町の決算で確認する必要がある。</w:t>
+      </w:r>
+    </w:p>
+    <w:p>
+      <w:pPr>
+        <w:pStyle w:val="Heading2"/>
+      </w:pPr>
+      <w:r>
+        <w:t>4　保険料との関係</w:t>
       </w:r>
     </w:p>
     <w:tbl>
@@ -7122,45 +9418,1034 @@
     </w:tbl>
     <w:p>
       <w:r>
-        <w:t>第1号保険料月額は平成30年度以降6,600円で据え置かれている。見える化システムの必要保険料月額は令和7年度で6,131円であり、現行保険料が必要保険料を469円上回っている。</w:t>
+        <w:t>第1号保険料月額は平成30年度以降6,600円で据え置かれており、見える化システムの必要保険料月額（令和7年度6,131円）を469円上回っている。保険料収入は平成26年度の166.9百万円から令和5年度の249.7百万円へ49.6％増加した一方、保険給付費は同期間で10.0％の増加にとどまり、平成29年度の1,109.1百万円をピークにほぼ横ばいで推移している。</w:t>
+      </w:r>
+    </w:p>
+    <w:p>
+      <w:r>
+        <w:t>すなわち、給付費が伸びていない一方で保険料水準を引き上げてきた結果として、繰越金と基金に余剰が蓄積している構造である。繰越金182.0百万円と基金の純増88.1百万円を合わせると、令和5年度末時点で270百万円程度の財政的な余力がある計算になる。これは第10期3年間の保険給付費（年間1,100百万円程度で推移した場合3,300百万円程度）の8％前後に相当する。</w:t>
       </w:r>
     </w:p>
     <w:p>
       <w:pPr>
-        <w:pStyle w:val="ListBullet"/>
-        <w:spacing w:after="0"/>
+        <w:pStyle w:val="Heading2"/>
       </w:pPr>
       <w:r>
-        <w:t>必要保険料月額は見える化システム上の推計・算定条件に基づく指標であり、第10期の保険料をそのまま決める値ではない。</w:t>
+        <w:t>5　歳出の内訳でみた変化</w:t>
+      </w:r>
+    </w:p>
+    <w:tbl>
+      <w:tblPr>
+        <w:tblStyle w:val="TableGrid"/>
+        <w:tblW w:type="auto" w:w="0"/>
+        <w:tblLook w:firstColumn="1" w:firstRow="1" w:lastColumn="0" w:lastRow="0" w:noHBand="0" w:noVBand="1" w:val="04A0"/>
+      </w:tblPr>
+      <w:tblGrid>
+        <w:gridCol w:w="1728"/>
+        <w:gridCol w:w="1728"/>
+        <w:gridCol w:w="1728"/>
+        <w:gridCol w:w="1728"/>
+        <w:gridCol w:w="1728"/>
+      </w:tblGrid>
+      <w:tr>
+        <w:tc>
+          <w:tcPr>
+            <w:tcW w:type="dxa" w:w="1728"/>
+          </w:tcPr>
+          <w:p>
+            <w:r/>
+            <w:r>
+              <w:rPr>
+                <w:rFonts w:ascii="游ゴシック" w:hAnsi="游ゴシック" w:eastAsia="游ゴシック"/>
+                <w:b/>
+                <w:sz w:val="18"/>
+              </w:rPr>
+              <w:t>区分</w:t>
+            </w:r>
+          </w:p>
+        </w:tc>
+        <w:tc>
+          <w:tcPr>
+            <w:tcW w:type="dxa" w:w="1728"/>
+          </w:tcPr>
+          <w:p>
+            <w:r/>
+            <w:r>
+              <w:rPr>
+                <w:rFonts w:ascii="游ゴシック" w:hAnsi="游ゴシック" w:eastAsia="游ゴシック"/>
+                <w:b/>
+                <w:sz w:val="18"/>
+              </w:rPr>
+              <w:t>H26</w:t>
+            </w:r>
+          </w:p>
+        </w:tc>
+        <w:tc>
+          <w:tcPr>
+            <w:tcW w:type="dxa" w:w="1728"/>
+          </w:tcPr>
+          <w:p>
+            <w:r/>
+            <w:r>
+              <w:rPr>
+                <w:rFonts w:ascii="游ゴシック" w:hAnsi="游ゴシック" w:eastAsia="游ゴシック"/>
+                <w:b/>
+                <w:sz w:val="18"/>
+              </w:rPr>
+              <w:t>R5</w:t>
+            </w:r>
+          </w:p>
+        </w:tc>
+        <w:tc>
+          <w:tcPr>
+            <w:tcW w:type="dxa" w:w="1728"/>
+          </w:tcPr>
+          <w:p>
+            <w:r/>
+            <w:r>
+              <w:rPr>
+                <w:rFonts w:ascii="游ゴシック" w:hAnsi="游ゴシック" w:eastAsia="游ゴシック"/>
+                <w:b/>
+                <w:sz w:val="18"/>
+              </w:rPr>
+              <w:t>増減</w:t>
+            </w:r>
+          </w:p>
+        </w:tc>
+        <w:tc>
+          <w:tcPr>
+            <w:tcW w:type="dxa" w:w="1728"/>
+          </w:tcPr>
+          <w:p>
+            <w:r/>
+            <w:r>
+              <w:rPr>
+                <w:rFonts w:ascii="游ゴシック" w:hAnsi="游ゴシック" w:eastAsia="游ゴシック"/>
+                <w:b/>
+                <w:sz w:val="18"/>
+              </w:rPr>
+              <w:t>評価</w:t>
+            </w:r>
+          </w:p>
+        </w:tc>
+      </w:tr>
+      <w:tr>
+        <w:tc>
+          <w:tcPr>
+            <w:tcW w:type="dxa" w:w="1728"/>
+          </w:tcPr>
+          <w:p>
+            <w:r/>
+            <w:r>
+              <w:rPr>
+                <w:sz w:val="18"/>
+              </w:rPr>
+              <w:t>介護サービス等諸費</w:t>
+            </w:r>
+          </w:p>
+        </w:tc>
+        <w:tc>
+          <w:tcPr>
+            <w:tcW w:type="dxa" w:w="1728"/>
+          </w:tcPr>
+          <w:p>
+            <w:r/>
+            <w:r>
+              <w:rPr>
+                <w:sz w:val="18"/>
+              </w:rPr>
+              <w:t>922.8</w:t>
+            </w:r>
+          </w:p>
+        </w:tc>
+        <w:tc>
+          <w:tcPr>
+            <w:tcW w:type="dxa" w:w="1728"/>
+          </w:tcPr>
+          <w:p>
+            <w:r/>
+            <w:r>
+              <w:rPr>
+                <w:sz w:val="18"/>
+              </w:rPr>
+              <w:t>990.6</w:t>
+            </w:r>
+          </w:p>
+        </w:tc>
+        <w:tc>
+          <w:tcPr>
+            <w:tcW w:type="dxa" w:w="1728"/>
+          </w:tcPr>
+          <w:p>
+            <w:r/>
+            <w:r>
+              <w:rPr>
+                <w:sz w:val="18"/>
+              </w:rPr>
+              <w:t>＋67.8（＋7.3％）</w:t>
+            </w:r>
+          </w:p>
+        </w:tc>
+        <w:tc>
+          <w:tcPr>
+            <w:tcW w:type="dxa" w:w="1728"/>
+          </w:tcPr>
+          <w:p>
+            <w:r/>
+            <w:r>
+              <w:rPr>
+                <w:sz w:val="18"/>
+              </w:rPr>
+              <w:t>保険給付費の大半を占める。伸びは緩やか</w:t>
+            </w:r>
+          </w:p>
+        </w:tc>
+      </w:tr>
+      <w:tr>
+        <w:tc>
+          <w:tcPr>
+            <w:tcW w:type="dxa" w:w="1728"/>
+          </w:tcPr>
+          <w:p>
+            <w:r/>
+            <w:r>
+              <w:rPr>
+                <w:sz w:val="18"/>
+              </w:rPr>
+              <w:t>介護予防サービス等諸費</w:t>
+            </w:r>
+          </w:p>
+        </w:tc>
+        <w:tc>
+          <w:tcPr>
+            <w:tcW w:type="dxa" w:w="1728"/>
+          </w:tcPr>
+          <w:p>
+            <w:r/>
+            <w:r>
+              <w:rPr>
+                <w:sz w:val="18"/>
+              </w:rPr>
+              <w:t>29.5</w:t>
+            </w:r>
+          </w:p>
+        </w:tc>
+        <w:tc>
+          <w:tcPr>
+            <w:tcW w:type="dxa" w:w="1728"/>
+          </w:tcPr>
+          <w:p>
+            <w:r/>
+            <w:r>
+              <w:rPr>
+                <w:sz w:val="18"/>
+              </w:rPr>
+              <w:t>35.8</w:t>
+            </w:r>
+          </w:p>
+        </w:tc>
+        <w:tc>
+          <w:tcPr>
+            <w:tcW w:type="dxa" w:w="1728"/>
+          </w:tcPr>
+          <w:p>
+            <w:r/>
+            <w:r>
+              <w:rPr>
+                <w:sz w:val="18"/>
+              </w:rPr>
+              <w:t>＋6.3（＋21.4％）</w:t>
+            </w:r>
+          </w:p>
+        </w:tc>
+        <w:tc>
+          <w:tcPr>
+            <w:tcW w:type="dxa" w:w="1728"/>
+          </w:tcPr>
+          <w:p>
+            <w:r/>
+            <w:r>
+              <w:rPr>
+                <w:sz w:val="18"/>
+              </w:rPr>
+              <w:t>平成29年度の17.4百万円を底に令和に入り増加。要支援1の認定者増と整合</w:t>
+            </w:r>
+          </w:p>
+        </w:tc>
+      </w:tr>
+      <w:tr>
+        <w:tc>
+          <w:tcPr>
+            <w:tcW w:type="dxa" w:w="1728"/>
+          </w:tcPr>
+          <w:p>
+            <w:r/>
+            <w:r>
+              <w:rPr>
+                <w:sz w:val="18"/>
+              </w:rPr>
+              <w:t>高額介護サービス等費</w:t>
+            </w:r>
+          </w:p>
+        </w:tc>
+        <w:tc>
+          <w:tcPr>
+            <w:tcW w:type="dxa" w:w="1728"/>
+          </w:tcPr>
+          <w:p>
+            <w:r/>
+            <w:r>
+              <w:rPr>
+                <w:sz w:val="18"/>
+              </w:rPr>
+              <w:t>16.8</w:t>
+            </w:r>
+          </w:p>
+        </w:tc>
+        <w:tc>
+          <w:tcPr>
+            <w:tcW w:type="dxa" w:w="1728"/>
+          </w:tcPr>
+          <w:p>
+            <w:r/>
+            <w:r>
+              <w:rPr>
+                <w:sz w:val="18"/>
+              </w:rPr>
+              <w:t>23.0</w:t>
+            </w:r>
+          </w:p>
+        </w:tc>
+        <w:tc>
+          <w:tcPr>
+            <w:tcW w:type="dxa" w:w="1728"/>
+          </w:tcPr>
+          <w:p>
+            <w:r/>
+            <w:r>
+              <w:rPr>
+                <w:sz w:val="18"/>
+              </w:rPr>
+              <w:t>＋6.2（＋36.9％）</w:t>
+            </w:r>
+          </w:p>
+        </w:tc>
+        <w:tc>
+          <w:tcPr>
+            <w:tcW w:type="dxa" w:w="1728"/>
+          </w:tcPr>
+          <w:p>
+            <w:r/>
+            <w:r>
+              <w:rPr>
+                <w:sz w:val="18"/>
+              </w:rPr>
+              <w:t>利用者負担の上限を超える給付が増加</w:t>
+            </w:r>
+          </w:p>
+        </w:tc>
+      </w:tr>
+      <w:tr>
+        <w:tc>
+          <w:tcPr>
+            <w:tcW w:type="dxa" w:w="1728"/>
+          </w:tcPr>
+          <w:p>
+            <w:r/>
+            <w:r>
+              <w:rPr>
+                <w:sz w:val="18"/>
+              </w:rPr>
+              <w:t>特定入所者介護サービス等費</w:t>
+            </w:r>
+          </w:p>
+        </w:tc>
+        <w:tc>
+          <w:tcPr>
+            <w:tcW w:type="dxa" w:w="1728"/>
+          </w:tcPr>
+          <w:p>
+            <w:r/>
+            <w:r>
+              <w:rPr>
+                <w:sz w:val="18"/>
+              </w:rPr>
+              <w:t>32.7</w:t>
+            </w:r>
+          </w:p>
+        </w:tc>
+        <w:tc>
+          <w:tcPr>
+            <w:tcW w:type="dxa" w:w="1728"/>
+          </w:tcPr>
+          <w:p>
+            <w:r/>
+            <w:r>
+              <w:rPr>
+                <w:sz w:val="18"/>
+              </w:rPr>
+              <w:t>52.9</w:t>
+            </w:r>
+          </w:p>
+        </w:tc>
+        <w:tc>
+          <w:tcPr>
+            <w:tcW w:type="dxa" w:w="1728"/>
+          </w:tcPr>
+          <w:p>
+            <w:r/>
+            <w:r>
+              <w:rPr>
+                <w:sz w:val="18"/>
+              </w:rPr>
+              <w:t>＋20.2（＋61.8％）</w:t>
+            </w:r>
+          </w:p>
+        </w:tc>
+        <w:tc>
+          <w:tcPr>
+            <w:tcW w:type="dxa" w:w="1728"/>
+          </w:tcPr>
+          <w:p>
+            <w:r/>
+            <w:r>
+              <w:rPr>
+                <w:sz w:val="18"/>
+              </w:rPr>
+              <w:t>施設等の食費・居住費の補足給付。施設・居住系利用の増加と整合</w:t>
+            </w:r>
+          </w:p>
+        </w:tc>
+      </w:tr>
+      <w:tr>
+        <w:tc>
+          <w:tcPr>
+            <w:tcW w:type="dxa" w:w="1728"/>
+          </w:tcPr>
+          <w:p>
+            <w:r/>
+            <w:r>
+              <w:rPr>
+                <w:sz w:val="18"/>
+              </w:rPr>
+              <w:t>地域支援事業</w:t>
+            </w:r>
+          </w:p>
+        </w:tc>
+        <w:tc>
+          <w:tcPr>
+            <w:tcW w:type="dxa" w:w="1728"/>
+          </w:tcPr>
+          <w:p>
+            <w:r/>
+            <w:r>
+              <w:rPr>
+                <w:sz w:val="18"/>
+              </w:rPr>
+              <w:t>28.4</w:t>
+            </w:r>
+          </w:p>
+        </w:tc>
+        <w:tc>
+          <w:tcPr>
+            <w:tcW w:type="dxa" w:w="1728"/>
+          </w:tcPr>
+          <w:p>
+            <w:r/>
+            <w:r>
+              <w:rPr>
+                <w:sz w:val="18"/>
+              </w:rPr>
+              <w:t>63.4</w:t>
+            </w:r>
+          </w:p>
+        </w:tc>
+        <w:tc>
+          <w:tcPr>
+            <w:tcW w:type="dxa" w:w="1728"/>
+          </w:tcPr>
+          <w:p>
+            <w:r/>
+            <w:r>
+              <w:rPr>
+                <w:sz w:val="18"/>
+              </w:rPr>
+              <w:t>＋35.0（2.2倍）</w:t>
+            </w:r>
+          </w:p>
+        </w:tc>
+        <w:tc>
+          <w:tcPr>
+            <w:tcW w:type="dxa" w:w="1728"/>
+          </w:tcPr>
+          <w:p>
+            <w:r/>
+            <w:r>
+              <w:rPr>
+                <w:sz w:val="18"/>
+              </w:rPr>
+              <w:t>下記のとおり内訳も変化</w:t>
+            </w:r>
+          </w:p>
+        </w:tc>
+      </w:tr>
+      <w:tr>
+        <w:tc>
+          <w:tcPr>
+            <w:tcW w:type="dxa" w:w="1728"/>
+          </w:tcPr>
+          <w:p>
+            <w:r/>
+            <w:r>
+              <w:rPr>
+                <w:sz w:val="18"/>
+              </w:rPr>
+              <w:t xml:space="preserve">　介護予防・生活支援サービス事業費</w:t>
+            </w:r>
+          </w:p>
+        </w:tc>
+        <w:tc>
+          <w:tcPr>
+            <w:tcW w:type="dxa" w:w="1728"/>
+          </w:tcPr>
+          <w:p>
+            <w:r/>
+            <w:r>
+              <w:rPr>
+                <w:sz w:val="18"/>
+              </w:rPr>
+              <w:t>0.0</w:t>
+            </w:r>
+          </w:p>
+        </w:tc>
+        <w:tc>
+          <w:tcPr>
+            <w:tcW w:type="dxa" w:w="1728"/>
+          </w:tcPr>
+          <w:p>
+            <w:r/>
+            <w:r>
+              <w:rPr>
+                <w:sz w:val="18"/>
+              </w:rPr>
+              <w:t>34.7</w:t>
+            </w:r>
+          </w:p>
+        </w:tc>
+        <w:tc>
+          <w:tcPr>
+            <w:tcW w:type="dxa" w:w="1728"/>
+          </w:tcPr>
+          <w:p>
+            <w:r/>
+            <w:r>
+              <w:rPr>
+                <w:sz w:val="18"/>
+              </w:rPr>
+              <w:t>＋34.7</w:t>
+            </w:r>
+          </w:p>
+        </w:tc>
+        <w:tc>
+          <w:tcPr>
+            <w:tcW w:type="dxa" w:w="1728"/>
+          </w:tcPr>
+          <w:p>
+            <w:r/>
+            <w:r>
+              <w:rPr>
+                <w:sz w:val="18"/>
+              </w:rPr>
+              <w:t>総合事業への移行により平成28年度から本格化</w:t>
+            </w:r>
+          </w:p>
+        </w:tc>
+      </w:tr>
+      <w:tr>
+        <w:tc>
+          <w:tcPr>
+            <w:tcW w:type="dxa" w:w="1728"/>
+          </w:tcPr>
+          <w:p>
+            <w:r/>
+            <w:r>
+              <w:rPr>
+                <w:sz w:val="18"/>
+              </w:rPr>
+              <w:t xml:space="preserve">　一般介護予防事業費</w:t>
+            </w:r>
+          </w:p>
+        </w:tc>
+        <w:tc>
+          <w:tcPr>
+            <w:tcW w:type="dxa" w:w="1728"/>
+          </w:tcPr>
+          <w:p>
+            <w:r/>
+            <w:r>
+              <w:rPr>
+                <w:sz w:val="18"/>
+              </w:rPr>
+              <w:t>―</w:t>
+            </w:r>
+          </w:p>
+        </w:tc>
+        <w:tc>
+          <w:tcPr>
+            <w:tcW w:type="dxa" w:w="1728"/>
+          </w:tcPr>
+          <w:p>
+            <w:r/>
+            <w:r>
+              <w:rPr>
+                <w:sz w:val="18"/>
+              </w:rPr>
+              <w:t>1.0</w:t>
+            </w:r>
+          </w:p>
+        </w:tc>
+        <w:tc>
+          <w:tcPr>
+            <w:tcW w:type="dxa" w:w="1728"/>
+          </w:tcPr>
+          <w:p>
+            <w:r/>
+            <w:r>
+              <w:rPr>
+                <w:sz w:val="18"/>
+              </w:rPr>
+              <w:t>―</w:t>
+            </w:r>
+          </w:p>
+        </w:tc>
+        <w:tc>
+          <w:tcPr>
+            <w:tcW w:type="dxa" w:w="1728"/>
+          </w:tcPr>
+          <w:p>
+            <w:r/>
+            <w:r>
+              <w:rPr>
+                <w:sz w:val="18"/>
+              </w:rPr>
+              <w:t>低水準で推移。通いの場等の実績確認が必要</w:t>
+            </w:r>
+          </w:p>
+        </w:tc>
+      </w:tr>
+      <w:tr>
+        <w:tc>
+          <w:tcPr>
+            <w:tcW w:type="dxa" w:w="1728"/>
+          </w:tcPr>
+          <w:p>
+            <w:r/>
+            <w:r>
+              <w:rPr>
+                <w:sz w:val="18"/>
+              </w:rPr>
+              <w:t xml:space="preserve">　包括的支援事業・任意事業</w:t>
+            </w:r>
+          </w:p>
+        </w:tc>
+        <w:tc>
+          <w:tcPr>
+            <w:tcW w:type="dxa" w:w="1728"/>
+          </w:tcPr>
+          <w:p>
+            <w:r/>
+            <w:r>
+              <w:rPr>
+                <w:sz w:val="18"/>
+              </w:rPr>
+              <w:t>20.9</w:t>
+            </w:r>
+          </w:p>
+        </w:tc>
+        <w:tc>
+          <w:tcPr>
+            <w:tcW w:type="dxa" w:w="1728"/>
+          </w:tcPr>
+          <w:p>
+            <w:r/>
+            <w:r>
+              <w:rPr>
+                <w:sz w:val="18"/>
+              </w:rPr>
+              <w:t>27.6</w:t>
+            </w:r>
+          </w:p>
+        </w:tc>
+        <w:tc>
+          <w:tcPr>
+            <w:tcW w:type="dxa" w:w="1728"/>
+          </w:tcPr>
+          <w:p>
+            <w:r/>
+            <w:r>
+              <w:rPr>
+                <w:sz w:val="18"/>
+              </w:rPr>
+              <w:t>＋6.7（＋32.1％）</w:t>
+            </w:r>
+          </w:p>
+        </w:tc>
+        <w:tc>
+          <w:tcPr>
+            <w:tcW w:type="dxa" w:w="1728"/>
+          </w:tcPr>
+          <w:p>
+            <w:r/>
+            <w:r>
+              <w:rPr>
+                <w:sz w:val="18"/>
+              </w:rPr>
+              <w:t>地域包括支援センターの運営等</w:t>
+            </w:r>
+          </w:p>
+        </w:tc>
+      </w:tr>
+      <w:tr>
+        <w:tc>
+          <w:tcPr>
+            <w:tcW w:type="dxa" w:w="1728"/>
+          </w:tcPr>
+          <w:p>
+            <w:r/>
+            <w:r>
+              <w:rPr>
+                <w:sz w:val="18"/>
+              </w:rPr>
+              <w:t>諸支出金</w:t>
+            </w:r>
+          </w:p>
+        </w:tc>
+        <w:tc>
+          <w:tcPr>
+            <w:tcW w:type="dxa" w:w="1728"/>
+          </w:tcPr>
+          <w:p>
+            <w:r/>
+            <w:r>
+              <w:rPr>
+                <w:sz w:val="18"/>
+              </w:rPr>
+              <w:t>14.8</w:t>
+            </w:r>
+          </w:p>
+        </w:tc>
+        <w:tc>
+          <w:tcPr>
+            <w:tcW w:type="dxa" w:w="1728"/>
+          </w:tcPr>
+          <w:p>
+            <w:r/>
+            <w:r>
+              <w:rPr>
+                <w:sz w:val="18"/>
+              </w:rPr>
+              <w:t>63.1</w:t>
+            </w:r>
+          </w:p>
+        </w:tc>
+        <w:tc>
+          <w:tcPr>
+            <w:tcW w:type="dxa" w:w="1728"/>
+          </w:tcPr>
+          <w:p>
+            <w:r/>
+            <w:r>
+              <w:rPr>
+                <w:sz w:val="18"/>
+              </w:rPr>
+              <w:t>＋48.3（4.3倍）</w:t>
+            </w:r>
+          </w:p>
+        </w:tc>
+        <w:tc>
+          <w:tcPr>
+            <w:tcW w:type="dxa" w:w="1728"/>
+          </w:tcPr>
+          <w:p>
+            <w:r/>
+            <w:r>
+              <w:rPr>
+                <w:sz w:val="18"/>
+              </w:rPr>
+              <w:t>償還金等。内訳の確認が必要</w:t>
+            </w:r>
+          </w:p>
+        </w:tc>
+      </w:tr>
+    </w:tbl>
+    <w:p>
+      <w:r>
+        <w:t>保険給付費のうち、特定入所者介護サービス等費が61.8％増と最も伸びており、施設・居住系サービスの利用増加を裏付けている。一方、一般介護予防事業費は令和5年度で1.0百万円と低水準にとどまっており、調整済み軽度認定率が10.6％から15.2％へ上昇していることと合わせて、介護予防施策の規模と到達状況の検証が必要である。</w:t>
       </w:r>
     </w:p>
     <w:p>
       <w:pPr>
-        <w:pStyle w:val="ListBullet"/>
-        <w:spacing w:after="0"/>
+        <w:pStyle w:val="Heading2"/>
       </w:pPr>
       <w:r>
-        <w:t>第10期の保険料算定には、標準給付費、地域支援事業費、第1号被保険者数、所得段階別被保険者数、介護給付費準備基金の取崩、保険料収納率、介護報酬改定を接続する必要がある。これらはいずれも未受領である。</w:t>
+        <w:t>6　第10期の保険料算定に向けた論点</w:t>
       </w:r>
     </w:p>
-    <w:p>
-      <w:pPr>
-        <w:pStyle w:val="ListBullet"/>
-        <w:spacing w:after="0"/>
-      </w:pPr>
-      <w:r>
-        <w:t>給付月額は、在宅が減少し施設・居住系が増加する構造にある。施設・居住系は給付の約半分を占め、単価も高いため、この類型の利用動向が保険料に最も大きく影響する。</w:t>
-      </w:r>
-    </w:p>
-    <w:p>
-      <w:pPr>
-        <w:pStyle w:val="ListBullet"/>
-        <w:spacing w:after="0"/>
-      </w:pPr>
-      <w:r>
-        <w:t>認定率が高い一方で給付が伸びていない構造（第4章3）は、利用に結びついていない層がサービス利用に移行した場合、給付費が急増する潜在的なリスクを含んでいる。保険料試算では、この上振れケースを併せて検討することが望ましい。</w:t>
-      </w:r>
-    </w:p>
+    <w:tbl>
+      <w:tblPr>
+        <w:tblStyle w:val="TableGrid"/>
+        <w:tblW w:type="auto" w:w="0"/>
+        <w:tblLook w:firstColumn="1" w:firstRow="1" w:lastColumn="0" w:lastRow="0" w:noHBand="0" w:noVBand="1" w:val="04A0"/>
+      </w:tblPr>
+      <w:tblGrid>
+        <w:gridCol w:w="4320"/>
+        <w:gridCol w:w="4320"/>
+      </w:tblGrid>
+      <w:tr>
+        <w:tc>
+          <w:tcPr>
+            <w:tcW w:type="dxa" w:w="4320"/>
+          </w:tcPr>
+          <w:p>
+            <w:r/>
+            <w:r>
+              <w:rPr>
+                <w:rFonts w:ascii="游ゴシック" w:hAnsi="游ゴシック" w:eastAsia="游ゴシック"/>
+                <w:b/>
+                <w:sz w:val="18"/>
+              </w:rPr>
+              <w:t>論点</w:t>
+            </w:r>
+          </w:p>
+        </w:tc>
+        <w:tc>
+          <w:tcPr>
+            <w:tcW w:type="dxa" w:w="4320"/>
+          </w:tcPr>
+          <w:p>
+            <w:r/>
+            <w:r>
+              <w:rPr>
+                <w:rFonts w:ascii="游ゴシック" w:hAnsi="游ゴシック" w:eastAsia="游ゴシック"/>
+                <w:b/>
+                <w:sz w:val="18"/>
+              </w:rPr>
+              <w:t>内容</w:t>
+            </w:r>
+          </w:p>
+        </w:tc>
+      </w:tr>
+      <w:tr>
+        <w:tc>
+          <w:tcPr>
+            <w:tcW w:type="dxa" w:w="4320"/>
+          </w:tcPr>
+          <w:p>
+            <w:r/>
+            <w:r>
+              <w:rPr>
+                <w:sz w:val="18"/>
+              </w:rPr>
+              <w:t>余剰の還元</w:t>
+            </w:r>
+          </w:p>
+        </w:tc>
+        <w:tc>
+          <w:tcPr>
+            <w:tcW w:type="dxa" w:w="4320"/>
+          </w:tcPr>
+          <w:p>
+            <w:r/>
+            <w:r>
+              <w:rPr>
+                <w:sz w:val="18"/>
+              </w:rPr>
+              <w:t>繰越金と基金に270百万円程度の余力がある。第10期の保険料設定において、据置・引下げ・基金取崩による抑制のいずれを採るかを協議会に諮る必要がある</w:t>
+            </w:r>
+          </w:p>
+        </w:tc>
+      </w:tr>
+      <w:tr>
+        <w:tc>
+          <w:tcPr>
+            <w:tcW w:type="dxa" w:w="4320"/>
+          </w:tcPr>
+          <w:p>
+            <w:r/>
+            <w:r>
+              <w:rPr>
+                <w:sz w:val="18"/>
+              </w:rPr>
+              <w:t>給付費の上振れリスク</w:t>
+            </w:r>
+          </w:p>
+        </w:tc>
+        <w:tc>
+          <w:tcPr>
+            <w:tcW w:type="dxa" w:w="4320"/>
+          </w:tcPr>
+          <w:p>
+            <w:r/>
+            <w:r>
+              <w:rPr>
+                <w:sz w:val="18"/>
+              </w:rPr>
+              <w:t>認定率の地域差指数1.24に対し受給率は1.07にとどまり、認定を受けても利用に至っていない層が存在する（第4章3）。この層がサービス利用に移行した場合、給付費は急増する。余剰を還元しすぎると第11期に急騰する</w:t>
+            </w:r>
+          </w:p>
+        </w:tc>
+      </w:tr>
+      <w:tr>
+        <w:tc>
+          <w:tcPr>
+            <w:tcW w:type="dxa" w:w="4320"/>
+          </w:tcPr>
+          <w:p>
+            <w:r/>
+            <w:r>
+              <w:rPr>
+                <w:sz w:val="18"/>
+              </w:rPr>
+              <w:t>施設・居住系の動向</w:t>
+            </w:r>
+          </w:p>
+        </w:tc>
+        <w:tc>
+          <w:tcPr>
+            <w:tcW w:type="dxa" w:w="4320"/>
+          </w:tcPr>
+          <w:p>
+            <w:r/>
+            <w:r>
+              <w:rPr>
+                <w:sz w:val="18"/>
+              </w:rPr>
+              <w:t>給付の49.9％を占め単価も高い。特定入所者介護サービス等費が61.8％増と伸びており、町外施設の利用動向が保険料に直結する</w:t>
+            </w:r>
+          </w:p>
+        </w:tc>
+      </w:tr>
+      <w:tr>
+        <w:tc>
+          <w:tcPr>
+            <w:tcW w:type="dxa" w:w="4320"/>
+          </w:tcPr>
+          <w:p>
+            <w:r/>
+            <w:r>
+              <w:rPr>
+                <w:sz w:val="18"/>
+              </w:rPr>
+              <w:t>地域支援事業費の伸び</w:t>
+            </w:r>
+          </w:p>
+        </w:tc>
+        <w:tc>
+          <w:tcPr>
+            <w:tcW w:type="dxa" w:w="4320"/>
+          </w:tcPr>
+          <w:p>
+            <w:r/>
+            <w:r>
+              <w:rPr>
+                <w:sz w:val="18"/>
+              </w:rPr>
+              <w:t>10年で2.2倍。第10期も総合事業の拡充が見込まれる場合、上限額との関係を確認する</w:t>
+            </w:r>
+          </w:p>
+        </w:tc>
+      </w:tr>
+      <w:tr>
+        <w:tc>
+          <w:tcPr>
+            <w:tcW w:type="dxa" w:w="4320"/>
+          </w:tcPr>
+          <w:p>
+            <w:r/>
+            <w:r>
+              <w:rPr>
+                <w:sz w:val="18"/>
+              </w:rPr>
+              <w:t>調整交付金の減少</w:t>
+            </w:r>
+          </w:p>
+        </w:tc>
+        <w:tc>
+          <w:tcPr>
+            <w:tcW w:type="dxa" w:w="4320"/>
+          </w:tcPr>
+          <w:p>
+            <w:r/>
+            <w:r>
+              <w:rPr>
+                <w:sz w:val="18"/>
+              </w:rPr>
+              <w:t>平成27年度の99.6百万円から令和5年度の79.7百万円へ減少している。後期高齢者比率・所得段階分布の変化との関係を確認し、第10期の見通しに反映する</w:t>
+            </w:r>
+          </w:p>
+        </w:tc>
+      </w:tr>
+      <w:tr>
+        <w:tc>
+          <w:tcPr>
+            <w:tcW w:type="dxa" w:w="4320"/>
+          </w:tcPr>
+          <w:p>
+            <w:r/>
+            <w:r>
+              <w:rPr>
+                <w:sz w:val="18"/>
+              </w:rPr>
+              <w:t>低所得者保険料軽減</w:t>
+            </w:r>
+          </w:p>
+        </w:tc>
+        <w:tc>
+          <w:tcPr>
+            <w:tcW w:type="dxa" w:w="4320"/>
+          </w:tcPr>
+          <w:p>
+            <w:r/>
+            <w:r>
+              <w:rPr>
+                <w:sz w:val="18"/>
+              </w:rPr>
+              <w:t>繰入金のうち低所得者保険料軽減は平成27年度の2.1百万円から令和5年度の16.5百万円へ増加。所得第1〜3段階の割合28％と併せ、第10期の所得段階設定に接続する</w:t>
+            </w:r>
+          </w:p>
+        </w:tc>
+      </w:tr>
+      <w:tr>
+        <w:tc>
+          <w:tcPr>
+            <w:tcW w:type="dxa" w:w="4320"/>
+          </w:tcPr>
+          <w:p>
+            <w:r/>
+            <w:r>
+              <w:rPr>
+                <w:sz w:val="18"/>
+              </w:rPr>
+              <w:t>諸支出金の増加</w:t>
+            </w:r>
+          </w:p>
+        </w:tc>
+        <w:tc>
+          <w:tcPr>
+            <w:tcW w:type="dxa" w:w="4320"/>
+          </w:tcPr>
+          <w:p>
+            <w:r/>
+            <w:r>
+              <w:rPr>
+                <w:sz w:val="18"/>
+              </w:rPr>
+              <w:t>10年で4.3倍（14.8→63.1百万円）。償還金等の内訳を確認し、一時的なものか継続的なものかを判別する</w:t>
+            </w:r>
+          </w:p>
+        </w:tc>
+      </w:tr>
+    </w:tbl>
     <w:p>
       <w:pPr>
         <w:pStyle w:val="Heading1"/>

--- a/小野町_引継ぎ_整理済/10_給付費等分析/小野町_介護保険給付費等分析結果報告書_20260803.docx
+++ b/小野町_引継ぎ_整理済/10_給付費等分析/小野町_介護保険給付費等分析結果報告書_20260803.docx
@@ -1431,6 +1431,490 @@
     </w:p>
     <w:p>
       <w:pPr>
+        <w:pStyle w:val="Heading2"/>
+      </w:pPr>
+      <w:r>
+        <w:t>4　入所定員データによる追加検証</w:t>
+      </w:r>
+    </w:p>
+    <w:p>
+      <w:r>
+        <w:t>見える化システムの「要支援・要介護者1人あたり定員」（D28・D29）は、定員を要支援・要介護者数で除した指標である。定員（D25・D26）と組み合わせると、この指標の分母となる要支援・要介護者数を逆算できる。認定率とは別系列のデータであるため、第1節の減少の検証に用いた。</w:t>
+      </w:r>
+    </w:p>
+    <w:tbl>
+      <w:tblPr>
+        <w:tblStyle w:val="TableGrid"/>
+        <w:tblW w:type="auto" w:w="0"/>
+        <w:tblLook w:firstColumn="1" w:firstRow="1" w:lastColumn="0" w:lastRow="0" w:noHBand="0" w:noVBand="1" w:val="04A0"/>
+      </w:tblPr>
+      <w:tblGrid>
+        <w:gridCol w:w="1234"/>
+        <w:gridCol w:w="1234"/>
+        <w:gridCol w:w="1234"/>
+        <w:gridCol w:w="1234"/>
+        <w:gridCol w:w="1234"/>
+        <w:gridCol w:w="1234"/>
+        <w:gridCol w:w="1234"/>
+      </w:tblGrid>
+      <w:tr>
+        <w:tc>
+          <w:tcPr>
+            <w:tcW w:type="dxa" w:w="1234"/>
+          </w:tcPr>
+          <w:p>
+            <w:r/>
+            <w:r>
+              <w:rPr>
+                <w:rFonts w:ascii="游ゴシック" w:hAnsi="游ゴシック" w:eastAsia="游ゴシック"/>
+                <w:b/>
+                <w:sz w:val="18"/>
+              </w:rPr>
+              <w:t>年度</w:t>
+            </w:r>
+          </w:p>
+        </w:tc>
+        <w:tc>
+          <w:tcPr>
+            <w:tcW w:type="dxa" w:w="1234"/>
+          </w:tcPr>
+          <w:p>
+            <w:r/>
+            <w:r>
+              <w:rPr>
+                <w:rFonts w:ascii="游ゴシック" w:hAnsi="游ゴシック" w:eastAsia="游ゴシック"/>
+                <w:b/>
+                <w:sz w:val="18"/>
+              </w:rPr>
+              <w:t>R2</w:t>
+            </w:r>
+          </w:p>
+        </w:tc>
+        <w:tc>
+          <w:tcPr>
+            <w:tcW w:type="dxa" w:w="1234"/>
+          </w:tcPr>
+          <w:p>
+            <w:r/>
+            <w:r>
+              <w:rPr>
+                <w:rFonts w:ascii="游ゴシック" w:hAnsi="游ゴシック" w:eastAsia="游ゴシック"/>
+                <w:b/>
+                <w:sz w:val="18"/>
+              </w:rPr>
+              <w:t>R3</w:t>
+            </w:r>
+          </w:p>
+        </w:tc>
+        <w:tc>
+          <w:tcPr>
+            <w:tcW w:type="dxa" w:w="1234"/>
+          </w:tcPr>
+          <w:p>
+            <w:r/>
+            <w:r>
+              <w:rPr>
+                <w:rFonts w:ascii="游ゴシック" w:hAnsi="游ゴシック" w:eastAsia="游ゴシック"/>
+                <w:b/>
+                <w:sz w:val="18"/>
+              </w:rPr>
+              <w:t>R4</w:t>
+            </w:r>
+          </w:p>
+        </w:tc>
+        <w:tc>
+          <w:tcPr>
+            <w:tcW w:type="dxa" w:w="1234"/>
+          </w:tcPr>
+          <w:p>
+            <w:r/>
+            <w:r>
+              <w:rPr>
+                <w:rFonts w:ascii="游ゴシック" w:hAnsi="游ゴシック" w:eastAsia="游ゴシック"/>
+                <w:b/>
+                <w:sz w:val="18"/>
+              </w:rPr>
+              <w:t>R5</w:t>
+            </w:r>
+          </w:p>
+        </w:tc>
+        <w:tc>
+          <w:tcPr>
+            <w:tcW w:type="dxa" w:w="1234"/>
+          </w:tcPr>
+          <w:p>
+            <w:r/>
+            <w:r>
+              <w:rPr>
+                <w:rFonts w:ascii="游ゴシック" w:hAnsi="游ゴシック" w:eastAsia="游ゴシック"/>
+                <w:b/>
+                <w:sz w:val="18"/>
+              </w:rPr>
+              <w:t>R6</w:t>
+            </w:r>
+          </w:p>
+        </w:tc>
+        <w:tc>
+          <w:tcPr>
+            <w:tcW w:type="dxa" w:w="1234"/>
+          </w:tcPr>
+          <w:p>
+            <w:r/>
+            <w:r>
+              <w:rPr>
+                <w:rFonts w:ascii="游ゴシック" w:hAnsi="游ゴシック" w:eastAsia="游ゴシック"/>
+                <w:b/>
+                <w:sz w:val="18"/>
+              </w:rPr>
+              <w:t>R7</w:t>
+            </w:r>
+          </w:p>
+        </w:tc>
+      </w:tr>
+      <w:tr>
+        <w:tc>
+          <w:tcPr>
+            <w:tcW w:type="dxa" w:w="1234"/>
+          </w:tcPr>
+          <w:p>
+            <w:r/>
+            <w:r>
+              <w:rPr>
+                <w:sz w:val="18"/>
+              </w:rPr>
+              <w:t>施設定員÷1人あたり定員</w:t>
+            </w:r>
+          </w:p>
+        </w:tc>
+        <w:tc>
+          <w:tcPr>
+            <w:tcW w:type="dxa" w:w="1234"/>
+          </w:tcPr>
+          <w:p>
+            <w:r/>
+            <w:r>
+              <w:rPr>
+                <w:sz w:val="18"/>
+              </w:rPr>
+              <w:t>848</w:t>
+            </w:r>
+          </w:p>
+        </w:tc>
+        <w:tc>
+          <w:tcPr>
+            <w:tcW w:type="dxa" w:w="1234"/>
+          </w:tcPr>
+          <w:p>
+            <w:r/>
+            <w:r>
+              <w:rPr>
+                <w:sz w:val="18"/>
+              </w:rPr>
+              <w:t>862</w:t>
+            </w:r>
+          </w:p>
+        </w:tc>
+        <w:tc>
+          <w:tcPr>
+            <w:tcW w:type="dxa" w:w="1234"/>
+          </w:tcPr>
+          <w:p>
+            <w:r/>
+            <w:r>
+              <w:rPr>
+                <w:sz w:val="18"/>
+              </w:rPr>
+              <w:t>882</w:t>
+            </w:r>
+          </w:p>
+        </w:tc>
+        <w:tc>
+          <w:tcPr>
+            <w:tcW w:type="dxa" w:w="1234"/>
+          </w:tcPr>
+          <w:p>
+            <w:r/>
+            <w:r>
+              <w:rPr>
+                <w:sz w:val="18"/>
+              </w:rPr>
+              <w:t>911</w:t>
+            </w:r>
+          </w:p>
+        </w:tc>
+        <w:tc>
+          <w:tcPr>
+            <w:tcW w:type="dxa" w:w="1234"/>
+          </w:tcPr>
+          <w:p>
+            <w:r/>
+            <w:r>
+              <w:rPr>
+                <w:sz w:val="18"/>
+              </w:rPr>
+              <w:t>933</w:t>
+            </w:r>
+          </w:p>
+        </w:tc>
+        <w:tc>
+          <w:tcPr>
+            <w:tcW w:type="dxa" w:w="1234"/>
+          </w:tcPr>
+          <w:p>
+            <w:r/>
+            <w:r>
+              <w:rPr>
+                <w:sz w:val="18"/>
+              </w:rPr>
+              <w:t>848</w:t>
+            </w:r>
+          </w:p>
+        </w:tc>
+      </w:tr>
+      <w:tr>
+        <w:tc>
+          <w:tcPr>
+            <w:tcW w:type="dxa" w:w="1234"/>
+          </w:tcPr>
+          <w:p>
+            <w:r/>
+            <w:r>
+              <w:rPr>
+                <w:sz w:val="18"/>
+              </w:rPr>
+              <w:t>居住系定員÷1人あたり定員</w:t>
+            </w:r>
+          </w:p>
+        </w:tc>
+        <w:tc>
+          <w:tcPr>
+            <w:tcW w:type="dxa" w:w="1234"/>
+          </w:tcPr>
+          <w:p>
+            <w:r/>
+            <w:r>
+              <w:rPr>
+                <w:sz w:val="18"/>
+              </w:rPr>
+              <w:t>841</w:t>
+            </w:r>
+          </w:p>
+        </w:tc>
+        <w:tc>
+          <w:tcPr>
+            <w:tcW w:type="dxa" w:w="1234"/>
+          </w:tcPr>
+          <w:p>
+            <w:r/>
+            <w:r>
+              <w:rPr>
+                <w:sz w:val="18"/>
+              </w:rPr>
+              <w:t>855</w:t>
+            </w:r>
+          </w:p>
+        </w:tc>
+        <w:tc>
+          <w:tcPr>
+            <w:tcW w:type="dxa" w:w="1234"/>
+          </w:tcPr>
+          <w:p>
+            <w:r/>
+            <w:r>
+              <w:rPr>
+                <w:sz w:val="18"/>
+              </w:rPr>
+              <w:t>888</w:t>
+            </w:r>
+          </w:p>
+        </w:tc>
+        <w:tc>
+          <w:tcPr>
+            <w:tcW w:type="dxa" w:w="1234"/>
+          </w:tcPr>
+          <w:p>
+            <w:r/>
+            <w:r>
+              <w:rPr>
+                <w:sz w:val="18"/>
+              </w:rPr>
+              <w:t>910</w:t>
+            </w:r>
+          </w:p>
+        </w:tc>
+        <w:tc>
+          <w:tcPr>
+            <w:tcW w:type="dxa" w:w="1234"/>
+          </w:tcPr>
+          <w:p>
+            <w:r/>
+            <w:r>
+              <w:rPr>
+                <w:sz w:val="18"/>
+              </w:rPr>
+              <w:t>933</w:t>
+            </w:r>
+          </w:p>
+        </w:tc>
+        <w:tc>
+          <w:tcPr>
+            <w:tcW w:type="dxa" w:w="1234"/>
+          </w:tcPr>
+          <w:p>
+            <w:r/>
+            <w:r>
+              <w:rPr>
+                <w:sz w:val="18"/>
+              </w:rPr>
+              <w:t>845</w:t>
+            </w:r>
+          </w:p>
+        </w:tc>
+      </w:tr>
+      <w:tr>
+        <w:tc>
+          <w:tcPr>
+            <w:tcW w:type="dxa" w:w="1234"/>
+          </w:tcPr>
+          <w:p>
+            <w:r/>
+            <w:r>
+              <w:rPr>
+                <w:sz w:val="18"/>
+              </w:rPr>
+              <w:t>認定者数（各年度末時点・B4-a系）</w:t>
+            </w:r>
+          </w:p>
+        </w:tc>
+        <w:tc>
+          <w:tcPr>
+            <w:tcW w:type="dxa" w:w="1234"/>
+          </w:tcPr>
+          <w:p>
+            <w:r/>
+            <w:r>
+              <w:rPr>
+                <w:sz w:val="18"/>
+              </w:rPr>
+              <w:t>―</w:t>
+            </w:r>
+          </w:p>
+        </w:tc>
+        <w:tc>
+          <w:tcPr>
+            <w:tcW w:type="dxa" w:w="1234"/>
+          </w:tcPr>
+          <w:p>
+            <w:r/>
+            <w:r>
+              <w:rPr>
+                <w:sz w:val="18"/>
+              </w:rPr>
+              <w:t>―</w:t>
+            </w:r>
+          </w:p>
+        </w:tc>
+        <w:tc>
+          <w:tcPr>
+            <w:tcW w:type="dxa" w:w="1234"/>
+          </w:tcPr>
+          <w:p>
+            <w:r/>
+            <w:r>
+              <w:rPr>
+                <w:sz w:val="18"/>
+              </w:rPr>
+              <w:t>―</w:t>
+            </w:r>
+          </w:p>
+        </w:tc>
+        <w:tc>
+          <w:tcPr>
+            <w:tcW w:type="dxa" w:w="1234"/>
+          </w:tcPr>
+          <w:p>
+            <w:r/>
+            <w:r>
+              <w:rPr>
+                <w:sz w:val="18"/>
+              </w:rPr>
+              <w:t>907</w:t>
+            </w:r>
+          </w:p>
+        </w:tc>
+        <w:tc>
+          <w:tcPr>
+            <w:tcW w:type="dxa" w:w="1234"/>
+          </w:tcPr>
+          <w:p>
+            <w:r/>
+            <w:r>
+              <w:rPr>
+                <w:sz w:val="18"/>
+              </w:rPr>
+              <w:t>935</w:t>
+            </w:r>
+          </w:p>
+        </w:tc>
+        <w:tc>
+          <w:tcPr>
+            <w:tcW w:type="dxa" w:w="1234"/>
+          </w:tcPr>
+          <w:p>
+            <w:r/>
+            <w:r>
+              <w:rPr>
+                <w:sz w:val="18"/>
+              </w:rPr>
+              <w:t>783</w:t>
+            </w:r>
+          </w:p>
+        </w:tc>
+      </w:tr>
+    </w:tbl>
+    <w:p>
+      <w:r>
+        <w:t>令和6年度の逆算値933人は、令和7年3月末の認定者935人とほぼ一致しており、この分母が年度末時点の認定者数であることを裏付ける。その令和7年度は848人・845人であり、令和6年度の933人から85人（9.1％）減少している。</w:t>
+      </w:r>
+    </w:p>
+    <w:p>
+      <w:pPr>
+        <w:pStyle w:val="ListBullet"/>
+        <w:spacing w:after="0"/>
+      </w:pPr>
+      <w:r>
+        <w:t>認定者数の減少そのものは、認定率系列（B4-a）とは別の系列でも確認できる。したがって、令和7年度に認定者数が減少したこと自体は事実である可能性が高い。</w:t>
+      </w:r>
+    </w:p>
+    <w:p>
+      <w:pPr>
+        <w:pStyle w:val="ListBullet"/>
+        <w:spacing w:after="0"/>
+      </w:pPr>
+      <w:r>
+        <w:t>ただし減少幅は一致しない。定員系列では848人（▲9.1％）であるのに対し、認定率系列では783人（▲16.3％）であり、65人の差がある。いずれかが集計途中の暫定値である可能性が残る。</w:t>
+      </w:r>
+    </w:p>
+    <w:p>
+      <w:pPr>
+        <w:pStyle w:val="ListBullet"/>
+        <w:spacing w:after="0"/>
+      </w:pPr>
+      <w:r>
+        <w:t>また、第2節で挙げた「重度ほど減少幅が大きい」「受給者数はほぼ横ばい」「調整済み認定率25.08％と整合しない」という論点は、この追加検証では解消されない。</w:t>
+      </w:r>
+    </w:p>
+    <w:p>
+      <w:r>
+        <w:rPr>
+          <w:i/>
+          <w:sz w:val="18"/>
+        </w:rPr>
+        <w:t>※ 第1節の記述を、この検証結果により次のとおり改める。令和7年度に認定者数が減少したこと自体は複数系列で確認できるが、減少幅（▲9.1％か▲16.3％か）と、重度に偏った減少の要因は未解明である。本報告書では引き続き令和7年3月末時点を直近の確定値として扱い、町の認定実績による確定を要するものとする。</w:t>
+      </w:r>
+    </w:p>
+    <w:p>
+      <w:pPr>
         <w:pStyle w:val="Heading1"/>
       </w:pPr>
       <w:r>
@@ -6874,10 +7358,3875 @@
     </w:p>
     <w:p>
       <w:pPr>
+        <w:pStyle w:val="Heading2"/>
+      </w:pPr>
+      <w:r>
+        <w:t>4　入所（利用）定員の推移</w:t>
+      </w:r>
+    </w:p>
+    <w:p>
+      <w:r>
+        <w:t>事業所数だけでなく定員でみると、供給体制の変化はより明確である。</w:t>
+      </w:r>
+    </w:p>
+    <w:tbl>
+      <w:tblPr>
+        <w:tblStyle w:val="TableGrid"/>
+        <w:tblW w:type="auto" w:w="0"/>
+        <w:tblLook w:firstColumn="1" w:firstRow="1" w:lastColumn="0" w:lastRow="0" w:noHBand="0" w:noVBand="1" w:val="04A0"/>
+      </w:tblPr>
+      <w:tblGrid>
+        <w:gridCol w:w="1080"/>
+        <w:gridCol w:w="1080"/>
+        <w:gridCol w:w="1080"/>
+        <w:gridCol w:w="1080"/>
+        <w:gridCol w:w="1080"/>
+        <w:gridCol w:w="1080"/>
+        <w:gridCol w:w="1080"/>
+        <w:gridCol w:w="1080"/>
+      </w:tblGrid>
+      <w:tr>
+        <w:tc>
+          <w:tcPr>
+            <w:tcW w:type="dxa" w:w="1080"/>
+          </w:tcPr>
+          <w:p>
+            <w:r/>
+            <w:r>
+              <w:rPr>
+                <w:rFonts w:ascii="游ゴシック" w:hAnsi="游ゴシック" w:eastAsia="游ゴシック"/>
+                <w:b/>
+                <w:sz w:val="18"/>
+              </w:rPr>
+              <w:t>区分</w:t>
+            </w:r>
+          </w:p>
+        </w:tc>
+        <w:tc>
+          <w:tcPr>
+            <w:tcW w:type="dxa" w:w="1080"/>
+          </w:tcPr>
+          <w:p>
+            <w:r/>
+            <w:r>
+              <w:rPr>
+                <w:rFonts w:ascii="游ゴシック" w:hAnsi="游ゴシック" w:eastAsia="游ゴシック"/>
+                <w:b/>
+                <w:sz w:val="18"/>
+              </w:rPr>
+              <w:t>H27</w:t>
+            </w:r>
+          </w:p>
+        </w:tc>
+        <w:tc>
+          <w:tcPr>
+            <w:tcW w:type="dxa" w:w="1080"/>
+          </w:tcPr>
+          <w:p>
+            <w:r/>
+            <w:r>
+              <w:rPr>
+                <w:rFonts w:ascii="游ゴシック" w:hAnsi="游ゴシック" w:eastAsia="游ゴシック"/>
+                <w:b/>
+                <w:sz w:val="18"/>
+              </w:rPr>
+              <w:t>H30</w:t>
+            </w:r>
+          </w:p>
+        </w:tc>
+        <w:tc>
+          <w:tcPr>
+            <w:tcW w:type="dxa" w:w="1080"/>
+          </w:tcPr>
+          <w:p>
+            <w:r/>
+            <w:r>
+              <w:rPr>
+                <w:rFonts w:ascii="游ゴシック" w:hAnsi="游ゴシック" w:eastAsia="游ゴシック"/>
+                <w:b/>
+                <w:sz w:val="18"/>
+              </w:rPr>
+              <w:t>R1</w:t>
+            </w:r>
+          </w:p>
+        </w:tc>
+        <w:tc>
+          <w:tcPr>
+            <w:tcW w:type="dxa" w:w="1080"/>
+          </w:tcPr>
+          <w:p>
+            <w:r/>
+            <w:r>
+              <w:rPr>
+                <w:rFonts w:ascii="游ゴシック" w:hAnsi="游ゴシック" w:eastAsia="游ゴシック"/>
+                <w:b/>
+                <w:sz w:val="18"/>
+              </w:rPr>
+              <w:t>R2</w:t>
+            </w:r>
+          </w:p>
+        </w:tc>
+        <w:tc>
+          <w:tcPr>
+            <w:tcW w:type="dxa" w:w="1080"/>
+          </w:tcPr>
+          <w:p>
+            <w:r/>
+            <w:r>
+              <w:rPr>
+                <w:rFonts w:ascii="游ゴシック" w:hAnsi="游ゴシック" w:eastAsia="游ゴシック"/>
+                <w:b/>
+                <w:sz w:val="18"/>
+              </w:rPr>
+              <w:t>R4</w:t>
+            </w:r>
+          </w:p>
+        </w:tc>
+        <w:tc>
+          <w:tcPr>
+            <w:tcW w:type="dxa" w:w="1080"/>
+          </w:tcPr>
+          <w:p>
+            <w:r/>
+            <w:r>
+              <w:rPr>
+                <w:rFonts w:ascii="游ゴシック" w:hAnsi="游ゴシック" w:eastAsia="游ゴシック"/>
+                <w:b/>
+                <w:sz w:val="18"/>
+              </w:rPr>
+              <w:t>R6</w:t>
+            </w:r>
+          </w:p>
+        </w:tc>
+        <w:tc>
+          <w:tcPr>
+            <w:tcW w:type="dxa" w:w="1080"/>
+          </w:tcPr>
+          <w:p>
+            <w:r/>
+            <w:r>
+              <w:rPr>
+                <w:rFonts w:ascii="游ゴシック" w:hAnsi="游ゴシック" w:eastAsia="游ゴシック"/>
+                <w:b/>
+                <w:sz w:val="18"/>
+              </w:rPr>
+              <w:t>R7</w:t>
+            </w:r>
+          </w:p>
+        </w:tc>
+      </w:tr>
+      <w:tr>
+        <w:tc>
+          <w:tcPr>
+            <w:tcW w:type="dxa" w:w="1080"/>
+          </w:tcPr>
+          <w:p>
+            <w:r/>
+            <w:r>
+              <w:rPr>
+                <w:sz w:val="18"/>
+              </w:rPr>
+              <w:t>施設サービス定員（人）</w:t>
+            </w:r>
+          </w:p>
+        </w:tc>
+        <w:tc>
+          <w:tcPr>
+            <w:tcW w:type="dxa" w:w="1080"/>
+          </w:tcPr>
+          <w:p>
+            <w:r/>
+            <w:r>
+              <w:rPr>
+                <w:sz w:val="18"/>
+              </w:rPr>
+              <w:t>50</w:t>
+            </w:r>
+          </w:p>
+        </w:tc>
+        <w:tc>
+          <w:tcPr>
+            <w:tcW w:type="dxa" w:w="1080"/>
+          </w:tcPr>
+          <w:p>
+            <w:r/>
+            <w:r>
+              <w:rPr>
+                <w:sz w:val="18"/>
+              </w:rPr>
+              <w:t>54</w:t>
+            </w:r>
+          </w:p>
+        </w:tc>
+        <w:tc>
+          <w:tcPr>
+            <w:tcW w:type="dxa" w:w="1080"/>
+          </w:tcPr>
+          <w:p>
+            <w:r/>
+            <w:r>
+              <w:rPr>
+                <w:sz w:val="18"/>
+              </w:rPr>
+              <w:t>83</w:t>
+            </w:r>
+          </w:p>
+        </w:tc>
+        <w:tc>
+          <w:tcPr>
+            <w:tcW w:type="dxa" w:w="1080"/>
+          </w:tcPr>
+          <w:p>
+            <w:r/>
+            <w:r>
+              <w:rPr>
+                <w:sz w:val="18"/>
+              </w:rPr>
+              <w:t>112</w:t>
+            </w:r>
+          </w:p>
+        </w:tc>
+        <w:tc>
+          <w:tcPr>
+            <w:tcW w:type="dxa" w:w="1080"/>
+          </w:tcPr>
+          <w:p>
+            <w:r/>
+            <w:r>
+              <w:rPr>
+                <w:sz w:val="18"/>
+              </w:rPr>
+              <w:t>112</w:t>
+            </w:r>
+          </w:p>
+        </w:tc>
+        <w:tc>
+          <w:tcPr>
+            <w:tcW w:type="dxa" w:w="1080"/>
+          </w:tcPr>
+          <w:p>
+            <w:r/>
+            <w:r>
+              <w:rPr>
+                <w:sz w:val="18"/>
+              </w:rPr>
+              <w:t>112</w:t>
+            </w:r>
+          </w:p>
+        </w:tc>
+        <w:tc>
+          <w:tcPr>
+            <w:tcW w:type="dxa" w:w="1080"/>
+          </w:tcPr>
+          <w:p>
+            <w:r/>
+            <w:r>
+              <w:rPr>
+                <w:sz w:val="18"/>
+              </w:rPr>
+              <w:t>112</w:t>
+            </w:r>
+          </w:p>
+        </w:tc>
+      </w:tr>
+      <w:tr>
+        <w:tc>
+          <w:tcPr>
+            <w:tcW w:type="dxa" w:w="1080"/>
+          </w:tcPr>
+          <w:p>
+            <w:r/>
+            <w:r>
+              <w:rPr>
+                <w:sz w:val="18"/>
+              </w:rPr>
+              <w:t xml:space="preserve">　介護老人福祉施設</w:t>
+            </w:r>
+          </w:p>
+        </w:tc>
+        <w:tc>
+          <w:tcPr>
+            <w:tcW w:type="dxa" w:w="1080"/>
+          </w:tcPr>
+          <w:p>
+            <w:r/>
+            <w:r>
+              <w:rPr>
+                <w:sz w:val="18"/>
+              </w:rPr>
+              <w:t>50</w:t>
+            </w:r>
+          </w:p>
+        </w:tc>
+        <w:tc>
+          <w:tcPr>
+            <w:tcW w:type="dxa" w:w="1080"/>
+          </w:tcPr>
+          <w:p>
+            <w:r/>
+            <w:r>
+              <w:rPr>
+                <w:sz w:val="18"/>
+              </w:rPr>
+              <w:t>54</w:t>
+            </w:r>
+          </w:p>
+        </w:tc>
+        <w:tc>
+          <w:tcPr>
+            <w:tcW w:type="dxa" w:w="1080"/>
+          </w:tcPr>
+          <w:p>
+            <w:r/>
+            <w:r>
+              <w:rPr>
+                <w:sz w:val="18"/>
+              </w:rPr>
+              <w:t>54</w:t>
+            </w:r>
+          </w:p>
+        </w:tc>
+        <w:tc>
+          <w:tcPr>
+            <w:tcW w:type="dxa" w:w="1080"/>
+          </w:tcPr>
+          <w:p>
+            <w:r/>
+            <w:r>
+              <w:rPr>
+                <w:sz w:val="18"/>
+              </w:rPr>
+              <w:t>54</w:t>
+            </w:r>
+          </w:p>
+        </w:tc>
+        <w:tc>
+          <w:tcPr>
+            <w:tcW w:type="dxa" w:w="1080"/>
+          </w:tcPr>
+          <w:p>
+            <w:r/>
+            <w:r>
+              <w:rPr>
+                <w:sz w:val="18"/>
+              </w:rPr>
+              <w:t>54</w:t>
+            </w:r>
+          </w:p>
+        </w:tc>
+        <w:tc>
+          <w:tcPr>
+            <w:tcW w:type="dxa" w:w="1080"/>
+          </w:tcPr>
+          <w:p>
+            <w:r/>
+            <w:r>
+              <w:rPr>
+                <w:sz w:val="18"/>
+              </w:rPr>
+              <w:t>54</w:t>
+            </w:r>
+          </w:p>
+        </w:tc>
+        <w:tc>
+          <w:tcPr>
+            <w:tcW w:type="dxa" w:w="1080"/>
+          </w:tcPr>
+          <w:p>
+            <w:r/>
+            <w:r>
+              <w:rPr>
+                <w:sz w:val="18"/>
+              </w:rPr>
+              <w:t>54</w:t>
+            </w:r>
+          </w:p>
+        </w:tc>
+      </w:tr>
+      <w:tr>
+        <w:tc>
+          <w:tcPr>
+            <w:tcW w:type="dxa" w:w="1080"/>
+          </w:tcPr>
+          <w:p>
+            <w:r/>
+            <w:r>
+              <w:rPr>
+                <w:sz w:val="18"/>
+              </w:rPr>
+              <w:t xml:space="preserve">　地域密着型介護老人福祉施設</w:t>
+            </w:r>
+          </w:p>
+        </w:tc>
+        <w:tc>
+          <w:tcPr>
+            <w:tcW w:type="dxa" w:w="1080"/>
+          </w:tcPr>
+          <w:p>
+            <w:r/>
+            <w:r>
+              <w:rPr>
+                <w:sz w:val="18"/>
+              </w:rPr>
+              <w:t>―</w:t>
+            </w:r>
+          </w:p>
+        </w:tc>
+        <w:tc>
+          <w:tcPr>
+            <w:tcW w:type="dxa" w:w="1080"/>
+          </w:tcPr>
+          <w:p>
+            <w:r/>
+            <w:r>
+              <w:rPr>
+                <w:sz w:val="18"/>
+              </w:rPr>
+              <w:t>―</w:t>
+            </w:r>
+          </w:p>
+        </w:tc>
+        <w:tc>
+          <w:tcPr>
+            <w:tcW w:type="dxa" w:w="1080"/>
+          </w:tcPr>
+          <w:p>
+            <w:r/>
+            <w:r>
+              <w:rPr>
+                <w:sz w:val="18"/>
+              </w:rPr>
+              <w:t>29</w:t>
+            </w:r>
+          </w:p>
+        </w:tc>
+        <w:tc>
+          <w:tcPr>
+            <w:tcW w:type="dxa" w:w="1080"/>
+          </w:tcPr>
+          <w:p>
+            <w:r/>
+            <w:r>
+              <w:rPr>
+                <w:sz w:val="18"/>
+              </w:rPr>
+              <w:t>58</w:t>
+            </w:r>
+          </w:p>
+        </w:tc>
+        <w:tc>
+          <w:tcPr>
+            <w:tcW w:type="dxa" w:w="1080"/>
+          </w:tcPr>
+          <w:p>
+            <w:r/>
+            <w:r>
+              <w:rPr>
+                <w:sz w:val="18"/>
+              </w:rPr>
+              <w:t>58</w:t>
+            </w:r>
+          </w:p>
+        </w:tc>
+        <w:tc>
+          <w:tcPr>
+            <w:tcW w:type="dxa" w:w="1080"/>
+          </w:tcPr>
+          <w:p>
+            <w:r/>
+            <w:r>
+              <w:rPr>
+                <w:sz w:val="18"/>
+              </w:rPr>
+              <w:t>58</w:t>
+            </w:r>
+          </w:p>
+        </w:tc>
+        <w:tc>
+          <w:tcPr>
+            <w:tcW w:type="dxa" w:w="1080"/>
+          </w:tcPr>
+          <w:p>
+            <w:r/>
+            <w:r>
+              <w:rPr>
+                <w:sz w:val="18"/>
+              </w:rPr>
+              <w:t>58</w:t>
+            </w:r>
+          </w:p>
+        </w:tc>
+      </w:tr>
+      <w:tr>
+        <w:tc>
+          <w:tcPr>
+            <w:tcW w:type="dxa" w:w="1080"/>
+          </w:tcPr>
+          <w:p>
+            <w:r/>
+            <w:r>
+              <w:rPr>
+                <w:sz w:val="18"/>
+              </w:rPr>
+              <w:t>居住系サービス定員（人）</w:t>
+            </w:r>
+          </w:p>
+        </w:tc>
+        <w:tc>
+          <w:tcPr>
+            <w:tcW w:type="dxa" w:w="1080"/>
+          </w:tcPr>
+          <w:p>
+            <w:r/>
+            <w:r>
+              <w:rPr>
+                <w:sz w:val="18"/>
+              </w:rPr>
+              <w:t>35</w:t>
+            </w:r>
+          </w:p>
+        </w:tc>
+        <w:tc>
+          <w:tcPr>
+            <w:tcW w:type="dxa" w:w="1080"/>
+          </w:tcPr>
+          <w:p>
+            <w:r/>
+            <w:r>
+              <w:rPr>
+                <w:sz w:val="18"/>
+              </w:rPr>
+              <w:t>35</w:t>
+            </w:r>
+          </w:p>
+        </w:tc>
+        <w:tc>
+          <w:tcPr>
+            <w:tcW w:type="dxa" w:w="1080"/>
+          </w:tcPr>
+          <w:p>
+            <w:r/>
+            <w:r>
+              <w:rPr>
+                <w:sz w:val="18"/>
+              </w:rPr>
+              <w:t>35</w:t>
+            </w:r>
+          </w:p>
+        </w:tc>
+        <w:tc>
+          <w:tcPr>
+            <w:tcW w:type="dxa" w:w="1080"/>
+          </w:tcPr>
+          <w:p>
+            <w:r/>
+            <w:r>
+              <w:rPr>
+                <w:sz w:val="18"/>
+              </w:rPr>
+              <w:t>53</w:t>
+            </w:r>
+          </w:p>
+        </w:tc>
+        <w:tc>
+          <w:tcPr>
+            <w:tcW w:type="dxa" w:w="1080"/>
+          </w:tcPr>
+          <w:p>
+            <w:r/>
+            <w:r>
+              <w:rPr>
+                <w:sz w:val="18"/>
+              </w:rPr>
+              <w:t>71</w:t>
+            </w:r>
+          </w:p>
+        </w:tc>
+        <w:tc>
+          <w:tcPr>
+            <w:tcW w:type="dxa" w:w="1080"/>
+          </w:tcPr>
+          <w:p>
+            <w:r/>
+            <w:r>
+              <w:rPr>
+                <w:sz w:val="18"/>
+              </w:rPr>
+              <w:t>98</w:t>
+            </w:r>
+          </w:p>
+        </w:tc>
+        <w:tc>
+          <w:tcPr>
+            <w:tcW w:type="dxa" w:w="1080"/>
+          </w:tcPr>
+          <w:p>
+            <w:r/>
+            <w:r>
+              <w:rPr>
+                <w:sz w:val="18"/>
+              </w:rPr>
+              <w:t>98</w:t>
+            </w:r>
+          </w:p>
+        </w:tc>
+      </w:tr>
+      <w:tr>
+        <w:tc>
+          <w:tcPr>
+            <w:tcW w:type="dxa" w:w="1080"/>
+          </w:tcPr>
+          <w:p>
+            <w:r/>
+            <w:r>
+              <w:rPr>
+                <w:sz w:val="18"/>
+              </w:rPr>
+              <w:t xml:space="preserve">　認知症対応型共同生活介護</w:t>
+            </w:r>
+          </w:p>
+        </w:tc>
+        <w:tc>
+          <w:tcPr>
+            <w:tcW w:type="dxa" w:w="1080"/>
+          </w:tcPr>
+          <w:p>
+            <w:r/>
+            <w:r>
+              <w:rPr>
+                <w:sz w:val="18"/>
+              </w:rPr>
+              <w:t>35</w:t>
+            </w:r>
+          </w:p>
+        </w:tc>
+        <w:tc>
+          <w:tcPr>
+            <w:tcW w:type="dxa" w:w="1080"/>
+          </w:tcPr>
+          <w:p>
+            <w:r/>
+            <w:r>
+              <w:rPr>
+                <w:sz w:val="18"/>
+              </w:rPr>
+              <w:t>35</w:t>
+            </w:r>
+          </w:p>
+        </w:tc>
+        <w:tc>
+          <w:tcPr>
+            <w:tcW w:type="dxa" w:w="1080"/>
+          </w:tcPr>
+          <w:p>
+            <w:r/>
+            <w:r>
+              <w:rPr>
+                <w:sz w:val="18"/>
+              </w:rPr>
+              <w:t>35</w:t>
+            </w:r>
+          </w:p>
+        </w:tc>
+        <w:tc>
+          <w:tcPr>
+            <w:tcW w:type="dxa" w:w="1080"/>
+          </w:tcPr>
+          <w:p>
+            <w:r/>
+            <w:r>
+              <w:rPr>
+                <w:sz w:val="18"/>
+              </w:rPr>
+              <w:t>53</w:t>
+            </w:r>
+          </w:p>
+        </w:tc>
+        <w:tc>
+          <w:tcPr>
+            <w:tcW w:type="dxa" w:w="1080"/>
+          </w:tcPr>
+          <w:p>
+            <w:r/>
+            <w:r>
+              <w:rPr>
+                <w:sz w:val="18"/>
+              </w:rPr>
+              <w:t>71</w:t>
+            </w:r>
+          </w:p>
+        </w:tc>
+        <w:tc>
+          <w:tcPr>
+            <w:tcW w:type="dxa" w:w="1080"/>
+          </w:tcPr>
+          <w:p>
+            <w:r/>
+            <w:r>
+              <w:rPr>
+                <w:sz w:val="18"/>
+              </w:rPr>
+              <w:t>98</w:t>
+            </w:r>
+          </w:p>
+        </w:tc>
+        <w:tc>
+          <w:tcPr>
+            <w:tcW w:type="dxa" w:w="1080"/>
+          </w:tcPr>
+          <w:p>
+            <w:r/>
+            <w:r>
+              <w:rPr>
+                <w:sz w:val="18"/>
+              </w:rPr>
+              <w:t>98</w:t>
+            </w:r>
+          </w:p>
+        </w:tc>
+      </w:tr>
+      <w:tr>
+        <w:tc>
+          <w:tcPr>
+            <w:tcW w:type="dxa" w:w="1080"/>
+          </w:tcPr>
+          <w:p>
+            <w:r/>
+            <w:r>
+              <w:rPr>
+                <w:sz w:val="18"/>
+              </w:rPr>
+              <w:t>通所系サービス定員（人）</w:t>
+            </w:r>
+          </w:p>
+        </w:tc>
+        <w:tc>
+          <w:tcPr>
+            <w:tcW w:type="dxa" w:w="1080"/>
+          </w:tcPr>
+          <w:p>
+            <w:r/>
+            <w:r>
+              <w:rPr>
+                <w:sz w:val="18"/>
+              </w:rPr>
+              <w:t>155</w:t>
+            </w:r>
+          </w:p>
+        </w:tc>
+        <w:tc>
+          <w:tcPr>
+            <w:tcW w:type="dxa" w:w="1080"/>
+          </w:tcPr>
+          <w:p>
+            <w:r/>
+            <w:r>
+              <w:rPr>
+                <w:sz w:val="18"/>
+              </w:rPr>
+              <w:t>164</w:t>
+            </w:r>
+          </w:p>
+        </w:tc>
+        <w:tc>
+          <w:tcPr>
+            <w:tcW w:type="dxa" w:w="1080"/>
+          </w:tcPr>
+          <w:p>
+            <w:r/>
+            <w:r>
+              <w:rPr>
+                <w:sz w:val="18"/>
+              </w:rPr>
+              <w:t>164</w:t>
+            </w:r>
+          </w:p>
+        </w:tc>
+        <w:tc>
+          <w:tcPr>
+            <w:tcW w:type="dxa" w:w="1080"/>
+          </w:tcPr>
+          <w:p>
+            <w:r/>
+            <w:r>
+              <w:rPr>
+                <w:sz w:val="18"/>
+              </w:rPr>
+              <w:t>180</w:t>
+            </w:r>
+          </w:p>
+        </w:tc>
+        <w:tc>
+          <w:tcPr>
+            <w:tcW w:type="dxa" w:w="1080"/>
+          </w:tcPr>
+          <w:p>
+            <w:r/>
+            <w:r>
+              <w:rPr>
+                <w:sz w:val="18"/>
+              </w:rPr>
+              <w:t>191</w:t>
+            </w:r>
+          </w:p>
+        </w:tc>
+        <w:tc>
+          <w:tcPr>
+            <w:tcW w:type="dxa" w:w="1080"/>
+          </w:tcPr>
+          <w:p>
+            <w:r/>
+            <w:r>
+              <w:rPr>
+                <w:sz w:val="18"/>
+              </w:rPr>
+              <w:t>191</w:t>
+            </w:r>
+          </w:p>
+        </w:tc>
+        <w:tc>
+          <w:tcPr>
+            <w:tcW w:type="dxa" w:w="1080"/>
+          </w:tcPr>
+          <w:p>
+            <w:r/>
+            <w:r>
+              <w:rPr>
+                <w:sz w:val="18"/>
+              </w:rPr>
+              <w:t>191</w:t>
+            </w:r>
+          </w:p>
+        </w:tc>
+      </w:tr>
+      <w:tr>
+        <w:tc>
+          <w:tcPr>
+            <w:tcW w:type="dxa" w:w="1080"/>
+          </w:tcPr>
+          <w:p>
+            <w:r/>
+            <w:r>
+              <w:rPr>
+                <w:sz w:val="18"/>
+              </w:rPr>
+              <w:t xml:space="preserve">　通所介護</w:t>
+            </w:r>
+          </w:p>
+        </w:tc>
+        <w:tc>
+          <w:tcPr>
+            <w:tcW w:type="dxa" w:w="1080"/>
+          </w:tcPr>
+          <w:p>
+            <w:r/>
+            <w:r>
+              <w:rPr>
+                <w:sz w:val="18"/>
+              </w:rPr>
+              <w:t>128</w:t>
+            </w:r>
+          </w:p>
+        </w:tc>
+        <w:tc>
+          <w:tcPr>
+            <w:tcW w:type="dxa" w:w="1080"/>
+          </w:tcPr>
+          <w:p>
+            <w:r/>
+            <w:r>
+              <w:rPr>
+                <w:sz w:val="18"/>
+              </w:rPr>
+              <w:t>128</w:t>
+            </w:r>
+          </w:p>
+        </w:tc>
+        <w:tc>
+          <w:tcPr>
+            <w:tcW w:type="dxa" w:w="1080"/>
+          </w:tcPr>
+          <w:p>
+            <w:r/>
+            <w:r>
+              <w:rPr>
+                <w:sz w:val="18"/>
+              </w:rPr>
+              <w:t>128</w:t>
+            </w:r>
+          </w:p>
+        </w:tc>
+        <w:tc>
+          <w:tcPr>
+            <w:tcW w:type="dxa" w:w="1080"/>
+          </w:tcPr>
+          <w:p>
+            <w:r/>
+            <w:r>
+              <w:rPr>
+                <w:sz w:val="18"/>
+              </w:rPr>
+              <w:t>128</w:t>
+            </w:r>
+          </w:p>
+        </w:tc>
+        <w:tc>
+          <w:tcPr>
+            <w:tcW w:type="dxa" w:w="1080"/>
+          </w:tcPr>
+          <w:p>
+            <w:r/>
+            <w:r>
+              <w:rPr>
+                <w:sz w:val="18"/>
+              </w:rPr>
+              <w:t>139</w:t>
+            </w:r>
+          </w:p>
+        </w:tc>
+        <w:tc>
+          <w:tcPr>
+            <w:tcW w:type="dxa" w:w="1080"/>
+          </w:tcPr>
+          <w:p>
+            <w:r/>
+            <w:r>
+              <w:rPr>
+                <w:sz w:val="18"/>
+              </w:rPr>
+              <w:t>139</w:t>
+            </w:r>
+          </w:p>
+        </w:tc>
+        <w:tc>
+          <w:tcPr>
+            <w:tcW w:type="dxa" w:w="1080"/>
+          </w:tcPr>
+          <w:p>
+            <w:r/>
+            <w:r>
+              <w:rPr>
+                <w:sz w:val="18"/>
+              </w:rPr>
+              <w:t>139</w:t>
+            </w:r>
+          </w:p>
+        </w:tc>
+      </w:tr>
+      <w:tr>
+        <w:tc>
+          <w:tcPr>
+            <w:tcW w:type="dxa" w:w="1080"/>
+          </w:tcPr>
+          <w:p>
+            <w:r/>
+            <w:r>
+              <w:rPr>
+                <w:sz w:val="18"/>
+              </w:rPr>
+              <w:t xml:space="preserve">　小規模多機能型居宅介護（通い）</w:t>
+            </w:r>
+          </w:p>
+        </w:tc>
+        <w:tc>
+          <w:tcPr>
+            <w:tcW w:type="dxa" w:w="1080"/>
+          </w:tcPr>
+          <w:p>
+            <w:r/>
+            <w:r>
+              <w:rPr>
+                <w:sz w:val="18"/>
+              </w:rPr>
+              <w:t>13</w:t>
+            </w:r>
+          </w:p>
+        </w:tc>
+        <w:tc>
+          <w:tcPr>
+            <w:tcW w:type="dxa" w:w="1080"/>
+          </w:tcPr>
+          <w:p>
+            <w:r/>
+            <w:r>
+              <w:rPr>
+                <w:sz w:val="18"/>
+              </w:rPr>
+              <w:t>18</w:t>
+            </w:r>
+          </w:p>
+        </w:tc>
+        <w:tc>
+          <w:tcPr>
+            <w:tcW w:type="dxa" w:w="1080"/>
+          </w:tcPr>
+          <w:p>
+            <w:r/>
+            <w:r>
+              <w:rPr>
+                <w:sz w:val="18"/>
+              </w:rPr>
+              <w:t>18</w:t>
+            </w:r>
+          </w:p>
+        </w:tc>
+        <w:tc>
+          <w:tcPr>
+            <w:tcW w:type="dxa" w:w="1080"/>
+          </w:tcPr>
+          <w:p>
+            <w:r/>
+            <w:r>
+              <w:rPr>
+                <w:sz w:val="18"/>
+              </w:rPr>
+              <w:t>30</w:t>
+            </w:r>
+          </w:p>
+        </w:tc>
+        <w:tc>
+          <w:tcPr>
+            <w:tcW w:type="dxa" w:w="1080"/>
+          </w:tcPr>
+          <w:p>
+            <w:r/>
+            <w:r>
+              <w:rPr>
+                <w:sz w:val="18"/>
+              </w:rPr>
+              <w:t>30</w:t>
+            </w:r>
+          </w:p>
+        </w:tc>
+        <w:tc>
+          <w:tcPr>
+            <w:tcW w:type="dxa" w:w="1080"/>
+          </w:tcPr>
+          <w:p>
+            <w:r/>
+            <w:r>
+              <w:rPr>
+                <w:sz w:val="18"/>
+              </w:rPr>
+              <w:t>30</w:t>
+            </w:r>
+          </w:p>
+        </w:tc>
+        <w:tc>
+          <w:tcPr>
+            <w:tcW w:type="dxa" w:w="1080"/>
+          </w:tcPr>
+          <w:p>
+            <w:r/>
+            <w:r>
+              <w:rPr>
+                <w:sz w:val="18"/>
+              </w:rPr>
+              <w:t>30</w:t>
+            </w:r>
+          </w:p>
+        </w:tc>
+      </w:tr>
+    </w:tbl>
+    <w:p>
+      <w:r>
+        <w:t>施設サービス定員は令和元年度から令和2年度にかけて54人から112人へ倍増した（地域密着型介護老人福祉施設58人の整備）。居住系サービス定員は、認知症対応型共同生活介護が令和元年度まで35人であったものが、令和2年度53人、令和4年度71人、令和6年度98人と段階的に拡大し、平成27年度の2.8倍となっている。</w:t>
+      </w:r>
+    </w:p>
+    <w:p>
+      <w:r>
+        <w:rPr>
+          <w:i/>
+          <w:sz w:val="18"/>
+        </w:rPr>
+        <w:t>※ 第9期計画（令和6〜8年度）は「新規施設整備は原則行わず、地域密着型サービス・居宅サービスの充実を基本とする」方針である。認知症対応型共同生活介護の定員が令和4年度71人から令和6年度98人へ27人（38.0％）増えている事実との関係を、第9期評価で整理する必要がある。</w:t>
+      </w:r>
+    </w:p>
+    <w:p>
+      <w:r>
+        <w:t>要支援・要介護者1人あたりの定員でみると、次のとおりである。</w:t>
+      </w:r>
+    </w:p>
+    <w:tbl>
+      <w:tblPr>
+        <w:tblStyle w:val="TableGrid"/>
+        <w:tblW w:type="auto" w:w="0"/>
+        <w:tblLook w:firstColumn="1" w:firstRow="1" w:lastColumn="0" w:lastRow="0" w:noHBand="0" w:noVBand="1" w:val="04A0"/>
+      </w:tblPr>
+      <w:tblGrid>
+        <w:gridCol w:w="1440"/>
+        <w:gridCol w:w="1440"/>
+        <w:gridCol w:w="1440"/>
+        <w:gridCol w:w="1440"/>
+        <w:gridCol w:w="1440"/>
+        <w:gridCol w:w="1440"/>
+      </w:tblGrid>
+      <w:tr>
+        <w:tc>
+          <w:tcPr>
+            <w:tcW w:type="dxa" w:w="1440"/>
+          </w:tcPr>
+          <w:p>
+            <w:r/>
+            <w:r>
+              <w:rPr>
+                <w:rFonts w:ascii="游ゴシック" w:hAnsi="游ゴシック" w:eastAsia="游ゴシック"/>
+                <w:b/>
+                <w:sz w:val="18"/>
+              </w:rPr>
+              <w:t>区分</w:t>
+            </w:r>
+          </w:p>
+        </w:tc>
+        <w:tc>
+          <w:tcPr>
+            <w:tcW w:type="dxa" w:w="1440"/>
+          </w:tcPr>
+          <w:p>
+            <w:r/>
+            <w:r>
+              <w:rPr>
+                <w:rFonts w:ascii="游ゴシック" w:hAnsi="游ゴシック" w:eastAsia="游ゴシック"/>
+                <w:b/>
+                <w:sz w:val="18"/>
+              </w:rPr>
+              <w:t>H27</w:t>
+            </w:r>
+          </w:p>
+        </w:tc>
+        <w:tc>
+          <w:tcPr>
+            <w:tcW w:type="dxa" w:w="1440"/>
+          </w:tcPr>
+          <w:p>
+            <w:r/>
+            <w:r>
+              <w:rPr>
+                <w:rFonts w:ascii="游ゴシック" w:hAnsi="游ゴシック" w:eastAsia="游ゴシック"/>
+                <w:b/>
+                <w:sz w:val="18"/>
+              </w:rPr>
+              <w:t>R1</w:t>
+            </w:r>
+          </w:p>
+        </w:tc>
+        <w:tc>
+          <w:tcPr>
+            <w:tcW w:type="dxa" w:w="1440"/>
+          </w:tcPr>
+          <w:p>
+            <w:r/>
+            <w:r>
+              <w:rPr>
+                <w:rFonts w:ascii="游ゴシック" w:hAnsi="游ゴシック" w:eastAsia="游ゴシック"/>
+                <w:b/>
+                <w:sz w:val="18"/>
+              </w:rPr>
+              <w:t>R4</w:t>
+            </w:r>
+          </w:p>
+        </w:tc>
+        <w:tc>
+          <w:tcPr>
+            <w:tcW w:type="dxa" w:w="1440"/>
+          </w:tcPr>
+          <w:p>
+            <w:r/>
+            <w:r>
+              <w:rPr>
+                <w:rFonts w:ascii="游ゴシック" w:hAnsi="游ゴシック" w:eastAsia="游ゴシック"/>
+                <w:b/>
+                <w:sz w:val="18"/>
+              </w:rPr>
+              <w:t>R7</w:t>
+            </w:r>
+          </w:p>
+        </w:tc>
+        <w:tc>
+          <w:tcPr>
+            <w:tcW w:type="dxa" w:w="1440"/>
+          </w:tcPr>
+          <w:p>
+            <w:r/>
+            <w:r>
+              <w:rPr>
+                <w:rFonts w:ascii="游ゴシック" w:hAnsi="游ゴシック" w:eastAsia="游ゴシック"/>
+                <w:b/>
+                <w:sz w:val="18"/>
+              </w:rPr>
+              <w:t>全国比較（偏差値）</w:t>
+            </w:r>
+          </w:p>
+        </w:tc>
+      </w:tr>
+      <w:tr>
+        <w:tc>
+          <w:tcPr>
+            <w:tcW w:type="dxa" w:w="1440"/>
+          </w:tcPr>
+          <w:p>
+            <w:r/>
+            <w:r>
+              <w:rPr>
+                <w:sz w:val="18"/>
+              </w:rPr>
+              <w:t>施設サービス</w:t>
+            </w:r>
+          </w:p>
+        </w:tc>
+        <w:tc>
+          <w:tcPr>
+            <w:tcW w:type="dxa" w:w="1440"/>
+          </w:tcPr>
+          <w:p>
+            <w:r/>
+            <w:r>
+              <w:rPr>
+                <w:sz w:val="18"/>
+              </w:rPr>
+              <w:t>0.073</w:t>
+            </w:r>
+          </w:p>
+        </w:tc>
+        <w:tc>
+          <w:tcPr>
+            <w:tcW w:type="dxa" w:w="1440"/>
+          </w:tcPr>
+          <w:p>
+            <w:r/>
+            <w:r>
+              <w:rPr>
+                <w:sz w:val="18"/>
+              </w:rPr>
+              <w:t>0.111</w:t>
+            </w:r>
+          </w:p>
+        </w:tc>
+        <w:tc>
+          <w:tcPr>
+            <w:tcW w:type="dxa" w:w="1440"/>
+          </w:tcPr>
+          <w:p>
+            <w:r/>
+            <w:r>
+              <w:rPr>
+                <w:sz w:val="18"/>
+              </w:rPr>
+              <w:t>0.127</w:t>
+            </w:r>
+          </w:p>
+        </w:tc>
+        <w:tc>
+          <w:tcPr>
+            <w:tcW w:type="dxa" w:w="1440"/>
+          </w:tcPr>
+          <w:p>
+            <w:r/>
+            <w:r>
+              <w:rPr>
+                <w:sz w:val="18"/>
+              </w:rPr>
+              <w:t>0.132</w:t>
+            </w:r>
+          </w:p>
+        </w:tc>
+        <w:tc>
+          <w:tcPr>
+            <w:tcW w:type="dxa" w:w="1440"/>
+          </w:tcPr>
+          <w:p>
+            <w:r/>
+            <w:r>
+              <w:rPr>
+                <w:sz w:val="18"/>
+              </w:rPr>
+              <w:t>43.36（やや少ない）</w:t>
+            </w:r>
+          </w:p>
+        </w:tc>
+      </w:tr>
+      <w:tr>
+        <w:tc>
+          <w:tcPr>
+            <w:tcW w:type="dxa" w:w="1440"/>
+          </w:tcPr>
+          <w:p>
+            <w:r/>
+            <w:r>
+              <w:rPr>
+                <w:sz w:val="18"/>
+              </w:rPr>
+              <w:t>居住系サービス</w:t>
+            </w:r>
+          </w:p>
+        </w:tc>
+        <w:tc>
+          <w:tcPr>
+            <w:tcW w:type="dxa" w:w="1440"/>
+          </w:tcPr>
+          <w:p>
+            <w:r/>
+            <w:r>
+              <w:rPr>
+                <w:sz w:val="18"/>
+              </w:rPr>
+              <w:t>0.051</w:t>
+            </w:r>
+          </w:p>
+        </w:tc>
+        <w:tc>
+          <w:tcPr>
+            <w:tcW w:type="dxa" w:w="1440"/>
+          </w:tcPr>
+          <w:p>
+            <w:r/>
+            <w:r>
+              <w:rPr>
+                <w:sz w:val="18"/>
+              </w:rPr>
+              <w:t>0.047</w:t>
+            </w:r>
+          </w:p>
+        </w:tc>
+        <w:tc>
+          <w:tcPr>
+            <w:tcW w:type="dxa" w:w="1440"/>
+          </w:tcPr>
+          <w:p>
+            <w:r/>
+            <w:r>
+              <w:rPr>
+                <w:sz w:val="18"/>
+              </w:rPr>
+              <w:t>0.080</w:t>
+            </w:r>
+          </w:p>
+        </w:tc>
+        <w:tc>
+          <w:tcPr>
+            <w:tcW w:type="dxa" w:w="1440"/>
+          </w:tcPr>
+          <w:p>
+            <w:r/>
+            <w:r>
+              <w:rPr>
+                <w:sz w:val="18"/>
+              </w:rPr>
+              <w:t>0.116</w:t>
+            </w:r>
+          </w:p>
+        </w:tc>
+        <w:tc>
+          <w:tcPr>
+            <w:tcW w:type="dxa" w:w="1440"/>
+          </w:tcPr>
+          <w:p>
+            <w:r/>
+            <w:r>
+              <w:rPr>
+                <w:sz w:val="18"/>
+              </w:rPr>
+              <w:t>57.40（多い）</w:t>
+            </w:r>
+          </w:p>
+        </w:tc>
+      </w:tr>
+      <w:tr>
+        <w:tc>
+          <w:tcPr>
+            <w:tcW w:type="dxa" w:w="1440"/>
+          </w:tcPr>
+          <w:p>
+            <w:r/>
+            <w:r>
+              <w:rPr>
+                <w:sz w:val="18"/>
+              </w:rPr>
+              <w:t>通所系サービス</w:t>
+            </w:r>
+          </w:p>
+        </w:tc>
+        <w:tc>
+          <w:tcPr>
+            <w:tcW w:type="dxa" w:w="1440"/>
+          </w:tcPr>
+          <w:p>
+            <w:r/>
+            <w:r>
+              <w:rPr>
+                <w:sz w:val="18"/>
+              </w:rPr>
+              <w:t>0.226</w:t>
+            </w:r>
+          </w:p>
+        </w:tc>
+        <w:tc>
+          <w:tcPr>
+            <w:tcW w:type="dxa" w:w="1440"/>
+          </w:tcPr>
+          <w:p>
+            <w:r/>
+            <w:r>
+              <w:rPr>
+                <w:sz w:val="18"/>
+              </w:rPr>
+              <w:t>0.220</w:t>
+            </w:r>
+          </w:p>
+        </w:tc>
+        <w:tc>
+          <w:tcPr>
+            <w:tcW w:type="dxa" w:w="1440"/>
+          </w:tcPr>
+          <w:p>
+            <w:r/>
+            <w:r>
+              <w:rPr>
+                <w:sz w:val="18"/>
+              </w:rPr>
+              <w:t>0.216</w:t>
+            </w:r>
+          </w:p>
+        </w:tc>
+        <w:tc>
+          <w:tcPr>
+            <w:tcW w:type="dxa" w:w="1440"/>
+          </w:tcPr>
+          <w:p>
+            <w:r/>
+            <w:r>
+              <w:rPr>
+                <w:sz w:val="18"/>
+              </w:rPr>
+              <w:t>0.226</w:t>
+            </w:r>
+          </w:p>
+        </w:tc>
+        <w:tc>
+          <w:tcPr>
+            <w:tcW w:type="dxa" w:w="1440"/>
+          </w:tcPr>
+          <w:p>
+            <w:r/>
+            <w:r>
+              <w:rPr>
+                <w:sz w:val="18"/>
+              </w:rPr>
+              <w:t>―</w:t>
+            </w:r>
+          </w:p>
+        </w:tc>
+      </w:tr>
+    </w:tbl>
+    <w:p>
+      <w:r>
+        <w:t>居住系は全国平均を上回る一方、施設は下回っている。認知症対応型共同生活介護に厚く依存する供給構造であり、施設・居住系の給付が全体の49.9％を占めることと合わせて、第10期のサービス見込量と保険料に大きく影響する。</w:t>
+      </w:r>
+    </w:p>
+    <w:p>
+      <w:pPr>
         <w:pStyle w:val="Heading1"/>
       </w:pPr>
       <w:r>
-        <w:t>第6章　介護保険財政の状況と保険料</w:t>
+        <w:t>第6章　介護予防・総合事業の実施状況</w:t>
+      </w:r>
+    </w:p>
+    <w:p>
+      <w:r>
+        <w:t>第9期計画の評価及び第10期の介護予防施策の設計に向け、見える化システムの介護予防・日常生活支援総合事業の指標（F系）を確認した。結果として、本町のデータには重大な制約があり、あわせて施策上の課題が明らかになった。</w:t>
+      </w:r>
+    </w:p>
+    <w:p>
+      <w:pPr>
+        <w:pStyle w:val="Heading2"/>
+      </w:pPr>
+      <w:r>
+        <w:t>1　通いの場の実施状況</w:t>
+      </w:r>
+    </w:p>
+    <w:tbl>
+      <w:tblPr>
+        <w:tblStyle w:val="TableGrid"/>
+        <w:tblW w:type="auto" w:w="0"/>
+        <w:tblLook w:firstColumn="1" w:firstRow="1" w:lastColumn="0" w:lastRow="0" w:noHBand="0" w:noVBand="1" w:val="04A0"/>
+      </w:tblPr>
+      <w:tblGrid>
+        <w:gridCol w:w="960"/>
+        <w:gridCol w:w="960"/>
+        <w:gridCol w:w="960"/>
+        <w:gridCol w:w="960"/>
+        <w:gridCol w:w="960"/>
+        <w:gridCol w:w="960"/>
+        <w:gridCol w:w="960"/>
+        <w:gridCol w:w="960"/>
+        <w:gridCol w:w="960"/>
+      </w:tblGrid>
+      <w:tr>
+        <w:tc>
+          <w:tcPr>
+            <w:tcW w:type="dxa" w:w="960"/>
+          </w:tcPr>
+          <w:p>
+            <w:r/>
+            <w:r>
+              <w:rPr>
+                <w:rFonts w:ascii="游ゴシック" w:hAnsi="游ゴシック" w:eastAsia="游ゴシック"/>
+                <w:b/>
+                <w:sz w:val="18"/>
+              </w:rPr>
+              <w:t>区分</w:t>
+            </w:r>
+          </w:p>
+        </w:tc>
+        <w:tc>
+          <w:tcPr>
+            <w:tcW w:type="dxa" w:w="960"/>
+          </w:tcPr>
+          <w:p>
+            <w:r/>
+            <w:r>
+              <w:rPr>
+                <w:rFonts w:ascii="游ゴシック" w:hAnsi="游ゴシック" w:eastAsia="游ゴシック"/>
+                <w:b/>
+                <w:sz w:val="18"/>
+              </w:rPr>
+              <w:t>H25</w:t>
+            </w:r>
+          </w:p>
+        </w:tc>
+        <w:tc>
+          <w:tcPr>
+            <w:tcW w:type="dxa" w:w="960"/>
+          </w:tcPr>
+          <w:p>
+            <w:r/>
+            <w:r>
+              <w:rPr>
+                <w:rFonts w:ascii="游ゴシック" w:hAnsi="游ゴシック" w:eastAsia="游ゴシック"/>
+                <w:b/>
+                <w:sz w:val="18"/>
+              </w:rPr>
+              <w:t>H26</w:t>
+            </w:r>
+          </w:p>
+        </w:tc>
+        <w:tc>
+          <w:tcPr>
+            <w:tcW w:type="dxa" w:w="960"/>
+          </w:tcPr>
+          <w:p>
+            <w:r/>
+            <w:r>
+              <w:rPr>
+                <w:rFonts w:ascii="游ゴシック" w:hAnsi="游ゴシック" w:eastAsia="游ゴシック"/>
+                <w:b/>
+                <w:sz w:val="18"/>
+              </w:rPr>
+              <w:t>H27</w:t>
+            </w:r>
+          </w:p>
+        </w:tc>
+        <w:tc>
+          <w:tcPr>
+            <w:tcW w:type="dxa" w:w="960"/>
+          </w:tcPr>
+          <w:p>
+            <w:r/>
+            <w:r>
+              <w:rPr>
+                <w:rFonts w:ascii="游ゴシック" w:hAnsi="游ゴシック" w:eastAsia="游ゴシック"/>
+                <w:b/>
+                <w:sz w:val="18"/>
+              </w:rPr>
+              <w:t>H28</w:t>
+            </w:r>
+          </w:p>
+        </w:tc>
+        <w:tc>
+          <w:tcPr>
+            <w:tcW w:type="dxa" w:w="960"/>
+          </w:tcPr>
+          <w:p>
+            <w:r/>
+            <w:r>
+              <w:rPr>
+                <w:rFonts w:ascii="游ゴシック" w:hAnsi="游ゴシック" w:eastAsia="游ゴシック"/>
+                <w:b/>
+                <w:sz w:val="18"/>
+              </w:rPr>
+              <w:t>H29</w:t>
+            </w:r>
+          </w:p>
+        </w:tc>
+        <w:tc>
+          <w:tcPr>
+            <w:tcW w:type="dxa" w:w="960"/>
+          </w:tcPr>
+          <w:p>
+            <w:r/>
+            <w:r>
+              <w:rPr>
+                <w:rFonts w:ascii="游ゴシック" w:hAnsi="游ゴシック" w:eastAsia="游ゴシック"/>
+                <w:b/>
+                <w:sz w:val="18"/>
+              </w:rPr>
+              <w:t>H30</w:t>
+            </w:r>
+          </w:p>
+        </w:tc>
+        <w:tc>
+          <w:tcPr>
+            <w:tcW w:type="dxa" w:w="960"/>
+          </w:tcPr>
+          <w:p>
+            <w:r/>
+            <w:r>
+              <w:rPr>
+                <w:rFonts w:ascii="游ゴシック" w:hAnsi="游ゴシック" w:eastAsia="游ゴシック"/>
+                <w:b/>
+                <w:sz w:val="18"/>
+              </w:rPr>
+              <w:t>R1</w:t>
+            </w:r>
+          </w:p>
+        </w:tc>
+        <w:tc>
+          <w:tcPr>
+            <w:tcW w:type="dxa" w:w="960"/>
+          </w:tcPr>
+          <w:p>
+            <w:r/>
+            <w:r>
+              <w:rPr>
+                <w:rFonts w:ascii="游ゴシック" w:hAnsi="游ゴシック" w:eastAsia="游ゴシック"/>
+                <w:b/>
+                <w:sz w:val="18"/>
+              </w:rPr>
+              <w:t>R2</w:t>
+            </w:r>
+          </w:p>
+        </w:tc>
+      </w:tr>
+      <w:tr>
+        <w:tc>
+          <w:tcPr>
+            <w:tcW w:type="dxa" w:w="960"/>
+          </w:tcPr>
+          <w:p>
+            <w:r/>
+            <w:r>
+              <w:rPr>
+                <w:sz w:val="18"/>
+              </w:rPr>
+              <w:t>週1回以上　参加率（％）</w:t>
+            </w:r>
+          </w:p>
+        </w:tc>
+        <w:tc>
+          <w:tcPr>
+            <w:tcW w:type="dxa" w:w="960"/>
+          </w:tcPr>
+          <w:p>
+            <w:r/>
+            <w:r>
+              <w:rPr>
+                <w:sz w:val="18"/>
+              </w:rPr>
+              <w:t>0.0</w:t>
+            </w:r>
+          </w:p>
+        </w:tc>
+        <w:tc>
+          <w:tcPr>
+            <w:tcW w:type="dxa" w:w="960"/>
+          </w:tcPr>
+          <w:p>
+            <w:r/>
+            <w:r>
+              <w:rPr>
+                <w:sz w:val="18"/>
+              </w:rPr>
+              <w:t>0.0</w:t>
+            </w:r>
+          </w:p>
+        </w:tc>
+        <w:tc>
+          <w:tcPr>
+            <w:tcW w:type="dxa" w:w="960"/>
+          </w:tcPr>
+          <w:p>
+            <w:r/>
+            <w:r>
+              <w:rPr>
+                <w:sz w:val="18"/>
+              </w:rPr>
+              <w:t>1.7</w:t>
+            </w:r>
+          </w:p>
+        </w:tc>
+        <w:tc>
+          <w:tcPr>
+            <w:tcW w:type="dxa" w:w="960"/>
+          </w:tcPr>
+          <w:p>
+            <w:r/>
+            <w:r>
+              <w:rPr>
+                <w:sz w:val="18"/>
+              </w:rPr>
+              <w:t>0.0</w:t>
+            </w:r>
+          </w:p>
+        </w:tc>
+        <w:tc>
+          <w:tcPr>
+            <w:tcW w:type="dxa" w:w="960"/>
+          </w:tcPr>
+          <w:p>
+            <w:r/>
+            <w:r>
+              <w:rPr>
+                <w:sz w:val="18"/>
+              </w:rPr>
+              <w:t>0.0</w:t>
+            </w:r>
+          </w:p>
+        </w:tc>
+        <w:tc>
+          <w:tcPr>
+            <w:tcW w:type="dxa" w:w="960"/>
+          </w:tcPr>
+          <w:p>
+            <w:r/>
+            <w:r>
+              <w:rPr>
+                <w:sz w:val="18"/>
+              </w:rPr>
+              <w:t>0.0</w:t>
+            </w:r>
+          </w:p>
+        </w:tc>
+        <w:tc>
+          <w:tcPr>
+            <w:tcW w:type="dxa" w:w="960"/>
+          </w:tcPr>
+          <w:p>
+            <w:r/>
+            <w:r>
+              <w:rPr>
+                <w:sz w:val="18"/>
+              </w:rPr>
+              <w:t>0.0</w:t>
+            </w:r>
+          </w:p>
+        </w:tc>
+        <w:tc>
+          <w:tcPr>
+            <w:tcW w:type="dxa" w:w="960"/>
+          </w:tcPr>
+          <w:p>
+            <w:r/>
+            <w:r>
+              <w:rPr>
+                <w:sz w:val="18"/>
+              </w:rPr>
+              <w:t>0.0</w:t>
+            </w:r>
+          </w:p>
+        </w:tc>
+      </w:tr>
+      <w:tr>
+        <w:tc>
+          <w:tcPr>
+            <w:tcW w:type="dxa" w:w="960"/>
+          </w:tcPr>
+          <w:p>
+            <w:r/>
+            <w:r>
+              <w:rPr>
+                <w:sz w:val="18"/>
+              </w:rPr>
+              <w:t>週1回以上　参加者数（人）</w:t>
+            </w:r>
+          </w:p>
+        </w:tc>
+        <w:tc>
+          <w:tcPr>
+            <w:tcW w:type="dxa" w:w="960"/>
+          </w:tcPr>
+          <w:p>
+            <w:r/>
+            <w:r>
+              <w:rPr>
+                <w:sz w:val="18"/>
+              </w:rPr>
+              <w:t>0</w:t>
+            </w:r>
+          </w:p>
+        </w:tc>
+        <w:tc>
+          <w:tcPr>
+            <w:tcW w:type="dxa" w:w="960"/>
+          </w:tcPr>
+          <w:p>
+            <w:r/>
+            <w:r>
+              <w:rPr>
+                <w:sz w:val="18"/>
+              </w:rPr>
+              <w:t>0</w:t>
+            </w:r>
+          </w:p>
+        </w:tc>
+        <w:tc>
+          <w:tcPr>
+            <w:tcW w:type="dxa" w:w="960"/>
+          </w:tcPr>
+          <w:p>
+            <w:r/>
+            <w:r>
+              <w:rPr>
+                <w:sz w:val="18"/>
+              </w:rPr>
+              <w:t>56</w:t>
+            </w:r>
+          </w:p>
+        </w:tc>
+        <w:tc>
+          <w:tcPr>
+            <w:tcW w:type="dxa" w:w="960"/>
+          </w:tcPr>
+          <w:p>
+            <w:r/>
+            <w:r>
+              <w:rPr>
+                <w:sz w:val="18"/>
+              </w:rPr>
+              <w:t>0</w:t>
+            </w:r>
+          </w:p>
+        </w:tc>
+        <w:tc>
+          <w:tcPr>
+            <w:tcW w:type="dxa" w:w="960"/>
+          </w:tcPr>
+          <w:p>
+            <w:r/>
+            <w:r>
+              <w:rPr>
+                <w:sz w:val="18"/>
+              </w:rPr>
+              <w:t>0</w:t>
+            </w:r>
+          </w:p>
+        </w:tc>
+        <w:tc>
+          <w:tcPr>
+            <w:tcW w:type="dxa" w:w="960"/>
+          </w:tcPr>
+          <w:p>
+            <w:r/>
+            <w:r>
+              <w:rPr>
+                <w:sz w:val="18"/>
+              </w:rPr>
+              <w:t>0</w:t>
+            </w:r>
+          </w:p>
+        </w:tc>
+        <w:tc>
+          <w:tcPr>
+            <w:tcW w:type="dxa" w:w="960"/>
+          </w:tcPr>
+          <w:p>
+            <w:r/>
+            <w:r>
+              <w:rPr>
+                <w:sz w:val="18"/>
+              </w:rPr>
+              <w:t>0</w:t>
+            </w:r>
+          </w:p>
+        </w:tc>
+        <w:tc>
+          <w:tcPr>
+            <w:tcW w:type="dxa" w:w="960"/>
+          </w:tcPr>
+          <w:p>
+            <w:r/>
+            <w:r>
+              <w:rPr>
+                <w:sz w:val="18"/>
+              </w:rPr>
+              <w:t>0</w:t>
+            </w:r>
+          </w:p>
+        </w:tc>
+      </w:tr>
+      <w:tr>
+        <w:tc>
+          <w:tcPr>
+            <w:tcW w:type="dxa" w:w="960"/>
+          </w:tcPr>
+          <w:p>
+            <w:r/>
+            <w:r>
+              <w:rPr>
+                <w:sz w:val="18"/>
+              </w:rPr>
+              <w:t>週1回以上　箇所数</w:t>
+            </w:r>
+          </w:p>
+        </w:tc>
+        <w:tc>
+          <w:tcPr>
+            <w:tcW w:type="dxa" w:w="960"/>
+          </w:tcPr>
+          <w:p>
+            <w:r/>
+            <w:r>
+              <w:rPr>
+                <w:sz w:val="18"/>
+              </w:rPr>
+              <w:t>0</w:t>
+            </w:r>
+          </w:p>
+        </w:tc>
+        <w:tc>
+          <w:tcPr>
+            <w:tcW w:type="dxa" w:w="960"/>
+          </w:tcPr>
+          <w:p>
+            <w:r/>
+            <w:r>
+              <w:rPr>
+                <w:sz w:val="18"/>
+              </w:rPr>
+              <w:t>0</w:t>
+            </w:r>
+          </w:p>
+        </w:tc>
+        <w:tc>
+          <w:tcPr>
+            <w:tcW w:type="dxa" w:w="960"/>
+          </w:tcPr>
+          <w:p>
+            <w:r/>
+            <w:r>
+              <w:rPr>
+                <w:sz w:val="18"/>
+              </w:rPr>
+              <w:t>3</w:t>
+            </w:r>
+          </w:p>
+        </w:tc>
+        <w:tc>
+          <w:tcPr>
+            <w:tcW w:type="dxa" w:w="960"/>
+          </w:tcPr>
+          <w:p>
+            <w:r/>
+            <w:r>
+              <w:rPr>
+                <w:sz w:val="18"/>
+              </w:rPr>
+              <w:t>0</w:t>
+            </w:r>
+          </w:p>
+        </w:tc>
+        <w:tc>
+          <w:tcPr>
+            <w:tcW w:type="dxa" w:w="960"/>
+          </w:tcPr>
+          <w:p>
+            <w:r/>
+            <w:r>
+              <w:rPr>
+                <w:sz w:val="18"/>
+              </w:rPr>
+              <w:t>0</w:t>
+            </w:r>
+          </w:p>
+        </w:tc>
+        <w:tc>
+          <w:tcPr>
+            <w:tcW w:type="dxa" w:w="960"/>
+          </w:tcPr>
+          <w:p>
+            <w:r/>
+            <w:r>
+              <w:rPr>
+                <w:sz w:val="18"/>
+              </w:rPr>
+              <w:t>0</w:t>
+            </w:r>
+          </w:p>
+        </w:tc>
+        <w:tc>
+          <w:tcPr>
+            <w:tcW w:type="dxa" w:w="960"/>
+          </w:tcPr>
+          <w:p>
+            <w:r/>
+            <w:r>
+              <w:rPr>
+                <w:sz w:val="18"/>
+              </w:rPr>
+              <w:t>0</w:t>
+            </w:r>
+          </w:p>
+        </w:tc>
+        <w:tc>
+          <w:tcPr>
+            <w:tcW w:type="dxa" w:w="960"/>
+          </w:tcPr>
+          <w:p>
+            <w:r/>
+            <w:r>
+              <w:rPr>
+                <w:sz w:val="18"/>
+              </w:rPr>
+              <w:t>0</w:t>
+            </w:r>
+          </w:p>
+        </w:tc>
+      </w:tr>
+      <w:tr>
+        <w:tc>
+          <w:tcPr>
+            <w:tcW w:type="dxa" w:w="960"/>
+          </w:tcPr>
+          <w:p>
+            <w:r/>
+            <w:r>
+              <w:rPr>
+                <w:sz w:val="18"/>
+              </w:rPr>
+              <w:t>月1回以上　参加率（％）</w:t>
+            </w:r>
+          </w:p>
+        </w:tc>
+        <w:tc>
+          <w:tcPr>
+            <w:tcW w:type="dxa" w:w="960"/>
+          </w:tcPr>
+          <w:p>
+            <w:r/>
+            <w:r>
+              <w:rPr>
+                <w:sz w:val="18"/>
+              </w:rPr>
+              <w:t>0.3</w:t>
+            </w:r>
+          </w:p>
+        </w:tc>
+        <w:tc>
+          <w:tcPr>
+            <w:tcW w:type="dxa" w:w="960"/>
+          </w:tcPr>
+          <w:p>
+            <w:r/>
+            <w:r>
+              <w:rPr>
+                <w:sz w:val="18"/>
+              </w:rPr>
+              <w:t>0.0</w:t>
+            </w:r>
+          </w:p>
+        </w:tc>
+        <w:tc>
+          <w:tcPr>
+            <w:tcW w:type="dxa" w:w="960"/>
+          </w:tcPr>
+          <w:p>
+            <w:r/>
+            <w:r>
+              <w:rPr>
+                <w:sz w:val="18"/>
+              </w:rPr>
+              <w:t>1.7</w:t>
+            </w:r>
+          </w:p>
+        </w:tc>
+        <w:tc>
+          <w:tcPr>
+            <w:tcW w:type="dxa" w:w="960"/>
+          </w:tcPr>
+          <w:p>
+            <w:r/>
+            <w:r>
+              <w:rPr>
+                <w:sz w:val="18"/>
+              </w:rPr>
+              <w:t>6.5</w:t>
+            </w:r>
+          </w:p>
+        </w:tc>
+        <w:tc>
+          <w:tcPr>
+            <w:tcW w:type="dxa" w:w="960"/>
+          </w:tcPr>
+          <w:p>
+            <w:r/>
+            <w:r>
+              <w:rPr>
+                <w:sz w:val="18"/>
+              </w:rPr>
+              <w:t>5.2</w:t>
+            </w:r>
+          </w:p>
+        </w:tc>
+        <w:tc>
+          <w:tcPr>
+            <w:tcW w:type="dxa" w:w="960"/>
+          </w:tcPr>
+          <w:p>
+            <w:r/>
+            <w:r>
+              <w:rPr>
+                <w:sz w:val="18"/>
+              </w:rPr>
+              <w:t>5.8</w:t>
+            </w:r>
+          </w:p>
+        </w:tc>
+        <w:tc>
+          <w:tcPr>
+            <w:tcW w:type="dxa" w:w="960"/>
+          </w:tcPr>
+          <w:p>
+            <w:r/>
+            <w:r>
+              <w:rPr>
+                <w:sz w:val="18"/>
+              </w:rPr>
+              <w:t>1.2</w:t>
+            </w:r>
+          </w:p>
+        </w:tc>
+        <w:tc>
+          <w:tcPr>
+            <w:tcW w:type="dxa" w:w="960"/>
+          </w:tcPr>
+          <w:p>
+            <w:r/>
+            <w:r>
+              <w:rPr>
+                <w:sz w:val="18"/>
+              </w:rPr>
+              <w:t>1.2</w:t>
+            </w:r>
+          </w:p>
+        </w:tc>
+      </w:tr>
+      <w:tr>
+        <w:tc>
+          <w:tcPr>
+            <w:tcW w:type="dxa" w:w="960"/>
+          </w:tcPr>
+          <w:p>
+            <w:r/>
+            <w:r>
+              <w:rPr>
+                <w:sz w:val="18"/>
+              </w:rPr>
+              <w:t>月1回以上　参加者数（人）</w:t>
+            </w:r>
+          </w:p>
+        </w:tc>
+        <w:tc>
+          <w:tcPr>
+            <w:tcW w:type="dxa" w:w="960"/>
+          </w:tcPr>
+          <w:p>
+            <w:r/>
+            <w:r>
+              <w:rPr>
+                <w:sz w:val="18"/>
+              </w:rPr>
+              <w:t>9</w:t>
+            </w:r>
+          </w:p>
+        </w:tc>
+        <w:tc>
+          <w:tcPr>
+            <w:tcW w:type="dxa" w:w="960"/>
+          </w:tcPr>
+          <w:p>
+            <w:r/>
+            <w:r>
+              <w:rPr>
+                <w:sz w:val="18"/>
+              </w:rPr>
+              <w:t>0</w:t>
+            </w:r>
+          </w:p>
+        </w:tc>
+        <w:tc>
+          <w:tcPr>
+            <w:tcW w:type="dxa" w:w="960"/>
+          </w:tcPr>
+          <w:p>
+            <w:r/>
+            <w:r>
+              <w:rPr>
+                <w:sz w:val="18"/>
+              </w:rPr>
+              <w:t>56</w:t>
+            </w:r>
+          </w:p>
+        </w:tc>
+        <w:tc>
+          <w:tcPr>
+            <w:tcW w:type="dxa" w:w="960"/>
+          </w:tcPr>
+          <w:p>
+            <w:r/>
+            <w:r>
+              <w:rPr>
+                <w:sz w:val="18"/>
+              </w:rPr>
+              <w:t>214</w:t>
+            </w:r>
+          </w:p>
+        </w:tc>
+        <w:tc>
+          <w:tcPr>
+            <w:tcW w:type="dxa" w:w="960"/>
+          </w:tcPr>
+          <w:p>
+            <w:r/>
+            <w:r>
+              <w:rPr>
+                <w:sz w:val="18"/>
+              </w:rPr>
+              <w:t>172</w:t>
+            </w:r>
+          </w:p>
+        </w:tc>
+        <w:tc>
+          <w:tcPr>
+            <w:tcW w:type="dxa" w:w="960"/>
+          </w:tcPr>
+          <w:p>
+            <w:r/>
+            <w:r>
+              <w:rPr>
+                <w:sz w:val="18"/>
+              </w:rPr>
+              <w:t>196</w:t>
+            </w:r>
+          </w:p>
+        </w:tc>
+        <w:tc>
+          <w:tcPr>
+            <w:tcW w:type="dxa" w:w="960"/>
+          </w:tcPr>
+          <w:p>
+            <w:r/>
+            <w:r>
+              <w:rPr>
+                <w:sz w:val="18"/>
+              </w:rPr>
+              <w:t>40</w:t>
+            </w:r>
+          </w:p>
+        </w:tc>
+        <w:tc>
+          <w:tcPr>
+            <w:tcW w:type="dxa" w:w="960"/>
+          </w:tcPr>
+          <w:p>
+            <w:r/>
+            <w:r>
+              <w:rPr>
+                <w:sz w:val="18"/>
+              </w:rPr>
+              <w:t>42</w:t>
+            </w:r>
+          </w:p>
+        </w:tc>
+      </w:tr>
+      <w:tr>
+        <w:tc>
+          <w:tcPr>
+            <w:tcW w:type="dxa" w:w="960"/>
+          </w:tcPr>
+          <w:p>
+            <w:r/>
+            <w:r>
+              <w:rPr>
+                <w:sz w:val="18"/>
+              </w:rPr>
+              <w:t>月1回以上　箇所数</w:t>
+            </w:r>
+          </w:p>
+        </w:tc>
+        <w:tc>
+          <w:tcPr>
+            <w:tcW w:type="dxa" w:w="960"/>
+          </w:tcPr>
+          <w:p>
+            <w:r/>
+            <w:r>
+              <w:rPr>
+                <w:sz w:val="18"/>
+              </w:rPr>
+              <w:t>1</w:t>
+            </w:r>
+          </w:p>
+        </w:tc>
+        <w:tc>
+          <w:tcPr>
+            <w:tcW w:type="dxa" w:w="960"/>
+          </w:tcPr>
+          <w:p>
+            <w:r/>
+            <w:r>
+              <w:rPr>
+                <w:sz w:val="18"/>
+              </w:rPr>
+              <w:t>0</w:t>
+            </w:r>
+          </w:p>
+        </w:tc>
+        <w:tc>
+          <w:tcPr>
+            <w:tcW w:type="dxa" w:w="960"/>
+          </w:tcPr>
+          <w:p>
+            <w:r/>
+            <w:r>
+              <w:rPr>
+                <w:sz w:val="18"/>
+              </w:rPr>
+              <w:t>3</w:t>
+            </w:r>
+          </w:p>
+        </w:tc>
+        <w:tc>
+          <w:tcPr>
+            <w:tcW w:type="dxa" w:w="960"/>
+          </w:tcPr>
+          <w:p>
+            <w:r/>
+            <w:r>
+              <w:rPr>
+                <w:sz w:val="18"/>
+              </w:rPr>
+              <w:t>11</w:t>
+            </w:r>
+          </w:p>
+        </w:tc>
+        <w:tc>
+          <w:tcPr>
+            <w:tcW w:type="dxa" w:w="960"/>
+          </w:tcPr>
+          <w:p>
+            <w:r/>
+            <w:r>
+              <w:rPr>
+                <w:sz w:val="18"/>
+              </w:rPr>
+              <w:t>12</w:t>
+            </w:r>
+          </w:p>
+        </w:tc>
+        <w:tc>
+          <w:tcPr>
+            <w:tcW w:type="dxa" w:w="960"/>
+          </w:tcPr>
+          <w:p>
+            <w:r/>
+            <w:r>
+              <w:rPr>
+                <w:sz w:val="18"/>
+              </w:rPr>
+              <w:t>11</w:t>
+            </w:r>
+          </w:p>
+        </w:tc>
+        <w:tc>
+          <w:tcPr>
+            <w:tcW w:type="dxa" w:w="960"/>
+          </w:tcPr>
+          <w:p>
+            <w:r/>
+            <w:r>
+              <w:rPr>
+                <w:sz w:val="18"/>
+              </w:rPr>
+              <w:t>1</w:t>
+            </w:r>
+          </w:p>
+        </w:tc>
+        <w:tc>
+          <w:tcPr>
+            <w:tcW w:type="dxa" w:w="960"/>
+          </w:tcPr>
+          <w:p>
+            <w:r/>
+            <w:r>
+              <w:rPr>
+                <w:sz w:val="18"/>
+              </w:rPr>
+              <w:t>3</w:t>
+            </w:r>
+          </w:p>
+        </w:tc>
+      </w:tr>
+    </w:tbl>
+    <w:p>
+      <w:r>
+        <w:t>週1回以上の通いの場は、平成27年度に3か所・56人（参加率1.7％）の実績があったのみで、平成28年度以降は0か所・0人が続いている。月1回以上の通いの場も、平成28年度の11か所・214人（6.5％）をピークに、令和元年度は1か所・40人（1.2％）、令和2年度は3か所・42人（1.2％）まで減少している。</w:t>
+      </w:r>
+    </w:p>
+    <w:p>
+      <w:r>
+        <w:t>参考として、同規模の近隣町村と比較すると差は大きい。</w:t>
+      </w:r>
+    </w:p>
+    <w:tbl>
+      <w:tblPr>
+        <w:tblStyle w:val="TableGrid"/>
+        <w:tblW w:type="auto" w:w="0"/>
+        <w:tblLook w:firstColumn="1" w:firstRow="1" w:lastColumn="0" w:lastRow="0" w:noHBand="0" w:noVBand="1" w:val="04A0"/>
+      </w:tblPr>
+      <w:tblGrid>
+        <w:gridCol w:w="1234"/>
+        <w:gridCol w:w="1234"/>
+        <w:gridCol w:w="1234"/>
+        <w:gridCol w:w="1234"/>
+        <w:gridCol w:w="1234"/>
+        <w:gridCol w:w="1234"/>
+        <w:gridCol w:w="1234"/>
+      </w:tblGrid>
+      <w:tr>
+        <w:tc>
+          <w:tcPr>
+            <w:tcW w:type="dxa" w:w="1234"/>
+          </w:tcPr>
+          <w:p>
+            <w:r/>
+            <w:r>
+              <w:rPr>
+                <w:rFonts w:ascii="游ゴシック" w:hAnsi="游ゴシック" w:eastAsia="游ゴシック"/>
+                <w:b/>
+                <w:sz w:val="18"/>
+              </w:rPr>
+              <w:t>区分</w:t>
+            </w:r>
+          </w:p>
+        </w:tc>
+        <w:tc>
+          <w:tcPr>
+            <w:tcW w:type="dxa" w:w="1234"/>
+          </w:tcPr>
+          <w:p>
+            <w:r/>
+            <w:r>
+              <w:rPr>
+                <w:rFonts w:ascii="游ゴシック" w:hAnsi="游ゴシック" w:eastAsia="游ゴシック"/>
+                <w:b/>
+                <w:sz w:val="18"/>
+              </w:rPr>
+              <w:t>H27</w:t>
+            </w:r>
+          </w:p>
+        </w:tc>
+        <w:tc>
+          <w:tcPr>
+            <w:tcW w:type="dxa" w:w="1234"/>
+          </w:tcPr>
+          <w:p>
+            <w:r/>
+            <w:r>
+              <w:rPr>
+                <w:rFonts w:ascii="游ゴシック" w:hAnsi="游ゴシック" w:eastAsia="游ゴシック"/>
+                <w:b/>
+                <w:sz w:val="18"/>
+              </w:rPr>
+              <w:t>H28</w:t>
+            </w:r>
+          </w:p>
+        </w:tc>
+        <w:tc>
+          <w:tcPr>
+            <w:tcW w:type="dxa" w:w="1234"/>
+          </w:tcPr>
+          <w:p>
+            <w:r/>
+            <w:r>
+              <w:rPr>
+                <w:rFonts w:ascii="游ゴシック" w:hAnsi="游ゴシック" w:eastAsia="游ゴシック"/>
+                <w:b/>
+                <w:sz w:val="18"/>
+              </w:rPr>
+              <w:t>H29</w:t>
+            </w:r>
+          </w:p>
+        </w:tc>
+        <w:tc>
+          <w:tcPr>
+            <w:tcW w:type="dxa" w:w="1234"/>
+          </w:tcPr>
+          <w:p>
+            <w:r/>
+            <w:r>
+              <w:rPr>
+                <w:rFonts w:ascii="游ゴシック" w:hAnsi="游ゴシック" w:eastAsia="游ゴシック"/>
+                <w:b/>
+                <w:sz w:val="18"/>
+              </w:rPr>
+              <w:t>H30</w:t>
+            </w:r>
+          </w:p>
+        </w:tc>
+        <w:tc>
+          <w:tcPr>
+            <w:tcW w:type="dxa" w:w="1234"/>
+          </w:tcPr>
+          <w:p>
+            <w:r/>
+            <w:r>
+              <w:rPr>
+                <w:rFonts w:ascii="游ゴシック" w:hAnsi="游ゴシック" w:eastAsia="游ゴシック"/>
+                <w:b/>
+                <w:sz w:val="18"/>
+              </w:rPr>
+              <w:t>R1</w:t>
+            </w:r>
+          </w:p>
+        </w:tc>
+        <w:tc>
+          <w:tcPr>
+            <w:tcW w:type="dxa" w:w="1234"/>
+          </w:tcPr>
+          <w:p>
+            <w:r/>
+            <w:r>
+              <w:rPr>
+                <w:rFonts w:ascii="游ゴシック" w:hAnsi="游ゴシック" w:eastAsia="游ゴシック"/>
+                <w:b/>
+                <w:sz w:val="18"/>
+              </w:rPr>
+              <w:t>R2</w:t>
+            </w:r>
+          </w:p>
+        </w:tc>
+      </w:tr>
+      <w:tr>
+        <w:tc>
+          <w:tcPr>
+            <w:tcW w:type="dxa" w:w="1234"/>
+          </w:tcPr>
+          <w:p>
+            <w:r/>
+            <w:r>
+              <w:rPr>
+                <w:sz w:val="18"/>
+              </w:rPr>
+              <w:t>小野町　週1回以上参加率</w:t>
+            </w:r>
+          </w:p>
+        </w:tc>
+        <w:tc>
+          <w:tcPr>
+            <w:tcW w:type="dxa" w:w="1234"/>
+          </w:tcPr>
+          <w:p>
+            <w:r/>
+            <w:r>
+              <w:rPr>
+                <w:sz w:val="18"/>
+              </w:rPr>
+              <w:t>1.7％</w:t>
+            </w:r>
+          </w:p>
+        </w:tc>
+        <w:tc>
+          <w:tcPr>
+            <w:tcW w:type="dxa" w:w="1234"/>
+          </w:tcPr>
+          <w:p>
+            <w:r/>
+            <w:r>
+              <w:rPr>
+                <w:sz w:val="18"/>
+              </w:rPr>
+              <w:t>0.0％</w:t>
+            </w:r>
+          </w:p>
+        </w:tc>
+        <w:tc>
+          <w:tcPr>
+            <w:tcW w:type="dxa" w:w="1234"/>
+          </w:tcPr>
+          <w:p>
+            <w:r/>
+            <w:r>
+              <w:rPr>
+                <w:sz w:val="18"/>
+              </w:rPr>
+              <w:t>0.0％</w:t>
+            </w:r>
+          </w:p>
+        </w:tc>
+        <w:tc>
+          <w:tcPr>
+            <w:tcW w:type="dxa" w:w="1234"/>
+          </w:tcPr>
+          <w:p>
+            <w:r/>
+            <w:r>
+              <w:rPr>
+                <w:sz w:val="18"/>
+              </w:rPr>
+              <w:t>0.0％</w:t>
+            </w:r>
+          </w:p>
+        </w:tc>
+        <w:tc>
+          <w:tcPr>
+            <w:tcW w:type="dxa" w:w="1234"/>
+          </w:tcPr>
+          <w:p>
+            <w:r/>
+            <w:r>
+              <w:rPr>
+                <w:sz w:val="18"/>
+              </w:rPr>
+              <w:t>0.0％</w:t>
+            </w:r>
+          </w:p>
+        </w:tc>
+        <w:tc>
+          <w:tcPr>
+            <w:tcW w:type="dxa" w:w="1234"/>
+          </w:tcPr>
+          <w:p>
+            <w:r/>
+            <w:r>
+              <w:rPr>
+                <w:sz w:val="18"/>
+              </w:rPr>
+              <w:t>0.0％</w:t>
+            </w:r>
+          </w:p>
+        </w:tc>
+      </w:tr>
+      <w:tr>
+        <w:tc>
+          <w:tcPr>
+            <w:tcW w:type="dxa" w:w="1234"/>
+          </w:tcPr>
+          <w:p>
+            <w:r/>
+            <w:r>
+              <w:rPr>
+                <w:sz w:val="18"/>
+              </w:rPr>
+              <w:t>新地町　週1回以上参加率</w:t>
+            </w:r>
+          </w:p>
+        </w:tc>
+        <w:tc>
+          <w:tcPr>
+            <w:tcW w:type="dxa" w:w="1234"/>
+          </w:tcPr>
+          <w:p>
+            <w:r/>
+            <w:r>
+              <w:rPr>
+                <w:sz w:val="18"/>
+              </w:rPr>
+              <w:t>4.9％</w:t>
+            </w:r>
+          </w:p>
+        </w:tc>
+        <w:tc>
+          <w:tcPr>
+            <w:tcW w:type="dxa" w:w="1234"/>
+          </w:tcPr>
+          <w:p>
+            <w:r/>
+            <w:r>
+              <w:rPr>
+                <w:sz w:val="18"/>
+              </w:rPr>
+              <w:t>7.9％</w:t>
+            </w:r>
+          </w:p>
+        </w:tc>
+        <w:tc>
+          <w:tcPr>
+            <w:tcW w:type="dxa" w:w="1234"/>
+          </w:tcPr>
+          <w:p>
+            <w:r/>
+            <w:r>
+              <w:rPr>
+                <w:sz w:val="18"/>
+              </w:rPr>
+              <w:t>17.8％</w:t>
+            </w:r>
+          </w:p>
+        </w:tc>
+        <w:tc>
+          <w:tcPr>
+            <w:tcW w:type="dxa" w:w="1234"/>
+          </w:tcPr>
+          <w:p>
+            <w:r/>
+            <w:r>
+              <w:rPr>
+                <w:sz w:val="18"/>
+              </w:rPr>
+              <w:t>17.3％</w:t>
+            </w:r>
+          </w:p>
+        </w:tc>
+        <w:tc>
+          <w:tcPr>
+            <w:tcW w:type="dxa" w:w="1234"/>
+          </w:tcPr>
+          <w:p>
+            <w:r/>
+            <w:r>
+              <w:rPr>
+                <w:sz w:val="18"/>
+              </w:rPr>
+              <w:t>17.5％</w:t>
+            </w:r>
+          </w:p>
+        </w:tc>
+        <w:tc>
+          <w:tcPr>
+            <w:tcW w:type="dxa" w:w="1234"/>
+          </w:tcPr>
+          <w:p>
+            <w:r/>
+            <w:r>
+              <w:rPr>
+                <w:sz w:val="18"/>
+              </w:rPr>
+              <w:t>15.3％</w:t>
+            </w:r>
+          </w:p>
+        </w:tc>
+      </w:tr>
+      <w:tr>
+        <w:tc>
+          <w:tcPr>
+            <w:tcW w:type="dxa" w:w="1234"/>
+          </w:tcPr>
+          <w:p>
+            <w:r/>
+            <w:r>
+              <w:rPr>
+                <w:sz w:val="18"/>
+              </w:rPr>
+              <w:t>小野町　月1回以上参加率</w:t>
+            </w:r>
+          </w:p>
+        </w:tc>
+        <w:tc>
+          <w:tcPr>
+            <w:tcW w:type="dxa" w:w="1234"/>
+          </w:tcPr>
+          <w:p>
+            <w:r/>
+            <w:r>
+              <w:rPr>
+                <w:sz w:val="18"/>
+              </w:rPr>
+              <w:t>1.7％</w:t>
+            </w:r>
+          </w:p>
+        </w:tc>
+        <w:tc>
+          <w:tcPr>
+            <w:tcW w:type="dxa" w:w="1234"/>
+          </w:tcPr>
+          <w:p>
+            <w:r/>
+            <w:r>
+              <w:rPr>
+                <w:sz w:val="18"/>
+              </w:rPr>
+              <w:t>6.5％</w:t>
+            </w:r>
+          </w:p>
+        </w:tc>
+        <w:tc>
+          <w:tcPr>
+            <w:tcW w:type="dxa" w:w="1234"/>
+          </w:tcPr>
+          <w:p>
+            <w:r/>
+            <w:r>
+              <w:rPr>
+                <w:sz w:val="18"/>
+              </w:rPr>
+              <w:t>5.2％</w:t>
+            </w:r>
+          </w:p>
+        </w:tc>
+        <w:tc>
+          <w:tcPr>
+            <w:tcW w:type="dxa" w:w="1234"/>
+          </w:tcPr>
+          <w:p>
+            <w:r/>
+            <w:r>
+              <w:rPr>
+                <w:sz w:val="18"/>
+              </w:rPr>
+              <w:t>5.8％</w:t>
+            </w:r>
+          </w:p>
+        </w:tc>
+        <w:tc>
+          <w:tcPr>
+            <w:tcW w:type="dxa" w:w="1234"/>
+          </w:tcPr>
+          <w:p>
+            <w:r/>
+            <w:r>
+              <w:rPr>
+                <w:sz w:val="18"/>
+              </w:rPr>
+              <w:t>1.2％</w:t>
+            </w:r>
+          </w:p>
+        </w:tc>
+        <w:tc>
+          <w:tcPr>
+            <w:tcW w:type="dxa" w:w="1234"/>
+          </w:tcPr>
+          <w:p>
+            <w:r/>
+            <w:r>
+              <w:rPr>
+                <w:sz w:val="18"/>
+              </w:rPr>
+              <w:t>1.2％</w:t>
+            </w:r>
+          </w:p>
+        </w:tc>
+      </w:tr>
+      <w:tr>
+        <w:tc>
+          <w:tcPr>
+            <w:tcW w:type="dxa" w:w="1234"/>
+          </w:tcPr>
+          <w:p>
+            <w:r/>
+            <w:r>
+              <w:rPr>
+                <w:sz w:val="18"/>
+              </w:rPr>
+              <w:t>新地町　月1回以上参加率</w:t>
+            </w:r>
+          </w:p>
+        </w:tc>
+        <w:tc>
+          <w:tcPr>
+            <w:tcW w:type="dxa" w:w="1234"/>
+          </w:tcPr>
+          <w:p>
+            <w:r/>
+            <w:r>
+              <w:rPr>
+                <w:sz w:val="18"/>
+              </w:rPr>
+              <w:t>14.4％</w:t>
+            </w:r>
+          </w:p>
+        </w:tc>
+        <w:tc>
+          <w:tcPr>
+            <w:tcW w:type="dxa" w:w="1234"/>
+          </w:tcPr>
+          <w:p>
+            <w:r/>
+            <w:r>
+              <w:rPr>
+                <w:sz w:val="18"/>
+              </w:rPr>
+              <w:t>8.5％</w:t>
+            </w:r>
+          </w:p>
+        </w:tc>
+        <w:tc>
+          <w:tcPr>
+            <w:tcW w:type="dxa" w:w="1234"/>
+          </w:tcPr>
+          <w:p>
+            <w:r/>
+            <w:r>
+              <w:rPr>
+                <w:sz w:val="18"/>
+              </w:rPr>
+              <w:t>18.4％</w:t>
+            </w:r>
+          </w:p>
+        </w:tc>
+        <w:tc>
+          <w:tcPr>
+            <w:tcW w:type="dxa" w:w="1234"/>
+          </w:tcPr>
+          <w:p>
+            <w:r/>
+            <w:r>
+              <w:rPr>
+                <w:sz w:val="18"/>
+              </w:rPr>
+              <w:t>17.8％</w:t>
+            </w:r>
+          </w:p>
+        </w:tc>
+        <w:tc>
+          <w:tcPr>
+            <w:tcW w:type="dxa" w:w="1234"/>
+          </w:tcPr>
+          <w:p>
+            <w:r/>
+            <w:r>
+              <w:rPr>
+                <w:sz w:val="18"/>
+              </w:rPr>
+              <w:t>19.7％</w:t>
+            </w:r>
+          </w:p>
+        </w:tc>
+        <w:tc>
+          <w:tcPr>
+            <w:tcW w:type="dxa" w:w="1234"/>
+          </w:tcPr>
+          <w:p>
+            <w:r/>
+            <w:r>
+              <w:rPr>
+                <w:sz w:val="18"/>
+              </w:rPr>
+              <w:t>15.8％</w:t>
+            </w:r>
+          </w:p>
+        </w:tc>
+      </w:tr>
+    </w:tbl>
+    <w:p>
+      <w:r>
+        <w:t>この状況は、介護保険特別会計における一般介護予防事業費が令和5年度で1.0百万円と低水準にとどまっていること（第7章5）と整合する。国が介護予防の重点施策として位置づける通いの場が、本町ではほぼ機能していない。</w:t>
+      </w:r>
+    </w:p>
+    <w:p>
+      <w:r>
+        <w:rPr>
+          <w:i/>
+          <w:sz w:val="18"/>
+        </w:rPr>
+        <w:t>※ 調整済み軽度認定率が10.6％から15.2％へ上昇していること（第4章）と合わせると、第9期の介護予防施策の到達状況には課題があると評価せざるを得ない。ただし、通いの場以外の介護予防の取組（サロン、健康教室、住民主体の活動等）が見える化システムに登録されていないだけの可能性もあるため、町の事業実績で実態を確認する必要がある。</w:t>
+      </w:r>
+    </w:p>
+    <w:p>
+      <w:pPr>
+        <w:pStyle w:val="Heading2"/>
+      </w:pPr>
+      <w:r>
+        <w:t>2　総合事業サービスの実施状況とデータの制約</w:t>
+      </w:r>
+    </w:p>
+    <w:p>
+      <w:r>
+        <w:t>訪問型・通所型サービス等の実施延べ件数（F28〜F40）は、見える化システムに登録されている期間が令和元年度・令和2年度の2年度分のみであり、かつ本町の値が入っている指標はごく一部である。</w:t>
+      </w:r>
+    </w:p>
+    <w:tbl>
+      <w:tblPr>
+        <w:tblStyle w:val="TableGrid"/>
+        <w:tblW w:type="auto" w:w="0"/>
+        <w:tblLook w:firstColumn="1" w:firstRow="1" w:lastColumn="0" w:lastRow="0" w:noHBand="0" w:noVBand="1" w:val="04A0"/>
+      </w:tblPr>
+      <w:tblGrid>
+        <w:gridCol w:w="2160"/>
+        <w:gridCol w:w="2160"/>
+        <w:gridCol w:w="2160"/>
+        <w:gridCol w:w="2160"/>
+      </w:tblGrid>
+      <w:tr>
+        <w:tc>
+          <w:tcPr>
+            <w:tcW w:type="dxa" w:w="2160"/>
+          </w:tcPr>
+          <w:p>
+            <w:r/>
+            <w:r>
+              <w:rPr>
+                <w:rFonts w:ascii="游ゴシック" w:hAnsi="游ゴシック" w:eastAsia="游ゴシック"/>
+                <w:b/>
+                <w:sz w:val="18"/>
+              </w:rPr>
+              <w:t>指標</w:t>
+            </w:r>
+          </w:p>
+        </w:tc>
+        <w:tc>
+          <w:tcPr>
+            <w:tcW w:type="dxa" w:w="2160"/>
+          </w:tcPr>
+          <w:p>
+            <w:r/>
+            <w:r>
+              <w:rPr>
+                <w:rFonts w:ascii="游ゴシック" w:hAnsi="游ゴシック" w:eastAsia="游ゴシック"/>
+                <w:b/>
+                <w:sz w:val="18"/>
+              </w:rPr>
+              <w:t>令和元年度</w:t>
+            </w:r>
+          </w:p>
+        </w:tc>
+        <w:tc>
+          <w:tcPr>
+            <w:tcW w:type="dxa" w:w="2160"/>
+          </w:tcPr>
+          <w:p>
+            <w:r/>
+            <w:r>
+              <w:rPr>
+                <w:rFonts w:ascii="游ゴシック" w:hAnsi="游ゴシック" w:eastAsia="游ゴシック"/>
+                <w:b/>
+                <w:sz w:val="18"/>
+              </w:rPr>
+              <w:t>令和2年度</w:t>
+            </w:r>
+          </w:p>
+        </w:tc>
+        <w:tc>
+          <w:tcPr>
+            <w:tcW w:type="dxa" w:w="2160"/>
+          </w:tcPr>
+          <w:p>
+            <w:r/>
+            <w:r>
+              <w:rPr>
+                <w:rFonts w:ascii="游ゴシック" w:hAnsi="游ゴシック" w:eastAsia="游ゴシック"/>
+                <w:b/>
+                <w:sz w:val="18"/>
+              </w:rPr>
+              <w:t>状態</w:t>
+            </w:r>
+          </w:p>
+        </w:tc>
+      </w:tr>
+      <w:tr>
+        <w:tc>
+          <w:tcPr>
+            <w:tcW w:type="dxa" w:w="2160"/>
+          </w:tcPr>
+          <w:p>
+            <w:r/>
+            <w:r>
+              <w:rPr>
+                <w:sz w:val="18"/>
+              </w:rPr>
+              <w:t>旧介護予防訪問介護に相当するサービス</w:t>
+            </w:r>
+          </w:p>
+        </w:tc>
+        <w:tc>
+          <w:tcPr>
+            <w:tcW w:type="dxa" w:w="2160"/>
+          </w:tcPr>
+          <w:p>
+            <w:r/>
+            <w:r>
+              <w:rPr>
+                <w:sz w:val="18"/>
+              </w:rPr>
+              <w:t>10件</w:t>
+            </w:r>
+          </w:p>
+        </w:tc>
+        <w:tc>
+          <w:tcPr>
+            <w:tcW w:type="dxa" w:w="2160"/>
+          </w:tcPr>
+          <w:p>
+            <w:r/>
+            <w:r>
+              <w:rPr>
+                <w:sz w:val="18"/>
+              </w:rPr>
+              <w:t>―</w:t>
+            </w:r>
+          </w:p>
+        </w:tc>
+        <w:tc>
+          <w:tcPr>
+            <w:tcW w:type="dxa" w:w="2160"/>
+          </w:tcPr>
+          <w:p>
+            <w:r/>
+            <w:r>
+              <w:rPr>
+                <w:sz w:val="18"/>
+              </w:rPr>
+              <w:t>令和2年度は値なし</w:t>
+            </w:r>
+          </w:p>
+        </w:tc>
+      </w:tr>
+      <w:tr>
+        <w:tc>
+          <w:tcPr>
+            <w:tcW w:type="dxa" w:w="2160"/>
+          </w:tcPr>
+          <w:p>
+            <w:r/>
+            <w:r>
+              <w:rPr>
+                <w:sz w:val="18"/>
+              </w:rPr>
+              <w:t>訪問型サービスA</w:t>
+            </w:r>
+          </w:p>
+        </w:tc>
+        <w:tc>
+          <w:tcPr>
+            <w:tcW w:type="dxa" w:w="2160"/>
+          </w:tcPr>
+          <w:p>
+            <w:r/>
+            <w:r>
+              <w:rPr>
+                <w:sz w:val="18"/>
+              </w:rPr>
+              <w:t>―</w:t>
+            </w:r>
+          </w:p>
+        </w:tc>
+        <w:tc>
+          <w:tcPr>
+            <w:tcW w:type="dxa" w:w="2160"/>
+          </w:tcPr>
+          <w:p>
+            <w:r/>
+            <w:r>
+              <w:rPr>
+                <w:sz w:val="18"/>
+              </w:rPr>
+              <w:t>―</w:t>
+            </w:r>
+          </w:p>
+        </w:tc>
+        <w:tc>
+          <w:tcPr>
+            <w:tcW w:type="dxa" w:w="2160"/>
+          </w:tcPr>
+          <w:p>
+            <w:r/>
+            <w:r>
+              <w:rPr>
+                <w:sz w:val="18"/>
+              </w:rPr>
+              <w:t>値なし</w:t>
+            </w:r>
+          </w:p>
+        </w:tc>
+      </w:tr>
+      <w:tr>
+        <w:tc>
+          <w:tcPr>
+            <w:tcW w:type="dxa" w:w="2160"/>
+          </w:tcPr>
+          <w:p>
+            <w:r/>
+            <w:r>
+              <w:rPr>
+                <w:sz w:val="18"/>
+              </w:rPr>
+              <w:t>訪問型サービスB</w:t>
+            </w:r>
+          </w:p>
+        </w:tc>
+        <w:tc>
+          <w:tcPr>
+            <w:tcW w:type="dxa" w:w="2160"/>
+          </w:tcPr>
+          <w:p>
+            <w:r/>
+            <w:r>
+              <w:rPr>
+                <w:sz w:val="18"/>
+              </w:rPr>
+              <w:t>408件</w:t>
+            </w:r>
+          </w:p>
+        </w:tc>
+        <w:tc>
+          <w:tcPr>
+            <w:tcW w:type="dxa" w:w="2160"/>
+          </w:tcPr>
+          <w:p>
+            <w:r/>
+            <w:r>
+              <w:rPr>
+                <w:sz w:val="18"/>
+              </w:rPr>
+              <w:t>1,051件</w:t>
+            </w:r>
+          </w:p>
+        </w:tc>
+        <w:tc>
+          <w:tcPr>
+            <w:tcW w:type="dxa" w:w="2160"/>
+          </w:tcPr>
+          <w:p>
+            <w:r/>
+            <w:r>
+              <w:rPr>
+                <w:sz w:val="18"/>
+              </w:rPr>
+              <w:t>値あり</w:t>
+            </w:r>
+          </w:p>
+        </w:tc>
+      </w:tr>
+      <w:tr>
+        <w:tc>
+          <w:tcPr>
+            <w:tcW w:type="dxa" w:w="2160"/>
+          </w:tcPr>
+          <w:p>
+            <w:r/>
+            <w:r>
+              <w:rPr>
+                <w:sz w:val="18"/>
+              </w:rPr>
+              <w:t>訪問型サービスC</w:t>
+            </w:r>
+          </w:p>
+        </w:tc>
+        <w:tc>
+          <w:tcPr>
+            <w:tcW w:type="dxa" w:w="2160"/>
+          </w:tcPr>
+          <w:p>
+            <w:r/>
+            <w:r>
+              <w:rPr>
+                <w:sz w:val="18"/>
+              </w:rPr>
+              <w:t>―</w:t>
+            </w:r>
+          </w:p>
+        </w:tc>
+        <w:tc>
+          <w:tcPr>
+            <w:tcW w:type="dxa" w:w="2160"/>
+          </w:tcPr>
+          <w:p>
+            <w:r/>
+            <w:r>
+              <w:rPr>
+                <w:sz w:val="18"/>
+              </w:rPr>
+              <w:t>―</w:t>
+            </w:r>
+          </w:p>
+        </w:tc>
+        <w:tc>
+          <w:tcPr>
+            <w:tcW w:type="dxa" w:w="2160"/>
+          </w:tcPr>
+          <w:p>
+            <w:r/>
+            <w:r>
+              <w:rPr>
+                <w:sz w:val="18"/>
+              </w:rPr>
+              <w:t>値なし</w:t>
+            </w:r>
+          </w:p>
+        </w:tc>
+      </w:tr>
+      <w:tr>
+        <w:tc>
+          <w:tcPr>
+            <w:tcW w:type="dxa" w:w="2160"/>
+          </w:tcPr>
+          <w:p>
+            <w:r/>
+            <w:r>
+              <w:rPr>
+                <w:sz w:val="18"/>
+              </w:rPr>
+              <w:t>訪問型サービスD</w:t>
+            </w:r>
+          </w:p>
+        </w:tc>
+        <w:tc>
+          <w:tcPr>
+            <w:tcW w:type="dxa" w:w="2160"/>
+          </w:tcPr>
+          <w:p>
+            <w:r/>
+            <w:r>
+              <w:rPr>
+                <w:sz w:val="18"/>
+              </w:rPr>
+              <w:t>―</w:t>
+            </w:r>
+          </w:p>
+        </w:tc>
+        <w:tc>
+          <w:tcPr>
+            <w:tcW w:type="dxa" w:w="2160"/>
+          </w:tcPr>
+          <w:p>
+            <w:r/>
+            <w:r>
+              <w:rPr>
+                <w:sz w:val="18"/>
+              </w:rPr>
+              <w:t>―</w:t>
+            </w:r>
+          </w:p>
+        </w:tc>
+        <w:tc>
+          <w:tcPr>
+            <w:tcW w:type="dxa" w:w="2160"/>
+          </w:tcPr>
+          <w:p>
+            <w:r/>
+            <w:r>
+              <w:rPr>
+                <w:sz w:val="18"/>
+              </w:rPr>
+              <w:t>値なし</w:t>
+            </w:r>
+          </w:p>
+        </w:tc>
+      </w:tr>
+      <w:tr>
+        <w:tc>
+          <w:tcPr>
+            <w:tcW w:type="dxa" w:w="2160"/>
+          </w:tcPr>
+          <w:p>
+            <w:r/>
+            <w:r>
+              <w:rPr>
+                <w:sz w:val="18"/>
+              </w:rPr>
+              <w:t>旧介護予防通所介護に相当するサービス</w:t>
+            </w:r>
+          </w:p>
+        </w:tc>
+        <w:tc>
+          <w:tcPr>
+            <w:tcW w:type="dxa" w:w="2160"/>
+          </w:tcPr>
+          <w:p>
+            <w:r/>
+            <w:r>
+              <w:rPr>
+                <w:sz w:val="18"/>
+              </w:rPr>
+              <w:t>39件</w:t>
+            </w:r>
+          </w:p>
+        </w:tc>
+        <w:tc>
+          <w:tcPr>
+            <w:tcW w:type="dxa" w:w="2160"/>
+          </w:tcPr>
+          <w:p>
+            <w:r/>
+            <w:r>
+              <w:rPr>
+                <w:sz w:val="18"/>
+              </w:rPr>
+              <w:t>―</w:t>
+            </w:r>
+          </w:p>
+        </w:tc>
+        <w:tc>
+          <w:tcPr>
+            <w:tcW w:type="dxa" w:w="2160"/>
+          </w:tcPr>
+          <w:p>
+            <w:r/>
+            <w:r>
+              <w:rPr>
+                <w:sz w:val="18"/>
+              </w:rPr>
+              <w:t>令和2年度は値なし</w:t>
+            </w:r>
+          </w:p>
+        </w:tc>
+      </w:tr>
+      <w:tr>
+        <w:tc>
+          <w:tcPr>
+            <w:tcW w:type="dxa" w:w="2160"/>
+          </w:tcPr>
+          <w:p>
+            <w:r/>
+            <w:r>
+              <w:rPr>
+                <w:sz w:val="18"/>
+              </w:rPr>
+              <w:t>通所型サービスA</w:t>
+            </w:r>
+          </w:p>
+        </w:tc>
+        <w:tc>
+          <w:tcPr>
+            <w:tcW w:type="dxa" w:w="2160"/>
+          </w:tcPr>
+          <w:p>
+            <w:r/>
+            <w:r>
+              <w:rPr>
+                <w:sz w:val="18"/>
+              </w:rPr>
+              <w:t>―</w:t>
+            </w:r>
+          </w:p>
+        </w:tc>
+        <w:tc>
+          <w:tcPr>
+            <w:tcW w:type="dxa" w:w="2160"/>
+          </w:tcPr>
+          <w:p>
+            <w:r/>
+            <w:r>
+              <w:rPr>
+                <w:sz w:val="18"/>
+              </w:rPr>
+              <w:t>―</w:t>
+            </w:r>
+          </w:p>
+        </w:tc>
+        <w:tc>
+          <w:tcPr>
+            <w:tcW w:type="dxa" w:w="2160"/>
+          </w:tcPr>
+          <w:p>
+            <w:r/>
+            <w:r>
+              <w:rPr>
+                <w:sz w:val="18"/>
+              </w:rPr>
+              <w:t>値なし</w:t>
+            </w:r>
+          </w:p>
+        </w:tc>
+      </w:tr>
+      <w:tr>
+        <w:tc>
+          <w:tcPr>
+            <w:tcW w:type="dxa" w:w="2160"/>
+          </w:tcPr>
+          <w:p>
+            <w:r/>
+            <w:r>
+              <w:rPr>
+                <w:sz w:val="18"/>
+              </w:rPr>
+              <w:t>通所型サービスB</w:t>
+            </w:r>
+          </w:p>
+        </w:tc>
+        <w:tc>
+          <w:tcPr>
+            <w:tcW w:type="dxa" w:w="2160"/>
+          </w:tcPr>
+          <w:p>
+            <w:r/>
+            <w:r>
+              <w:rPr>
+                <w:sz w:val="18"/>
+              </w:rPr>
+              <w:t>693件</w:t>
+            </w:r>
+          </w:p>
+        </w:tc>
+        <w:tc>
+          <w:tcPr>
+            <w:tcW w:type="dxa" w:w="2160"/>
+          </w:tcPr>
+          <w:p>
+            <w:r/>
+            <w:r>
+              <w:rPr>
+                <w:sz w:val="18"/>
+              </w:rPr>
+              <w:t>564件</w:t>
+            </w:r>
+          </w:p>
+        </w:tc>
+        <w:tc>
+          <w:tcPr>
+            <w:tcW w:type="dxa" w:w="2160"/>
+          </w:tcPr>
+          <w:p>
+            <w:r/>
+            <w:r>
+              <w:rPr>
+                <w:sz w:val="18"/>
+              </w:rPr>
+              <w:t>値あり</w:t>
+            </w:r>
+          </w:p>
+        </w:tc>
+      </w:tr>
+      <w:tr>
+        <w:tc>
+          <w:tcPr>
+            <w:tcW w:type="dxa" w:w="2160"/>
+          </w:tcPr>
+          <w:p>
+            <w:r/>
+            <w:r>
+              <w:rPr>
+                <w:sz w:val="18"/>
+              </w:rPr>
+              <w:t>通所型サービスC</w:t>
+            </w:r>
+          </w:p>
+        </w:tc>
+        <w:tc>
+          <w:tcPr>
+            <w:tcW w:type="dxa" w:w="2160"/>
+          </w:tcPr>
+          <w:p>
+            <w:r/>
+            <w:r>
+              <w:rPr>
+                <w:sz w:val="18"/>
+              </w:rPr>
+              <w:t>―</w:t>
+            </w:r>
+          </w:p>
+        </w:tc>
+        <w:tc>
+          <w:tcPr>
+            <w:tcW w:type="dxa" w:w="2160"/>
+          </w:tcPr>
+          <w:p>
+            <w:r/>
+            <w:r>
+              <w:rPr>
+                <w:sz w:val="18"/>
+              </w:rPr>
+              <w:t>―</w:t>
+            </w:r>
+          </w:p>
+        </w:tc>
+        <w:tc>
+          <w:tcPr>
+            <w:tcW w:type="dxa" w:w="2160"/>
+          </w:tcPr>
+          <w:p>
+            <w:r/>
+            <w:r>
+              <w:rPr>
+                <w:sz w:val="18"/>
+              </w:rPr>
+              <w:t>値なし</w:t>
+            </w:r>
+          </w:p>
+        </w:tc>
+      </w:tr>
+      <w:tr>
+        <w:tc>
+          <w:tcPr>
+            <w:tcW w:type="dxa" w:w="2160"/>
+          </w:tcPr>
+          <w:p>
+            <w:r/>
+            <w:r>
+              <w:rPr>
+                <w:sz w:val="18"/>
+              </w:rPr>
+              <w:t>見守り</w:t>
+            </w:r>
+          </w:p>
+        </w:tc>
+        <w:tc>
+          <w:tcPr>
+            <w:tcW w:type="dxa" w:w="2160"/>
+          </w:tcPr>
+          <w:p>
+            <w:r/>
+            <w:r>
+              <w:rPr>
+                <w:sz w:val="18"/>
+              </w:rPr>
+              <w:t>―</w:t>
+            </w:r>
+          </w:p>
+        </w:tc>
+        <w:tc>
+          <w:tcPr>
+            <w:tcW w:type="dxa" w:w="2160"/>
+          </w:tcPr>
+          <w:p>
+            <w:r/>
+            <w:r>
+              <w:rPr>
+                <w:sz w:val="18"/>
+              </w:rPr>
+              <w:t>―</w:t>
+            </w:r>
+          </w:p>
+        </w:tc>
+        <w:tc>
+          <w:tcPr>
+            <w:tcW w:type="dxa" w:w="2160"/>
+          </w:tcPr>
+          <w:p>
+            <w:r/>
+            <w:r>
+              <w:rPr>
+                <w:sz w:val="18"/>
+              </w:rPr>
+              <w:t>値なし</w:t>
+            </w:r>
+          </w:p>
+        </w:tc>
+      </w:tr>
+      <w:tr>
+        <w:tc>
+          <w:tcPr>
+            <w:tcW w:type="dxa" w:w="2160"/>
+          </w:tcPr>
+          <w:p>
+            <w:r/>
+            <w:r>
+              <w:rPr>
+                <w:sz w:val="18"/>
+              </w:rPr>
+              <w:t>配食</w:t>
+            </w:r>
+          </w:p>
+        </w:tc>
+        <w:tc>
+          <w:tcPr>
+            <w:tcW w:type="dxa" w:w="2160"/>
+          </w:tcPr>
+          <w:p>
+            <w:r/>
+            <w:r>
+              <w:rPr>
+                <w:sz w:val="18"/>
+              </w:rPr>
+              <w:t>―</w:t>
+            </w:r>
+          </w:p>
+        </w:tc>
+        <w:tc>
+          <w:tcPr>
+            <w:tcW w:type="dxa" w:w="2160"/>
+          </w:tcPr>
+          <w:p>
+            <w:r/>
+            <w:r>
+              <w:rPr>
+                <w:sz w:val="18"/>
+              </w:rPr>
+              <w:t>―</w:t>
+            </w:r>
+          </w:p>
+        </w:tc>
+        <w:tc>
+          <w:tcPr>
+            <w:tcW w:type="dxa" w:w="2160"/>
+          </w:tcPr>
+          <w:p>
+            <w:r/>
+            <w:r>
+              <w:rPr>
+                <w:sz w:val="18"/>
+              </w:rPr>
+              <w:t>値なし</w:t>
+            </w:r>
+          </w:p>
+        </w:tc>
+      </w:tr>
+      <w:tr>
+        <w:tc>
+          <w:tcPr>
+            <w:tcW w:type="dxa" w:w="2160"/>
+          </w:tcPr>
+          <w:p>
+            <w:r/>
+            <w:r>
+              <w:rPr>
+                <w:sz w:val="18"/>
+              </w:rPr>
+              <w:t>その他（訪問型・通所型との一体的提供）</w:t>
+            </w:r>
+          </w:p>
+        </w:tc>
+        <w:tc>
+          <w:tcPr>
+            <w:tcW w:type="dxa" w:w="2160"/>
+          </w:tcPr>
+          <w:p>
+            <w:r/>
+            <w:r>
+              <w:rPr>
+                <w:sz w:val="18"/>
+              </w:rPr>
+              <w:t>―</w:t>
+            </w:r>
+          </w:p>
+        </w:tc>
+        <w:tc>
+          <w:tcPr>
+            <w:tcW w:type="dxa" w:w="2160"/>
+          </w:tcPr>
+          <w:p>
+            <w:r/>
+            <w:r>
+              <w:rPr>
+                <w:sz w:val="18"/>
+              </w:rPr>
+              <w:t>―</w:t>
+            </w:r>
+          </w:p>
+        </w:tc>
+        <w:tc>
+          <w:tcPr>
+            <w:tcW w:type="dxa" w:w="2160"/>
+          </w:tcPr>
+          <w:p>
+            <w:r/>
+            <w:r>
+              <w:rPr>
+                <w:sz w:val="18"/>
+              </w:rPr>
+              <w:t>値なし</w:t>
+            </w:r>
+          </w:p>
+        </w:tc>
+      </w:tr>
+      <w:tr>
+        <w:tc>
+          <w:tcPr>
+            <w:tcW w:type="dxa" w:w="2160"/>
+          </w:tcPr>
+          <w:p>
+            <w:r/>
+            <w:r>
+              <w:rPr>
+                <w:sz w:val="18"/>
+              </w:rPr>
+              <w:t>介護予防ケアマネジメント（A・B・C）</w:t>
+            </w:r>
+          </w:p>
+        </w:tc>
+        <w:tc>
+          <w:tcPr>
+            <w:tcW w:type="dxa" w:w="2160"/>
+          </w:tcPr>
+          <w:p>
+            <w:r/>
+            <w:r>
+              <w:rPr>
+                <w:sz w:val="18"/>
+              </w:rPr>
+              <w:t>―</w:t>
+            </w:r>
+          </w:p>
+        </w:tc>
+        <w:tc>
+          <w:tcPr>
+            <w:tcW w:type="dxa" w:w="2160"/>
+          </w:tcPr>
+          <w:p>
+            <w:r/>
+            <w:r>
+              <w:rPr>
+                <w:sz w:val="18"/>
+              </w:rPr>
+              <w:t>―</w:t>
+            </w:r>
+          </w:p>
+        </w:tc>
+        <w:tc>
+          <w:tcPr>
+            <w:tcW w:type="dxa" w:w="2160"/>
+          </w:tcPr>
+          <w:p>
+            <w:r/>
+            <w:r>
+              <w:rPr>
+                <w:sz w:val="18"/>
+              </w:rPr>
+              <w:t>値なし</w:t>
+            </w:r>
+          </w:p>
+        </w:tc>
+      </w:tr>
+    </w:tbl>
+    <w:p>
+      <w:pPr>
+        <w:pStyle w:val="ListBullet"/>
+        <w:spacing w:after="0"/>
+      </w:pPr>
+      <w:r>
+        <w:t>値が入っているのは4指標のみであり、住民主体の訪問型サービスB（令和2年度1,051件）と通所型サービスB（564件）が中心である。専門職による短期集中予防サービス（訪問型C・通所型C）は登録がない。</w:t>
+      </w:r>
+    </w:p>
+    <w:p>
+      <w:pPr>
+        <w:pStyle w:val="ListBullet"/>
+        <w:spacing w:after="0"/>
+      </w:pPr>
+      <w:r>
+        <w:t>【65歳以上人口1万対】として算出される率は、分母となる65歳以上人口が未登録のためすべて算出されていない。他自治体との比較ができない。</w:t>
+      </w:r>
+    </w:p>
+    <w:p>
+      <w:pPr>
+        <w:pStyle w:val="ListBullet"/>
+        <w:spacing w:after="0"/>
+      </w:pPr>
+      <w:r>
+        <w:t>令和3年度以降のデータが登録されていないため、第9期（令和6〜8年度）の評価には使えない。</w:t>
+      </w:r>
+    </w:p>
+    <w:p>
+      <w:pPr>
+        <w:pStyle w:val="ListBullet"/>
+        <w:spacing w:after="0"/>
+      </w:pPr>
+      <w:r>
+        <w:t>通いの場の詳細区分（F7〜F14：運営主体別・活動場所別・活動内容別）も、本町の値が未登録である。福島県全体や他市町村には値がある。</w:t>
+      </w:r>
+    </w:p>
+    <w:p>
+      <w:r>
+        <w:rPr>
+          <w:i/>
+          <w:sz w:val="18"/>
+        </w:rPr>
+        <w:t>※ 以上から、介護予防・総合事業については見える化システムのデータでは第9期評価を行えない。町の事業実績（令和3〜7年度の事業別実施状況、介護予防ケアマネジメント件数、通いの場の箇所数・参加者数）の提供を受け、これに代えて評価する必要がある。</w:t>
+      </w:r>
+    </w:p>
+    <w:p>
+      <w:pPr>
+        <w:pStyle w:val="Heading1"/>
+      </w:pPr>
+      <w:r>
+        <w:t>第7章　介護保険財政の状況と保険料</w:t>
       </w:r>
     </w:p>
     <w:p>
@@ -10451,7 +14800,7 @@
         <w:pStyle w:val="Heading1"/>
       </w:pPr>
       <w:r>
-        <w:t>第7章　第10期に向けた分析上の示唆</w:t>
+        <w:t>第8章　第10期に向けた分析上の示唆</w:t>
       </w:r>
     </w:p>
     <w:tbl>

--- a/小野町_引継ぎ_整理済/10_給付費等分析/小野町_介護保険給付費等分析結果報告書_20260803.docx
+++ b/小野町_引継ぎ_整理済/10_給付費等分析/小野町_介護保険給付費等分析結果報告書_20260803.docx
@@ -502,6 +502,15 @@
     </w:p>
     <w:p>
       <w:pPr>
+        <w:pStyle w:val="ListBullet"/>
+        <w:spacing w:after="0"/>
+      </w:pPr>
+      <w:r>
+        <w:t>県内比較に用いる団体は、福島県内の59市町村に限定している。北海道松前郡福島町は名称が類似するが福島県の団体ではないため、比較対象から除外する。受領した全データ（106ファイル）を全セル走査し、同町のデータが混入していないことを確認した。</w:t>
+      </w:r>
+    </w:p>
+    <w:p>
+      <w:pPr>
         <w:pStyle w:val="Heading1"/>
       </w:pPr>
       <w:r>
@@ -1911,6 +1920,563 @@
           <w:sz w:val="18"/>
         </w:rPr>
         <w:t>※ 第1節の記述を、この検証結果により次のとおり改める。令和7年度に認定者数が減少したこと自体は複数系列で確認できるが、減少幅（▲9.1％か▲16.3％か）と、重度に偏った減少の要因は未解明である。本報告書では引き続き令和7年3月末時点を直近の確定値として扱い、町の認定実績による確定を要するものとする。</w:t>
+      </w:r>
+    </w:p>
+    <w:p>
+      <w:pPr>
+        <w:pStyle w:val="Heading2"/>
+      </w:pPr>
+      <w:r>
+        <w:t>5　再出力による確認</w:t>
+      </w:r>
+    </w:p>
+    <w:p>
+      <w:r>
+        <w:t>令和8年8月4日に見える化システムから認定率（B4-a）を再出力し、先に取得した値と照合した。要介護度別の認定者数・認定率はすべて一致しており、令和8年3月末時点の合計認定者数783人・認定率22.7％は変わらなかった。</w:t>
+      </w:r>
+    </w:p>
+    <w:p>
+      <w:r>
+        <w:t>したがって、この値が出力時点における集計途中の暫定値である可能性は低く、見える化システムの基礎データ（厚生労働省「介護保険事業状況報告」）にこの値が登録されていると考えられる。</w:t>
+      </w:r>
+    </w:p>
+    <w:p>
+      <w:pPr>
+        <w:pStyle w:val="Heading2"/>
+      </w:pPr>
+      <w:r>
+        <w:t>6　県内市町村との比較による検証</w:t>
+      </w:r>
+    </w:p>
+    <w:p>
+      <w:r>
+        <w:t>福島県内59市町村の合計認定率について、令和7年3月末から令和8年3月末への変化を比較した。結果は次のとおりである。</w:t>
+      </w:r>
+    </w:p>
+    <w:tbl>
+      <w:tblPr>
+        <w:tblStyle w:val="TableGrid"/>
+        <w:tblW w:type="auto" w:w="0"/>
+        <w:tblLook w:firstColumn="1" w:firstRow="1" w:lastColumn="0" w:lastRow="0" w:noHBand="0" w:noVBand="1" w:val="04A0"/>
+      </w:tblPr>
+      <w:tblGrid>
+        <w:gridCol w:w="2160"/>
+        <w:gridCol w:w="2160"/>
+        <w:gridCol w:w="2160"/>
+        <w:gridCol w:w="2160"/>
+      </w:tblGrid>
+      <w:tr>
+        <w:tc>
+          <w:tcPr>
+            <w:tcW w:type="dxa" w:w="2160"/>
+          </w:tcPr>
+          <w:p>
+            <w:r/>
+            <w:r>
+              <w:rPr>
+                <w:rFonts w:ascii="游ゴシック" w:hAnsi="游ゴシック" w:eastAsia="游ゴシック"/>
+                <w:b/>
+                <w:sz w:val="18"/>
+              </w:rPr>
+              <w:t>区分</w:t>
+            </w:r>
+          </w:p>
+        </w:tc>
+        <w:tc>
+          <w:tcPr>
+            <w:tcW w:type="dxa" w:w="2160"/>
+          </w:tcPr>
+          <w:p>
+            <w:r/>
+            <w:r>
+              <w:rPr>
+                <w:rFonts w:ascii="游ゴシック" w:hAnsi="游ゴシック" w:eastAsia="游ゴシック"/>
+                <w:b/>
+                <w:sz w:val="18"/>
+              </w:rPr>
+              <w:t>令和7年3月末</w:t>
+            </w:r>
+          </w:p>
+        </w:tc>
+        <w:tc>
+          <w:tcPr>
+            <w:tcW w:type="dxa" w:w="2160"/>
+          </w:tcPr>
+          <w:p>
+            <w:r/>
+            <w:r>
+              <w:rPr>
+                <w:rFonts w:ascii="游ゴシック" w:hAnsi="游ゴシック" w:eastAsia="游ゴシック"/>
+                <w:b/>
+                <w:sz w:val="18"/>
+              </w:rPr>
+              <w:t>令和8年3月末</w:t>
+            </w:r>
+          </w:p>
+        </w:tc>
+        <w:tc>
+          <w:tcPr>
+            <w:tcW w:type="dxa" w:w="2160"/>
+          </w:tcPr>
+          <w:p>
+            <w:r/>
+            <w:r>
+              <w:rPr>
+                <w:rFonts w:ascii="游ゴシック" w:hAnsi="游ゴシック" w:eastAsia="游ゴシック"/>
+                <w:b/>
+                <w:sz w:val="18"/>
+              </w:rPr>
+              <w:t>変化</w:t>
+            </w:r>
+          </w:p>
+        </w:tc>
+      </w:tr>
+      <w:tr>
+        <w:tc>
+          <w:tcPr>
+            <w:tcW w:type="dxa" w:w="2160"/>
+          </w:tcPr>
+          <w:p>
+            <w:r/>
+            <w:r>
+              <w:rPr>
+                <w:sz w:val="18"/>
+              </w:rPr>
+              <w:t>小野町</w:t>
+            </w:r>
+          </w:p>
+        </w:tc>
+        <w:tc>
+          <w:tcPr>
+            <w:tcW w:type="dxa" w:w="2160"/>
+          </w:tcPr>
+          <w:p>
+            <w:r/>
+            <w:r>
+              <w:rPr>
+                <w:sz w:val="18"/>
+              </w:rPr>
+              <w:t>26.8％（県内2位）</w:t>
+            </w:r>
+          </w:p>
+        </w:tc>
+        <w:tc>
+          <w:tcPr>
+            <w:tcW w:type="dxa" w:w="2160"/>
+          </w:tcPr>
+          <w:p>
+            <w:r/>
+            <w:r>
+              <w:rPr>
+                <w:sz w:val="18"/>
+              </w:rPr>
+              <w:t>22.7％（県内6位）</w:t>
+            </w:r>
+          </w:p>
+        </w:tc>
+        <w:tc>
+          <w:tcPr>
+            <w:tcW w:type="dxa" w:w="2160"/>
+          </w:tcPr>
+          <w:p>
+            <w:r/>
+            <w:r>
+              <w:rPr>
+                <w:sz w:val="18"/>
+              </w:rPr>
+              <w:t>▲4.1ポイント</w:t>
+            </w:r>
+          </w:p>
+        </w:tc>
+      </w:tr>
+      <w:tr>
+        <w:tc>
+          <w:tcPr>
+            <w:tcW w:type="dxa" w:w="2160"/>
+          </w:tcPr>
+          <w:p>
+            <w:r/>
+            <w:r>
+              <w:rPr>
+                <w:sz w:val="18"/>
+              </w:rPr>
+              <w:t>只見町（県内1位）</w:t>
+            </w:r>
+          </w:p>
+        </w:tc>
+        <w:tc>
+          <w:tcPr>
+            <w:tcW w:type="dxa" w:w="2160"/>
+          </w:tcPr>
+          <w:p>
+            <w:r/>
+            <w:r>
+              <w:rPr>
+                <w:sz w:val="18"/>
+              </w:rPr>
+              <w:t>31.5％</w:t>
+            </w:r>
+          </w:p>
+        </w:tc>
+        <w:tc>
+          <w:tcPr>
+            <w:tcW w:type="dxa" w:w="2160"/>
+          </w:tcPr>
+          <w:p>
+            <w:r/>
+            <w:r>
+              <w:rPr>
+                <w:sz w:val="18"/>
+              </w:rPr>
+              <w:t>30.8％</w:t>
+            </w:r>
+          </w:p>
+        </w:tc>
+        <w:tc>
+          <w:tcPr>
+            <w:tcW w:type="dxa" w:w="2160"/>
+          </w:tcPr>
+          <w:p>
+            <w:r/>
+            <w:r>
+              <w:rPr>
+                <w:sz w:val="18"/>
+              </w:rPr>
+              <w:t>▲0.7ポイント</w:t>
+            </w:r>
+          </w:p>
+        </w:tc>
+      </w:tr>
+      <w:tr>
+        <w:tc>
+          <w:tcPr>
+            <w:tcW w:type="dxa" w:w="2160"/>
+          </w:tcPr>
+          <w:p>
+            <w:r/>
+            <w:r>
+              <w:rPr>
+                <w:sz w:val="18"/>
+              </w:rPr>
+              <w:t>金山町</w:t>
+            </w:r>
+          </w:p>
+        </w:tc>
+        <w:tc>
+          <w:tcPr>
+            <w:tcW w:type="dxa" w:w="2160"/>
+          </w:tcPr>
+          <w:p>
+            <w:r/>
+            <w:r>
+              <w:rPr>
+                <w:sz w:val="18"/>
+              </w:rPr>
+              <w:t>23.2％</w:t>
+            </w:r>
+          </w:p>
+        </w:tc>
+        <w:tc>
+          <w:tcPr>
+            <w:tcW w:type="dxa" w:w="2160"/>
+          </w:tcPr>
+          <w:p>
+            <w:r/>
+            <w:r>
+              <w:rPr>
+                <w:sz w:val="18"/>
+              </w:rPr>
+              <w:t>25.3％</w:t>
+            </w:r>
+          </w:p>
+        </w:tc>
+        <w:tc>
+          <w:tcPr>
+            <w:tcW w:type="dxa" w:w="2160"/>
+          </w:tcPr>
+          <w:p>
+            <w:r/>
+            <w:r>
+              <w:rPr>
+                <w:sz w:val="18"/>
+              </w:rPr>
+              <w:t>＋2.1ポイント</w:t>
+            </w:r>
+          </w:p>
+        </w:tc>
+      </w:tr>
+      <w:tr>
+        <w:tc>
+          <w:tcPr>
+            <w:tcW w:type="dxa" w:w="2160"/>
+          </w:tcPr>
+          <w:p>
+            <w:r/>
+            <w:r>
+              <w:rPr>
+                <w:sz w:val="18"/>
+              </w:rPr>
+              <w:t>三島町</w:t>
+            </w:r>
+          </w:p>
+        </w:tc>
+        <w:tc>
+          <w:tcPr>
+            <w:tcW w:type="dxa" w:w="2160"/>
+          </w:tcPr>
+          <w:p>
+            <w:r/>
+            <w:r>
+              <w:rPr>
+                <w:sz w:val="18"/>
+              </w:rPr>
+              <w:t>23.7％</w:t>
+            </w:r>
+          </w:p>
+        </w:tc>
+        <w:tc>
+          <w:tcPr>
+            <w:tcW w:type="dxa" w:w="2160"/>
+          </w:tcPr>
+          <w:p>
+            <w:r/>
+            <w:r>
+              <w:rPr>
+                <w:sz w:val="18"/>
+              </w:rPr>
+              <w:t>23.9％</w:t>
+            </w:r>
+          </w:p>
+        </w:tc>
+        <w:tc>
+          <w:tcPr>
+            <w:tcW w:type="dxa" w:w="2160"/>
+          </w:tcPr>
+          <w:p>
+            <w:r/>
+            <w:r>
+              <w:rPr>
+                <w:sz w:val="18"/>
+              </w:rPr>
+              <w:t>＋0.2ポイント</w:t>
+            </w:r>
+          </w:p>
+        </w:tc>
+      </w:tr>
+      <w:tr>
+        <w:tc>
+          <w:tcPr>
+            <w:tcW w:type="dxa" w:w="2160"/>
+          </w:tcPr>
+          <w:p>
+            <w:r/>
+            <w:r>
+              <w:rPr>
+                <w:sz w:val="18"/>
+              </w:rPr>
+              <w:t>昭和村</w:t>
+            </w:r>
+          </w:p>
+        </w:tc>
+        <w:tc>
+          <w:tcPr>
+            <w:tcW w:type="dxa" w:w="2160"/>
+          </w:tcPr>
+          <w:p>
+            <w:r/>
+            <w:r>
+              <w:rPr>
+                <w:sz w:val="18"/>
+              </w:rPr>
+              <w:t>23.7％</w:t>
+            </w:r>
+          </w:p>
+        </w:tc>
+        <w:tc>
+          <w:tcPr>
+            <w:tcW w:type="dxa" w:w="2160"/>
+          </w:tcPr>
+          <w:p>
+            <w:r/>
+            <w:r>
+              <w:rPr>
+                <w:sz w:val="18"/>
+              </w:rPr>
+              <w:t>23.0％</w:t>
+            </w:r>
+          </w:p>
+        </w:tc>
+        <w:tc>
+          <w:tcPr>
+            <w:tcW w:type="dxa" w:w="2160"/>
+          </w:tcPr>
+          <w:p>
+            <w:r/>
+            <w:r>
+              <w:rPr>
+                <w:sz w:val="18"/>
+              </w:rPr>
+              <w:t>▲0.7ポイント</w:t>
+            </w:r>
+          </w:p>
+        </w:tc>
+      </w:tr>
+      <w:tr>
+        <w:tc>
+          <w:tcPr>
+            <w:tcW w:type="dxa" w:w="2160"/>
+          </w:tcPr>
+          <w:p>
+            <w:r/>
+            <w:r>
+              <w:rPr>
+                <w:sz w:val="18"/>
+              </w:rPr>
+              <w:t>県内59市町村の平均</w:t>
+            </w:r>
+          </w:p>
+        </w:tc>
+        <w:tc>
+          <w:tcPr>
+            <w:tcW w:type="dxa" w:w="2160"/>
+          </w:tcPr>
+          <w:p>
+            <w:r/>
+            <w:r>
+              <w:rPr>
+                <w:sz w:val="18"/>
+              </w:rPr>
+              <w:t>―</w:t>
+            </w:r>
+          </w:p>
+        </w:tc>
+        <w:tc>
+          <w:tcPr>
+            <w:tcW w:type="dxa" w:w="2160"/>
+          </w:tcPr>
+          <w:p>
+            <w:r/>
+            <w:r>
+              <w:rPr>
+                <w:sz w:val="18"/>
+              </w:rPr>
+              <w:t>―</w:t>
+            </w:r>
+          </w:p>
+        </w:tc>
+        <w:tc>
+          <w:tcPr>
+            <w:tcW w:type="dxa" w:w="2160"/>
+          </w:tcPr>
+          <w:p>
+            <w:r/>
+            <w:r>
+              <w:rPr>
+                <w:sz w:val="18"/>
+              </w:rPr>
+              <w:t>＋0.30ポイント</w:t>
+            </w:r>
+          </w:p>
+        </w:tc>
+      </w:tr>
+      <w:tr>
+        <w:tc>
+          <w:tcPr>
+            <w:tcW w:type="dxa" w:w="2160"/>
+          </w:tcPr>
+          <w:p>
+            <w:r/>
+            <w:r>
+              <w:rPr>
+                <w:sz w:val="18"/>
+              </w:rPr>
+              <w:t>県内59市町村の中央値</w:t>
+            </w:r>
+          </w:p>
+        </w:tc>
+        <w:tc>
+          <w:tcPr>
+            <w:tcW w:type="dxa" w:w="2160"/>
+          </w:tcPr>
+          <w:p>
+            <w:r/>
+            <w:r>
+              <w:rPr>
+                <w:sz w:val="18"/>
+              </w:rPr>
+              <w:t>19.4％</w:t>
+            </w:r>
+          </w:p>
+        </w:tc>
+        <w:tc>
+          <w:tcPr>
+            <w:tcW w:type="dxa" w:w="2160"/>
+          </w:tcPr>
+          <w:p>
+            <w:r/>
+            <w:r>
+              <w:rPr>
+                <w:sz w:val="18"/>
+              </w:rPr>
+              <w:t>19.6％</w:t>
+            </w:r>
+          </w:p>
+        </w:tc>
+        <w:tc>
+          <w:tcPr>
+            <w:tcW w:type="dxa" w:w="2160"/>
+          </w:tcPr>
+          <w:p>
+            <w:r/>
+            <w:r>
+              <w:rPr>
+                <w:sz w:val="18"/>
+              </w:rPr>
+              <w:t>＋0.30ポイント</w:t>
+            </w:r>
+          </w:p>
+        </w:tc>
+      </w:tr>
+    </w:tbl>
+    <w:p>
+      <w:r>
+        <w:t>県内59市町村の変化は平均＋0.30ポイント、標準偏差1.02ポイントであり、小野町の▲4.1ポイントは平均から4.3標準偏差離れた外れ値である。下落幅は県内で最も大きく、2番目に大きい大玉村の▲1.0ポイントを大きく上回る。▲2.0ポイント以上下落した団体は、59市町村のうち小野町のみである。</w:t>
+      </w:r>
+    </w:p>
+    <w:p>
+      <w:pPr>
+        <w:pStyle w:val="ListBullet"/>
+        <w:spacing w:after="0"/>
+      </w:pPr>
+      <w:r>
+        <w:t>制度改正や広域的な要因による変化であれば、県内の他の市町村にも同様の傾向が現れるはずである。しかし他の58市町村は平均＋0.30ポイントで推移しており、小野町のみが突出して下落している。</w:t>
+      </w:r>
+    </w:p>
+    <w:p>
+      <w:pPr>
+        <w:pStyle w:val="ListBullet"/>
+        <w:spacing w:after="0"/>
+      </w:pPr>
+      <w:r>
+        <w:t>小野町は令和6年3月末・令和7年3月末とも県内2位（26.0％・26.8％）であり、高い認定率で安定的に推移していた。令和8年3月末のみ6位へ後退している。</w:t>
+      </w:r>
+    </w:p>
+    <w:p>
+      <w:pPr>
+        <w:pStyle w:val="ListBullet"/>
+        <w:spacing w:after="0"/>
+      </w:pPr>
+      <w:r>
+        <w:t>したがって、令和8年3月末時点の認定率の低下は、小野町固有の事象であると判断される。</w:t>
+      </w:r>
+    </w:p>
+    <w:p>
+      <w:r>
+        <w:rPr>
+          <w:i/>
+          <w:sz w:val="18"/>
+        </w:rPr>
+        <w:t>※ 以上の検証を踏まえ、本報告書の見解を次のとおりとする。令和7年度に認定者数が減少したことは定員系列でも確認できるが、認定率系列が示す▲4.1ポイント（▲152人）という下落幅は、県内で唯一の外れ値であり、実態の変化としては説明が困難である。認定審査・更新認定の運用変更、報告データの誤り、集計対象の変更のいずれかによる可能性が高く、町による確認が不可欠である。確認が済むまで、本報告書は令和7年3月末時点（935人・26.8％）を直近の確定値として扱う。</w:t>
       </w:r>
     </w:p>
     <w:p>
@@ -5066,6 +5632,1023 @@
           <w:sz w:val="18"/>
         </w:rPr>
         <w:t>※ 認定率が高く給付が伸びない構造は、保険料算定上は給付費の上振れを抑える方向に働くが、「必要な人にサービスが届いていない」ことの裏返しである可能性がある。第10期では、給付抑制の成果としてではなく、支援の到達状況として評価する必要がある。</w:t>
+      </w:r>
+    </w:p>
+    <w:p>
+      <w:pPr>
+        <w:pStyle w:val="Heading2"/>
+      </w:pPr>
+      <w:r>
+        <w:t>4　県内市町村との比較</w:t>
+      </w:r>
+    </w:p>
+    <w:p>
+      <w:r>
+        <w:t>福島県内59市町村における小野町の位置を確認した。比較対象は福島県内の市町村に限定している。</w:t>
+      </w:r>
+    </w:p>
+    <w:tbl>
+      <w:tblPr>
+        <w:tblStyle w:val="TableGrid"/>
+        <w:tblW w:type="auto" w:w="0"/>
+        <w:tblLook w:firstColumn="1" w:firstRow="1" w:lastColumn="0" w:lastRow="0" w:noHBand="0" w:noVBand="1" w:val="04A0"/>
+      </w:tblPr>
+      <w:tblGrid>
+        <w:gridCol w:w="1728"/>
+        <w:gridCol w:w="1728"/>
+        <w:gridCol w:w="1728"/>
+        <w:gridCol w:w="1728"/>
+        <w:gridCol w:w="1728"/>
+      </w:tblGrid>
+      <w:tr>
+        <w:tc>
+          <w:tcPr>
+            <w:tcW w:type="dxa" w:w="1728"/>
+          </w:tcPr>
+          <w:p>
+            <w:r/>
+            <w:r>
+              <w:rPr>
+                <w:rFonts w:ascii="游ゴシック" w:hAnsi="游ゴシック" w:eastAsia="游ゴシック"/>
+                <w:b/>
+                <w:sz w:val="18"/>
+              </w:rPr>
+              <w:t>指標</w:t>
+            </w:r>
+          </w:p>
+        </w:tc>
+        <w:tc>
+          <w:tcPr>
+            <w:tcW w:type="dxa" w:w="1728"/>
+          </w:tcPr>
+          <w:p>
+            <w:r/>
+            <w:r>
+              <w:rPr>
+                <w:rFonts w:ascii="游ゴシック" w:hAnsi="游ゴシック" w:eastAsia="游ゴシック"/>
+                <w:b/>
+                <w:sz w:val="18"/>
+              </w:rPr>
+              <w:t>時点</w:t>
+            </w:r>
+          </w:p>
+        </w:tc>
+        <w:tc>
+          <w:tcPr>
+            <w:tcW w:type="dxa" w:w="1728"/>
+          </w:tcPr>
+          <w:p>
+            <w:r/>
+            <w:r>
+              <w:rPr>
+                <w:rFonts w:ascii="游ゴシック" w:hAnsi="游ゴシック" w:eastAsia="游ゴシック"/>
+                <w:b/>
+                <w:sz w:val="18"/>
+              </w:rPr>
+              <w:t>小野町</w:t>
+            </w:r>
+          </w:p>
+        </w:tc>
+        <w:tc>
+          <w:tcPr>
+            <w:tcW w:type="dxa" w:w="1728"/>
+          </w:tcPr>
+          <w:p>
+            <w:r/>
+            <w:r>
+              <w:rPr>
+                <w:rFonts w:ascii="游ゴシック" w:hAnsi="游ゴシック" w:eastAsia="游ゴシック"/>
+                <w:b/>
+                <w:sz w:val="18"/>
+              </w:rPr>
+              <w:t>県内中央値</w:t>
+            </w:r>
+          </w:p>
+        </w:tc>
+        <w:tc>
+          <w:tcPr>
+            <w:tcW w:type="dxa" w:w="1728"/>
+          </w:tcPr>
+          <w:p>
+            <w:r/>
+            <w:r>
+              <w:rPr>
+                <w:rFonts w:ascii="游ゴシック" w:hAnsi="游ゴシック" w:eastAsia="游ゴシック"/>
+                <w:b/>
+                <w:sz w:val="18"/>
+              </w:rPr>
+              <w:t>県内順位</w:t>
+            </w:r>
+          </w:p>
+        </w:tc>
+      </w:tr>
+      <w:tr>
+        <w:tc>
+          <w:tcPr>
+            <w:tcW w:type="dxa" w:w="1728"/>
+          </w:tcPr>
+          <w:p>
+            <w:r/>
+            <w:r>
+              <w:rPr>
+                <w:sz w:val="18"/>
+              </w:rPr>
+              <w:t>合計認定率</w:t>
+            </w:r>
+          </w:p>
+        </w:tc>
+        <w:tc>
+          <w:tcPr>
+            <w:tcW w:type="dxa" w:w="1728"/>
+          </w:tcPr>
+          <w:p>
+            <w:r/>
+            <w:r>
+              <w:rPr>
+                <w:sz w:val="18"/>
+              </w:rPr>
+              <w:t>令和7年3月末</w:t>
+            </w:r>
+          </w:p>
+        </w:tc>
+        <w:tc>
+          <w:tcPr>
+            <w:tcW w:type="dxa" w:w="1728"/>
+          </w:tcPr>
+          <w:p>
+            <w:r/>
+            <w:r>
+              <w:rPr>
+                <w:sz w:val="18"/>
+              </w:rPr>
+              <w:t>26.8％</w:t>
+            </w:r>
+          </w:p>
+        </w:tc>
+        <w:tc>
+          <w:tcPr>
+            <w:tcW w:type="dxa" w:w="1728"/>
+          </w:tcPr>
+          <w:p>
+            <w:r/>
+            <w:r>
+              <w:rPr>
+                <w:sz w:val="18"/>
+              </w:rPr>
+              <w:t>19.4％</w:t>
+            </w:r>
+          </w:p>
+        </w:tc>
+        <w:tc>
+          <w:tcPr>
+            <w:tcW w:type="dxa" w:w="1728"/>
+          </w:tcPr>
+          <w:p>
+            <w:r/>
+            <w:r>
+              <w:rPr>
+                <w:sz w:val="18"/>
+              </w:rPr>
+              <w:t>2位／59</w:t>
+            </w:r>
+          </w:p>
+        </w:tc>
+      </w:tr>
+      <w:tr>
+        <w:tc>
+          <w:tcPr>
+            <w:tcW w:type="dxa" w:w="1728"/>
+          </w:tcPr>
+          <w:p>
+            <w:r/>
+            <w:r>
+              <w:rPr>
+                <w:sz w:val="18"/>
+              </w:rPr>
+              <w:t>合計認定率</w:t>
+            </w:r>
+          </w:p>
+        </w:tc>
+        <w:tc>
+          <w:tcPr>
+            <w:tcW w:type="dxa" w:w="1728"/>
+          </w:tcPr>
+          <w:p>
+            <w:r/>
+            <w:r>
+              <w:rPr>
+                <w:sz w:val="18"/>
+              </w:rPr>
+              <w:t>令和8年3月末（暫定）</w:t>
+            </w:r>
+          </w:p>
+        </w:tc>
+        <w:tc>
+          <w:tcPr>
+            <w:tcW w:type="dxa" w:w="1728"/>
+          </w:tcPr>
+          <w:p>
+            <w:r/>
+            <w:r>
+              <w:rPr>
+                <w:sz w:val="18"/>
+              </w:rPr>
+              <w:t>22.7％</w:t>
+            </w:r>
+          </w:p>
+        </w:tc>
+        <w:tc>
+          <w:tcPr>
+            <w:tcW w:type="dxa" w:w="1728"/>
+          </w:tcPr>
+          <w:p>
+            <w:r/>
+            <w:r>
+              <w:rPr>
+                <w:sz w:val="18"/>
+              </w:rPr>
+              <w:t>19.6％</w:t>
+            </w:r>
+          </w:p>
+        </w:tc>
+        <w:tc>
+          <w:tcPr>
+            <w:tcW w:type="dxa" w:w="1728"/>
+          </w:tcPr>
+          <w:p>
+            <w:r/>
+            <w:r>
+              <w:rPr>
+                <w:sz w:val="18"/>
+              </w:rPr>
+              <w:t>6位／59</w:t>
+            </w:r>
+          </w:p>
+        </w:tc>
+      </w:tr>
+      <w:tr>
+        <w:tc>
+          <w:tcPr>
+            <w:tcW w:type="dxa" w:w="1728"/>
+          </w:tcPr>
+          <w:p>
+            <w:r/>
+            <w:r>
+              <w:rPr>
+                <w:sz w:val="18"/>
+              </w:rPr>
+              <w:t>第1号被保険者1人あたり給付月額（在宅）</w:t>
+            </w:r>
+          </w:p>
+        </w:tc>
+        <w:tc>
+          <w:tcPr>
+            <w:tcW w:type="dxa" w:w="1728"/>
+          </w:tcPr>
+          <w:p>
+            <w:r/>
+            <w:r>
+              <w:rPr>
+                <w:sz w:val="18"/>
+              </w:rPr>
+              <w:t>令和5年度</w:t>
+            </w:r>
+          </w:p>
+        </w:tc>
+        <w:tc>
+          <w:tcPr>
+            <w:tcW w:type="dxa" w:w="1728"/>
+          </w:tcPr>
+          <w:p>
+            <w:r/>
+            <w:r>
+              <w:rPr>
+                <w:sz w:val="18"/>
+              </w:rPr>
+              <w:t>10,656円</w:t>
+            </w:r>
+          </w:p>
+        </w:tc>
+        <w:tc>
+          <w:tcPr>
+            <w:tcW w:type="dxa" w:w="1728"/>
+          </w:tcPr>
+          <w:p>
+            <w:r/>
+            <w:r>
+              <w:rPr>
+                <w:sz w:val="18"/>
+              </w:rPr>
+              <w:t>10,194円</w:t>
+            </w:r>
+          </w:p>
+        </w:tc>
+        <w:tc>
+          <w:tcPr>
+            <w:tcW w:type="dxa" w:w="1728"/>
+          </w:tcPr>
+          <w:p>
+            <w:r/>
+            <w:r>
+              <w:rPr>
+                <w:sz w:val="18"/>
+              </w:rPr>
+              <w:t>23位／59</w:t>
+            </w:r>
+          </w:p>
+        </w:tc>
+      </w:tr>
+      <w:tr>
+        <w:tc>
+          <w:tcPr>
+            <w:tcW w:type="dxa" w:w="1728"/>
+          </w:tcPr>
+          <w:p>
+            <w:r/>
+            <w:r>
+              <w:rPr>
+                <w:sz w:val="18"/>
+              </w:rPr>
+              <w:t>第1号被保険者1人あたり給付月額（施設・居住系）</w:t>
+            </w:r>
+          </w:p>
+        </w:tc>
+        <w:tc>
+          <w:tcPr>
+            <w:tcW w:type="dxa" w:w="1728"/>
+          </w:tcPr>
+          <w:p>
+            <w:r/>
+            <w:r>
+              <w:rPr>
+                <w:sz w:val="18"/>
+              </w:rPr>
+              <w:t>令和5年度</w:t>
+            </w:r>
+          </w:p>
+        </w:tc>
+        <w:tc>
+          <w:tcPr>
+            <w:tcW w:type="dxa" w:w="1728"/>
+          </w:tcPr>
+          <w:p>
+            <w:r/>
+            <w:r>
+              <w:rPr>
+                <w:sz w:val="18"/>
+              </w:rPr>
+              <w:t>13,829円</w:t>
+            </w:r>
+          </w:p>
+        </w:tc>
+        <w:tc>
+          <w:tcPr>
+            <w:tcW w:type="dxa" w:w="1728"/>
+          </w:tcPr>
+          <w:p>
+            <w:r/>
+            <w:r>
+              <w:rPr>
+                <w:sz w:val="18"/>
+              </w:rPr>
+              <w:t>13,829円</w:t>
+            </w:r>
+          </w:p>
+        </w:tc>
+        <w:tc>
+          <w:tcPr>
+            <w:tcW w:type="dxa" w:w="1728"/>
+          </w:tcPr>
+          <w:p>
+            <w:r/>
+            <w:r>
+              <w:rPr>
+                <w:sz w:val="18"/>
+              </w:rPr>
+              <w:t>30位／59</w:t>
+            </w:r>
+          </w:p>
+        </w:tc>
+      </w:tr>
+      <w:tr>
+        <w:tc>
+          <w:tcPr>
+            <w:tcW w:type="dxa" w:w="1728"/>
+          </w:tcPr>
+          <w:p>
+            <w:r/>
+            <w:r>
+              <w:rPr>
+                <w:sz w:val="18"/>
+              </w:rPr>
+              <w:t>第1号被保険者数</w:t>
+            </w:r>
+          </w:p>
+        </w:tc>
+        <w:tc>
+          <w:tcPr>
+            <w:tcW w:type="dxa" w:w="1728"/>
+          </w:tcPr>
+          <w:p>
+            <w:r/>
+            <w:r>
+              <w:rPr>
+                <w:sz w:val="18"/>
+              </w:rPr>
+              <w:t>令和8年3月末</w:t>
+            </w:r>
+          </w:p>
+        </w:tc>
+        <w:tc>
+          <w:tcPr>
+            <w:tcW w:type="dxa" w:w="1728"/>
+          </w:tcPr>
+          <w:p>
+            <w:r/>
+            <w:r>
+              <w:rPr>
+                <w:sz w:val="18"/>
+              </w:rPr>
+              <w:t>3,443人</w:t>
+            </w:r>
+          </w:p>
+        </w:tc>
+        <w:tc>
+          <w:tcPr>
+            <w:tcW w:type="dxa" w:w="1728"/>
+          </w:tcPr>
+          <w:p>
+            <w:r/>
+            <w:r>
+              <w:rPr>
+                <w:sz w:val="18"/>
+              </w:rPr>
+              <w:t>3,134人</w:t>
+            </w:r>
+          </w:p>
+        </w:tc>
+        <w:tc>
+          <w:tcPr>
+            <w:tcW w:type="dxa" w:w="1728"/>
+          </w:tcPr>
+          <w:p>
+            <w:r/>
+            <w:r>
+              <w:rPr>
+                <w:sz w:val="18"/>
+              </w:rPr>
+              <w:t>29位／59</w:t>
+            </w:r>
+          </w:p>
+        </w:tc>
+      </w:tr>
+    </w:tbl>
+    <w:p>
+      <w:r>
+        <w:t>認定率は県内2位（令和7年3月末）と極めて高い一方、第1号被保険者1人あたり給付月額は在宅が23位、施設・居住系が30位と県内中位である。施設・居住系にいたっては県内中央値とまったく同じ水準にある。</w:t>
+      </w:r>
+    </w:p>
+    <w:p>
+      <w:r>
+        <w:t>全国比較（地域差指数）で確認した「認定率は高いが給付は伸びていない」構造は、県内比較でも同様に確認できる。認定率が県内2位でありながら給付月額が中位にとどまるという乖離は、認定を受けた人がサービス利用に結びついていない可能性を、より明確に示している。</w:t>
+      </w:r>
+    </w:p>
+    <w:p>
+      <w:r>
+        <w:t>サービス提供体制（介護サービス自給率）の県内順位は次のとおりである。</w:t>
+      </w:r>
+    </w:p>
+    <w:tbl>
+      <w:tblPr>
+        <w:tblStyle w:val="TableGrid"/>
+        <w:tblW w:type="auto" w:w="0"/>
+        <w:tblLook w:firstColumn="1" w:firstRow="1" w:lastColumn="0" w:lastRow="0" w:noHBand="0" w:noVBand="1" w:val="04A0"/>
+      </w:tblPr>
+      <w:tblGrid>
+        <w:gridCol w:w="1728"/>
+        <w:gridCol w:w="1728"/>
+        <w:gridCol w:w="1728"/>
+        <w:gridCol w:w="1728"/>
+        <w:gridCol w:w="1728"/>
+      </w:tblGrid>
+      <w:tr>
+        <w:tc>
+          <w:tcPr>
+            <w:tcW w:type="dxa" w:w="1728"/>
+          </w:tcPr>
+          <w:p>
+            <w:r/>
+            <w:r>
+              <w:rPr>
+                <w:rFonts w:ascii="游ゴシック" w:hAnsi="游ゴシック" w:eastAsia="游ゴシック"/>
+                <w:b/>
+                <w:sz w:val="18"/>
+              </w:rPr>
+              <w:t>区分</w:t>
+            </w:r>
+          </w:p>
+        </w:tc>
+        <w:tc>
+          <w:tcPr>
+            <w:tcW w:type="dxa" w:w="1728"/>
+          </w:tcPr>
+          <w:p>
+            <w:r/>
+            <w:r>
+              <w:rPr>
+                <w:rFonts w:ascii="游ゴシック" w:hAnsi="游ゴシック" w:eastAsia="游ゴシック"/>
+                <w:b/>
+                <w:sz w:val="18"/>
+              </w:rPr>
+              <w:t>小野町（令和7年度）</w:t>
+            </w:r>
+          </w:p>
+        </w:tc>
+        <w:tc>
+          <w:tcPr>
+            <w:tcW w:type="dxa" w:w="1728"/>
+          </w:tcPr>
+          <w:p>
+            <w:r/>
+            <w:r>
+              <w:rPr>
+                <w:rFonts w:ascii="游ゴシック" w:hAnsi="游ゴシック" w:eastAsia="游ゴシック"/>
+                <w:b/>
+                <w:sz w:val="18"/>
+              </w:rPr>
+              <w:t>県内中央値</w:t>
+            </w:r>
+          </w:p>
+        </w:tc>
+        <w:tc>
+          <w:tcPr>
+            <w:tcW w:type="dxa" w:w="1728"/>
+          </w:tcPr>
+          <w:p>
+            <w:r/>
+            <w:r>
+              <w:rPr>
+                <w:rFonts w:ascii="游ゴシック" w:hAnsi="游ゴシック" w:eastAsia="游ゴシック"/>
+                <w:b/>
+                <w:sz w:val="18"/>
+              </w:rPr>
+              <w:t>県内順位</w:t>
+            </w:r>
+          </w:p>
+        </w:tc>
+        <w:tc>
+          <w:tcPr>
+            <w:tcW w:type="dxa" w:w="1728"/>
+          </w:tcPr>
+          <w:p>
+            <w:r/>
+            <w:r>
+              <w:rPr>
+                <w:rFonts w:ascii="游ゴシック" w:hAnsi="游ゴシック" w:eastAsia="游ゴシック"/>
+                <w:b/>
+                <w:sz w:val="18"/>
+              </w:rPr>
+              <w:t>評価</w:t>
+            </w:r>
+          </w:p>
+        </w:tc>
+      </w:tr>
+      <w:tr>
+        <w:tc>
+          <w:tcPr>
+            <w:tcW w:type="dxa" w:w="1728"/>
+          </w:tcPr>
+          <w:p>
+            <w:r/>
+            <w:r>
+              <w:rPr>
+                <w:sz w:val="18"/>
+              </w:rPr>
+              <w:t>多機能系</w:t>
+            </w:r>
+          </w:p>
+        </w:tc>
+        <w:tc>
+          <w:tcPr>
+            <w:tcW w:type="dxa" w:w="1728"/>
+          </w:tcPr>
+          <w:p>
+            <w:r/>
+            <w:r>
+              <w:rPr>
+                <w:sz w:val="18"/>
+              </w:rPr>
+              <w:t>100.00％</w:t>
+            </w:r>
+          </w:p>
+        </w:tc>
+        <w:tc>
+          <w:tcPr>
+            <w:tcW w:type="dxa" w:w="1728"/>
+          </w:tcPr>
+          <w:p>
+            <w:r/>
+            <w:r>
+              <w:rPr>
+                <w:sz w:val="18"/>
+              </w:rPr>
+              <w:t>96.62％</w:t>
+            </w:r>
+          </w:p>
+        </w:tc>
+        <w:tc>
+          <w:tcPr>
+            <w:tcW w:type="dxa" w:w="1728"/>
+          </w:tcPr>
+          <w:p>
+            <w:r/>
+            <w:r>
+              <w:rPr>
+                <w:sz w:val="18"/>
+              </w:rPr>
+              <w:t>1位／40</w:t>
+            </w:r>
+          </w:p>
+        </w:tc>
+        <w:tc>
+          <w:tcPr>
+            <w:tcW w:type="dxa" w:w="1728"/>
+          </w:tcPr>
+          <w:p>
+            <w:r/>
+            <w:r>
+              <w:rPr>
+                <w:sz w:val="18"/>
+              </w:rPr>
+              <w:t>町内で完結。県内最上位</w:t>
+            </w:r>
+          </w:p>
+        </w:tc>
+      </w:tr>
+      <w:tr>
+        <w:tc>
+          <w:tcPr>
+            <w:tcW w:type="dxa" w:w="1728"/>
+          </w:tcPr>
+          <w:p>
+            <w:r/>
+            <w:r>
+              <w:rPr>
+                <w:sz w:val="18"/>
+              </w:rPr>
+              <w:t>訪問系</w:t>
+            </w:r>
+          </w:p>
+        </w:tc>
+        <w:tc>
+          <w:tcPr>
+            <w:tcW w:type="dxa" w:w="1728"/>
+          </w:tcPr>
+          <w:p>
+            <w:r/>
+            <w:r>
+              <w:rPr>
+                <w:sz w:val="18"/>
+              </w:rPr>
+              <w:t>83.40％</w:t>
+            </w:r>
+          </w:p>
+        </w:tc>
+        <w:tc>
+          <w:tcPr>
+            <w:tcW w:type="dxa" w:w="1728"/>
+          </w:tcPr>
+          <w:p>
+            <w:r/>
+            <w:r>
+              <w:rPr>
+                <w:sz w:val="18"/>
+              </w:rPr>
+              <w:t>46.76％</w:t>
+            </w:r>
+          </w:p>
+        </w:tc>
+        <w:tc>
+          <w:tcPr>
+            <w:tcW w:type="dxa" w:w="1728"/>
+          </w:tcPr>
+          <w:p>
+            <w:r/>
+            <w:r>
+              <w:rPr>
+                <w:sz w:val="18"/>
+              </w:rPr>
+              <w:t>8位／59</w:t>
+            </w:r>
+          </w:p>
+        </w:tc>
+        <w:tc>
+          <w:tcPr>
+            <w:tcW w:type="dxa" w:w="1728"/>
+          </w:tcPr>
+          <w:p>
+            <w:r/>
+            <w:r>
+              <w:rPr>
+                <w:sz w:val="18"/>
+              </w:rPr>
+              <w:t>県内でも高い。訪問系は町内で提供できている</w:t>
+            </w:r>
+          </w:p>
+        </w:tc>
+      </w:tr>
+      <w:tr>
+        <w:tc>
+          <w:tcPr>
+            <w:tcW w:type="dxa" w:w="1728"/>
+          </w:tcPr>
+          <w:p>
+            <w:r/>
+            <w:r>
+              <w:rPr>
+                <w:sz w:val="18"/>
+              </w:rPr>
+              <w:t>通所系</w:t>
+            </w:r>
+          </w:p>
+        </w:tc>
+        <w:tc>
+          <w:tcPr>
+            <w:tcW w:type="dxa" w:w="1728"/>
+          </w:tcPr>
+          <w:p>
+            <w:r/>
+            <w:r>
+              <w:rPr>
+                <w:sz w:val="18"/>
+              </w:rPr>
+              <w:t>76.85％</w:t>
+            </w:r>
+          </w:p>
+        </w:tc>
+        <w:tc>
+          <w:tcPr>
+            <w:tcW w:type="dxa" w:w="1728"/>
+          </w:tcPr>
+          <w:p>
+            <w:r/>
+            <w:r>
+              <w:rPr>
+                <w:sz w:val="18"/>
+              </w:rPr>
+              <w:t>79.55％</w:t>
+            </w:r>
+          </w:p>
+        </w:tc>
+        <w:tc>
+          <w:tcPr>
+            <w:tcW w:type="dxa" w:w="1728"/>
+          </w:tcPr>
+          <w:p>
+            <w:r/>
+            <w:r>
+              <w:rPr>
+                <w:sz w:val="18"/>
+              </w:rPr>
+              <w:t>33位／59</w:t>
+            </w:r>
+          </w:p>
+        </w:tc>
+        <w:tc>
+          <w:tcPr>
+            <w:tcW w:type="dxa" w:w="1728"/>
+          </w:tcPr>
+          <w:p>
+            <w:r/>
+            <w:r>
+              <w:rPr>
+                <w:sz w:val="18"/>
+              </w:rPr>
+              <w:t>県内中位。中央値をやや下回る</w:t>
+            </w:r>
+          </w:p>
+        </w:tc>
+      </w:tr>
+      <w:tr>
+        <w:tc>
+          <w:tcPr>
+            <w:tcW w:type="dxa" w:w="1728"/>
+          </w:tcPr>
+          <w:p>
+            <w:r/>
+            <w:r>
+              <w:rPr>
+                <w:sz w:val="18"/>
+              </w:rPr>
+              <w:t>短期入所系</w:t>
+            </w:r>
+          </w:p>
+        </w:tc>
+        <w:tc>
+          <w:tcPr>
+            <w:tcW w:type="dxa" w:w="1728"/>
+          </w:tcPr>
+          <w:p>
+            <w:r/>
+            <w:r>
+              <w:rPr>
+                <w:sz w:val="18"/>
+              </w:rPr>
+              <w:t>68.03％</w:t>
+            </w:r>
+          </w:p>
+        </w:tc>
+        <w:tc>
+          <w:tcPr>
+            <w:tcW w:type="dxa" w:w="1728"/>
+          </w:tcPr>
+          <w:p>
+            <w:r/>
+            <w:r>
+              <w:rPr>
+                <w:sz w:val="18"/>
+              </w:rPr>
+              <w:t>64.99％</w:t>
+            </w:r>
+          </w:p>
+        </w:tc>
+        <w:tc>
+          <w:tcPr>
+            <w:tcW w:type="dxa" w:w="1728"/>
+          </w:tcPr>
+          <w:p>
+            <w:r/>
+            <w:r>
+              <w:rPr>
+                <w:sz w:val="18"/>
+              </w:rPr>
+              <w:t>27位／58</w:t>
+            </w:r>
+          </w:p>
+        </w:tc>
+        <w:tc>
+          <w:tcPr>
+            <w:tcW w:type="dxa" w:w="1728"/>
+          </w:tcPr>
+          <w:p>
+            <w:r/>
+            <w:r>
+              <w:rPr>
+                <w:sz w:val="18"/>
+              </w:rPr>
+              <w:t>県内中位</w:t>
+            </w:r>
+          </w:p>
+        </w:tc>
+      </w:tr>
+      <w:tr>
+        <w:tc>
+          <w:tcPr>
+            <w:tcW w:type="dxa" w:w="1728"/>
+          </w:tcPr>
+          <w:p>
+            <w:r/>
+            <w:r>
+              <w:rPr>
+                <w:sz w:val="18"/>
+              </w:rPr>
+              <w:t>施設・居住系</w:t>
+            </w:r>
+          </w:p>
+        </w:tc>
+        <w:tc>
+          <w:tcPr>
+            <w:tcW w:type="dxa" w:w="1728"/>
+          </w:tcPr>
+          <w:p>
+            <w:r/>
+            <w:r>
+              <w:rPr>
+                <w:sz w:val="18"/>
+              </w:rPr>
+              <w:t>59.74％</w:t>
+            </w:r>
+          </w:p>
+        </w:tc>
+        <w:tc>
+          <w:tcPr>
+            <w:tcW w:type="dxa" w:w="1728"/>
+          </w:tcPr>
+          <w:p>
+            <w:r/>
+            <w:r>
+              <w:rPr>
+                <w:sz w:val="18"/>
+              </w:rPr>
+              <w:t>59.74％</w:t>
+            </w:r>
+          </w:p>
+        </w:tc>
+        <w:tc>
+          <w:tcPr>
+            <w:tcW w:type="dxa" w:w="1728"/>
+          </w:tcPr>
+          <w:p>
+            <w:r/>
+            <w:r>
+              <w:rPr>
+                <w:sz w:val="18"/>
+              </w:rPr>
+              <w:t>30位／59</w:t>
+            </w:r>
+          </w:p>
+        </w:tc>
+        <w:tc>
+          <w:tcPr>
+            <w:tcW w:type="dxa" w:w="1728"/>
+          </w:tcPr>
+          <w:p>
+            <w:r/>
+            <w:r>
+              <w:rPr>
+                <w:sz w:val="18"/>
+              </w:rPr>
+              <w:t>県内中央値と同水準。4割が町外</w:t>
+            </w:r>
+          </w:p>
+        </w:tc>
+      </w:tr>
+      <w:tr>
+        <w:tc>
+          <w:tcPr>
+            <w:tcW w:type="dxa" w:w="1728"/>
+          </w:tcPr>
+          <w:p>
+            <w:r/>
+            <w:r>
+              <w:rPr>
+                <w:sz w:val="18"/>
+              </w:rPr>
+              <w:t>全体</w:t>
+            </w:r>
+          </w:p>
+        </w:tc>
+        <w:tc>
+          <w:tcPr>
+            <w:tcW w:type="dxa" w:w="1728"/>
+          </w:tcPr>
+          <w:p>
+            <w:r/>
+            <w:r>
+              <w:rPr>
+                <w:sz w:val="18"/>
+              </w:rPr>
+              <w:t>67.57％</w:t>
+            </w:r>
+          </w:p>
+        </w:tc>
+        <w:tc>
+          <w:tcPr>
+            <w:tcW w:type="dxa" w:w="1728"/>
+          </w:tcPr>
+          <w:p>
+            <w:r/>
+            <w:r>
+              <w:rPr>
+                <w:sz w:val="18"/>
+              </w:rPr>
+              <w:t>63.26％</w:t>
+            </w:r>
+          </w:p>
+        </w:tc>
+        <w:tc>
+          <w:tcPr>
+            <w:tcW w:type="dxa" w:w="1728"/>
+          </w:tcPr>
+          <w:p>
+            <w:r/>
+            <w:r>
+              <w:rPr>
+                <w:sz w:val="18"/>
+              </w:rPr>
+              <w:t>24位／59</w:t>
+            </w:r>
+          </w:p>
+        </w:tc>
+        <w:tc>
+          <w:tcPr>
+            <w:tcW w:type="dxa" w:w="1728"/>
+          </w:tcPr>
+          <w:p>
+            <w:r/>
+            <w:r>
+              <w:rPr>
+                <w:sz w:val="18"/>
+              </w:rPr>
+              <w:t>県内中位よりやや上</w:t>
+            </w:r>
+          </w:p>
+        </w:tc>
+      </w:tr>
+    </w:tbl>
+    <w:p>
+      <w:r>
+        <w:t>訪問系の自給率83.40％は県内8位であり、県内中央値46.76％を大きく上回る。訪問介護2事業所・訪問看護1事業所という限られた体制ながら、町内での提供が成立している。一方、給付額が最大の施設・居住系は県内中央値と同水準にとどまり、給付の4割が町外の事業所によるものである。</w:t>
       </w:r>
     </w:p>
     <w:p>

--- a/小野町_引継ぎ_整理済/10_給付費等分析/小野町_介護保険給付費等分析結果報告書_20260803.docx
+++ b/小野町_引継ぎ_整理済/10_給付費等分析/小野町_介護保険給付費等分析結果報告書_20260803.docx
@@ -10411,12 +10411,12 @@
         <w:pStyle w:val="Heading1"/>
       </w:pPr>
       <w:r>
-        <w:t>第6章　介護予防・総合事業の実施状況</w:t>
+        <w:t>第6章　介護予防・認知症施策の実施状況</w:t>
       </w:r>
     </w:p>
     <w:p>
       <w:r>
-        <w:t>第9期計画の評価及び第10期の介護予防施策の設計に向け、見える化システムの介護予防・日常生活支援総合事業の指標（F系）を確認した。結果として、本町のデータには重大な制約があり、あわせて施策上の課題が明らかになった。</w:t>
+        <w:t>第9期計画の評価及び第10期の施策設計に向け、見える化システムの介護予防・日常生活支援総合事業の指標（F系）及び認知症施策の指標（J系）を確認した。結果として、本町のデータには重大な制約があり、あわせて施策上の課題が明らかになった。</w:t>
       </w:r>
     </w:p>
     <w:p>
@@ -12802,6 +12802,372 @@
           <w:sz w:val="18"/>
         </w:rPr>
         <w:t>※ 以上から、介護予防・総合事業については見える化システムのデータでは第9期評価を行えない。町の事業実績（令和3〜7年度の事業別実施状況、介護予防ケアマネジメント件数、通いの場の箇所数・参加者数）の提供を受け、これに代えて評価する必要がある。</w:t>
+      </w:r>
+    </w:p>
+    <w:p>
+      <w:pPr>
+        <w:pStyle w:val="Heading2"/>
+      </w:pPr>
+      <w:r>
+        <w:t>3　認知症施策の実施状況</w:t>
+      </w:r>
+    </w:p>
+    <w:p>
+      <w:r>
+        <w:t>認知症施策の指標（J系）は、見える化システムで公表されているのがJ16（認知症初期集中支援チームの訪問実績）、J17（認知症地域支援推進員の配置人数）、J18（認知症カフェの設置箇所数）の3指標のみである。各種研修の実施状況（J1〜J15）は本町のデータが公表されていない。</w:t>
+      </w:r>
+    </w:p>
+    <w:tbl>
+      <w:tblPr>
+        <w:tblStyle w:val="TableGrid"/>
+        <w:tblW w:type="auto" w:w="0"/>
+        <w:tblLook w:firstColumn="1" w:firstRow="1" w:lastColumn="0" w:lastRow="0" w:noHBand="0" w:noVBand="1" w:val="04A0"/>
+      </w:tblPr>
+      <w:tblGrid>
+        <w:gridCol w:w="1728"/>
+        <w:gridCol w:w="1728"/>
+        <w:gridCol w:w="1728"/>
+        <w:gridCol w:w="1728"/>
+        <w:gridCol w:w="1728"/>
+      </w:tblGrid>
+      <w:tr>
+        <w:tc>
+          <w:tcPr>
+            <w:tcW w:type="dxa" w:w="1728"/>
+          </w:tcPr>
+          <w:p>
+            <w:r/>
+            <w:r>
+              <w:rPr>
+                <w:rFonts w:ascii="游ゴシック" w:hAnsi="游ゴシック" w:eastAsia="游ゴシック"/>
+                <w:b/>
+                <w:sz w:val="18"/>
+              </w:rPr>
+              <w:t>指標</w:t>
+            </w:r>
+          </w:p>
+        </w:tc>
+        <w:tc>
+          <w:tcPr>
+            <w:tcW w:type="dxa" w:w="1728"/>
+          </w:tcPr>
+          <w:p>
+            <w:r/>
+            <w:r>
+              <w:rPr>
+                <w:rFonts w:ascii="游ゴシック" w:hAnsi="游ゴシック" w:eastAsia="游ゴシック"/>
+                <w:b/>
+                <w:sz w:val="18"/>
+              </w:rPr>
+              <w:t>小野町（前回）</w:t>
+            </w:r>
+          </w:p>
+        </w:tc>
+        <w:tc>
+          <w:tcPr>
+            <w:tcW w:type="dxa" w:w="1728"/>
+          </w:tcPr>
+          <w:p>
+            <w:r/>
+            <w:r>
+              <w:rPr>
+                <w:rFonts w:ascii="游ゴシック" w:hAnsi="游ゴシック" w:eastAsia="游ゴシック"/>
+                <w:b/>
+                <w:sz w:val="18"/>
+              </w:rPr>
+              <w:t>小野町（直近）</w:t>
+            </w:r>
+          </w:p>
+        </w:tc>
+        <w:tc>
+          <w:tcPr>
+            <w:tcW w:type="dxa" w:w="1728"/>
+          </w:tcPr>
+          <w:p>
+            <w:r/>
+            <w:r>
+              <w:rPr>
+                <w:rFonts w:ascii="游ゴシック" w:hAnsi="游ゴシック" w:eastAsia="游ゴシック"/>
+                <w:b/>
+                <w:sz w:val="18"/>
+              </w:rPr>
+              <w:t>県内中央値</w:t>
+            </w:r>
+          </w:p>
+        </w:tc>
+        <w:tc>
+          <w:tcPr>
+            <w:tcW w:type="dxa" w:w="1728"/>
+          </w:tcPr>
+          <w:p>
+            <w:r/>
+            <w:r>
+              <w:rPr>
+                <w:rFonts w:ascii="游ゴシック" w:hAnsi="游ゴシック" w:eastAsia="游ゴシック"/>
+                <w:b/>
+                <w:sz w:val="18"/>
+              </w:rPr>
+              <w:t>県内順位</w:t>
+            </w:r>
+          </w:p>
+        </w:tc>
+      </w:tr>
+      <w:tr>
+        <w:tc>
+          <w:tcPr>
+            <w:tcW w:type="dxa" w:w="1728"/>
+          </w:tcPr>
+          <w:p>
+            <w:r/>
+            <w:r>
+              <w:rPr>
+                <w:sz w:val="18"/>
+              </w:rPr>
+              <w:t>認知症初期集中支援チームの訪問実績（延べ件数）</w:t>
+            </w:r>
+          </w:p>
+        </w:tc>
+        <w:tc>
+          <w:tcPr>
+            <w:tcW w:type="dxa" w:w="1728"/>
+          </w:tcPr>
+          <w:p>
+            <w:r/>
+            <w:r>
+              <w:rPr>
+                <w:sz w:val="18"/>
+              </w:rPr>
+              <w:t>0件（令和2年度）</w:t>
+            </w:r>
+          </w:p>
+        </w:tc>
+        <w:tc>
+          <w:tcPr>
+            <w:tcW w:type="dxa" w:w="1728"/>
+          </w:tcPr>
+          <w:p>
+            <w:r/>
+            <w:r>
+              <w:rPr>
+                <w:sz w:val="18"/>
+              </w:rPr>
+              <w:t>0件（令和5年度）</w:t>
+            </w:r>
+          </w:p>
+        </w:tc>
+        <w:tc>
+          <w:tcPr>
+            <w:tcW w:type="dxa" w:w="1728"/>
+          </w:tcPr>
+          <w:p>
+            <w:r/>
+            <w:r>
+              <w:rPr>
+                <w:sz w:val="18"/>
+              </w:rPr>
+              <w:t>0件</w:t>
+            </w:r>
+          </w:p>
+        </w:tc>
+        <w:tc>
+          <w:tcPr>
+            <w:tcW w:type="dxa" w:w="1728"/>
+          </w:tcPr>
+          <w:p>
+            <w:r/>
+            <w:r>
+              <w:rPr>
+                <w:sz w:val="18"/>
+              </w:rPr>
+              <w:t>30位／59</w:t>
+            </w:r>
+          </w:p>
+        </w:tc>
+      </w:tr>
+      <w:tr>
+        <w:tc>
+          <w:tcPr>
+            <w:tcW w:type="dxa" w:w="1728"/>
+          </w:tcPr>
+          <w:p>
+            <w:r/>
+            <w:r>
+              <w:rPr>
+                <w:sz w:val="18"/>
+              </w:rPr>
+              <w:t>認知症地域支援推進員の配置人数</w:t>
+            </w:r>
+          </w:p>
+        </w:tc>
+        <w:tc>
+          <w:tcPr>
+            <w:tcW w:type="dxa" w:w="1728"/>
+          </w:tcPr>
+          <w:p>
+            <w:r/>
+            <w:r>
+              <w:rPr>
+                <w:sz w:val="18"/>
+              </w:rPr>
+              <w:t>1人（令和3年3月）</w:t>
+            </w:r>
+          </w:p>
+        </w:tc>
+        <w:tc>
+          <w:tcPr>
+            <w:tcW w:type="dxa" w:w="1728"/>
+          </w:tcPr>
+          <w:p>
+            <w:r/>
+            <w:r>
+              <w:rPr>
+                <w:sz w:val="18"/>
+              </w:rPr>
+              <w:t>4人（令和6年3月）</w:t>
+            </w:r>
+          </w:p>
+        </w:tc>
+        <w:tc>
+          <w:tcPr>
+            <w:tcW w:type="dxa" w:w="1728"/>
+          </w:tcPr>
+          <w:p>
+            <w:r/>
+            <w:r>
+              <w:rPr>
+                <w:sz w:val="18"/>
+              </w:rPr>
+              <w:t>3人</w:t>
+            </w:r>
+          </w:p>
+        </w:tc>
+        <w:tc>
+          <w:tcPr>
+            <w:tcW w:type="dxa" w:w="1728"/>
+          </w:tcPr>
+          <w:p>
+            <w:r/>
+            <w:r>
+              <w:rPr>
+                <w:sz w:val="18"/>
+              </w:rPr>
+              <w:t>19位／59</w:t>
+            </w:r>
+          </w:p>
+        </w:tc>
+      </w:tr>
+      <w:tr>
+        <w:tc>
+          <w:tcPr>
+            <w:tcW w:type="dxa" w:w="1728"/>
+          </w:tcPr>
+          <w:p>
+            <w:r/>
+            <w:r>
+              <w:rPr>
+                <w:sz w:val="18"/>
+              </w:rPr>
+              <w:t>認知症カフェの設置箇所数</w:t>
+            </w:r>
+          </w:p>
+        </w:tc>
+        <w:tc>
+          <w:tcPr>
+            <w:tcW w:type="dxa" w:w="1728"/>
+          </w:tcPr>
+          <w:p>
+            <w:r/>
+            <w:r>
+              <w:rPr>
+                <w:sz w:val="18"/>
+              </w:rPr>
+              <w:t>1か所（令和3年4月）</w:t>
+            </w:r>
+          </w:p>
+        </w:tc>
+        <w:tc>
+          <w:tcPr>
+            <w:tcW w:type="dxa" w:w="1728"/>
+          </w:tcPr>
+          <w:p>
+            <w:r/>
+            <w:r>
+              <w:rPr>
+                <w:sz w:val="18"/>
+              </w:rPr>
+              <w:t>1か所（令和6年4月）</w:t>
+            </w:r>
+          </w:p>
+        </w:tc>
+        <w:tc>
+          <w:tcPr>
+            <w:tcW w:type="dxa" w:w="1728"/>
+          </w:tcPr>
+          <w:p>
+            <w:r/>
+            <w:r>
+              <w:rPr>
+                <w:sz w:val="18"/>
+              </w:rPr>
+              <w:t>1か所</w:t>
+            </w:r>
+          </w:p>
+        </w:tc>
+        <w:tc>
+          <w:tcPr>
+            <w:tcW w:type="dxa" w:w="1728"/>
+          </w:tcPr>
+          <w:p>
+            <w:r/>
+            <w:r>
+              <w:rPr>
+                <w:sz w:val="18"/>
+              </w:rPr>
+              <w:t>21位／59</w:t>
+            </w:r>
+          </w:p>
+        </w:tc>
+      </w:tr>
+    </w:tbl>
+    <w:p>
+      <w:pPr>
+        <w:pStyle w:val="ListBullet"/>
+        <w:spacing w:after="0"/>
+      </w:pPr>
+      <w:r>
+        <w:t>認知症地域支援推進員は令和3年3月の1人から令和6年3月の4人へ4倍に増員されており、県内中央値3人を上回る19位である。体制整備は進んでいる。</w:t>
+      </w:r>
+    </w:p>
+    <w:p>
+      <w:pPr>
+        <w:pStyle w:val="ListBullet"/>
+        <w:spacing w:after="0"/>
+      </w:pPr>
+      <w:r>
+        <w:t>一方、認知症初期集中支援チームの訪問実績は令和2年度・令和5年度とも0件である。ただし県内59市町村のうち30団体が0件であり、小規模町村では実績が上がりにくい傾向がある点には留意を要する。</w:t>
+      </w:r>
+    </w:p>
+    <w:p>
+      <w:pPr>
+        <w:pStyle w:val="ListBullet"/>
+        <w:spacing w:after="0"/>
+      </w:pPr>
+      <w:r>
+        <w:t>認知症カフェは1か所で横ばいである。県内中央値と同数であり、設置がないのは59市町村中1団体のみであることから、本町の水準は標準的である。</w:t>
+      </w:r>
+    </w:p>
+    <w:p>
+      <w:r>
+        <w:t>認知症高齢者の日常生活自立度Ⅱa は68人から148人、M は7人から29人へ増加している（第2章）。推進員を4人に増員した一方で、初期集中支援チームの訪問実績が0件、認知症カフェが1か所で横ばいという状況は、「体制は整備したが活動実績に結びついていない」構造を示している。これは通いの場が実質ゼロであること（第1節）と同じ課題の現れといえる。</w:t>
+      </w:r>
+    </w:p>
+    <w:p>
+      <w:r>
+        <w:rPr>
+          <w:i/>
+          <w:sz w:val="18"/>
+        </w:rPr>
+        <w:t>※ 仕様書2(3)により、第10期計画は認知症施策推進基本計画に基づく市町村計画を包含する。第10期では、推進員4人という体制をどう活かすか、初期集中支援チームにつながる対象者の把握経路（医療機関、地域包括支援センター、民生委員等からの連絡）が機能しているかを確認したうえで、実績を伴う指標設計とすることが求められる。各種研修（サポート医、かかりつけ医、介護実践者等）の実施状況は見える化システムでは把握できないため、町及び県の実績で確認する。</w:t>
       </w:r>
     </w:p>
     <w:p>

--- a/小野町_引継ぎ_整理済/10_給付費等分析/小野町_介護保険給付費等分析結果報告書_20260803.docx
+++ b/小野町_引継ぎ_整理済/10_給付費等分析/小野町_介護保険給付費等分析結果報告書_20260803.docx
@@ -16752,6 +16752,19 @@
         <w:t>第8章　第10期に向けた分析上の示唆</w:t>
       </w:r>
     </w:p>
+    <w:p>
+      <w:r>
+        <w:t>委託仕様書4(1)②は、給付費等の分析により「今後の見通しや具体的施策を検討する」ことを求めている。本章では、分析結果を論点別に整理したうえで、第9期計画の施策群への対応と、関連計画との役割分担を示す。</w:t>
+      </w:r>
+    </w:p>
+    <w:p>
+      <w:pPr>
+        <w:pStyle w:val="Heading2"/>
+      </w:pPr>
+      <w:r>
+        <w:t>1　論点別の分析結果と第10期での扱い</w:t>
+      </w:r>
+    </w:p>
     <w:tbl>
       <w:tblPr>
         <w:tblStyle w:val="TableGrid"/>
@@ -17254,6 +17267,570 @@
         </w:tc>
       </w:tr>
     </w:tbl>
+    <w:p>
+      <w:pPr>
+        <w:pStyle w:val="Heading2"/>
+      </w:pPr>
+      <w:r>
+        <w:t>2　第9期計画の施策群との対応</w:t>
+      </w:r>
+    </w:p>
+    <w:p>
+      <w:r>
+        <w:t>第9期計画の施策群は、介護予防、地域包括支援、認知症、生活支援、家族介護支援、介護給付適正化の6区分である。分析結果を各施策群に対応させると次のとおりである。</w:t>
+      </w:r>
+    </w:p>
+    <w:tbl>
+      <w:tblPr>
+        <w:tblStyle w:val="TableGrid"/>
+        <w:tblW w:type="auto" w:w="0"/>
+        <w:tblLook w:firstColumn="1" w:firstRow="1" w:lastColumn="0" w:lastRow="0" w:noHBand="0" w:noVBand="1" w:val="04A0"/>
+      </w:tblPr>
+      <w:tblGrid>
+        <w:gridCol w:w="2880"/>
+        <w:gridCol w:w="2880"/>
+        <w:gridCol w:w="2880"/>
+      </w:tblGrid>
+      <w:tr>
+        <w:tc>
+          <w:tcPr>
+            <w:tcW w:type="dxa" w:w="2880"/>
+          </w:tcPr>
+          <w:p>
+            <w:r/>
+            <w:r>
+              <w:rPr>
+                <w:rFonts w:ascii="游ゴシック" w:hAnsi="游ゴシック" w:eastAsia="游ゴシック"/>
+                <w:b/>
+                <w:sz w:val="18"/>
+              </w:rPr>
+              <w:t>第9期の施策群</w:t>
+            </w:r>
+          </w:p>
+        </w:tc>
+        <w:tc>
+          <w:tcPr>
+            <w:tcW w:type="dxa" w:w="2880"/>
+          </w:tcPr>
+          <w:p>
+            <w:r/>
+            <w:r>
+              <w:rPr>
+                <w:rFonts w:ascii="游ゴシック" w:hAnsi="游ゴシック" w:eastAsia="游ゴシック"/>
+                <w:b/>
+                <w:sz w:val="18"/>
+              </w:rPr>
+              <w:t>分析結果からみた状況</w:t>
+            </w:r>
+          </w:p>
+        </w:tc>
+        <w:tc>
+          <w:tcPr>
+            <w:tcW w:type="dxa" w:w="2880"/>
+          </w:tcPr>
+          <w:p>
+            <w:r/>
+            <w:r>
+              <w:rPr>
+                <w:rFonts w:ascii="游ゴシック" w:hAnsi="游ゴシック" w:eastAsia="游ゴシック"/>
+                <w:b/>
+                <w:sz w:val="18"/>
+              </w:rPr>
+              <w:t>第10期での扱い</w:t>
+            </w:r>
+          </w:p>
+        </w:tc>
+      </w:tr>
+      <w:tr>
+        <w:tc>
+          <w:tcPr>
+            <w:tcW w:type="dxa" w:w="2880"/>
+          </w:tcPr>
+          <w:p>
+            <w:r/>
+            <w:r>
+              <w:rPr>
+                <w:sz w:val="18"/>
+              </w:rPr>
+              <w:t>介護予防</w:t>
+            </w:r>
+          </w:p>
+        </w:tc>
+        <w:tc>
+          <w:tcPr>
+            <w:tcW w:type="dxa" w:w="2880"/>
+          </w:tcPr>
+          <w:p>
+            <w:r/>
+            <w:r>
+              <w:rPr>
+                <w:sz w:val="18"/>
+              </w:rPr>
+              <w:t>調整済み軽度認定率が10.6％から15.2％へ上昇。週1回以上の通いの場は平成28年度以降0か所、月1回以上も令和元年度以降1〜3か所。一般介護予防事業費は令和5年度で1.0百万円</w:t>
+            </w:r>
+          </w:p>
+        </w:tc>
+        <w:tc>
+          <w:tcPr>
+            <w:tcW w:type="dxa" w:w="2880"/>
+          </w:tcPr>
+          <w:p>
+            <w:r/>
+            <w:r>
+              <w:rPr>
+                <w:sz w:val="18"/>
+              </w:rPr>
+              <w:t>強化。通いの場の立ち上げそのものを施策として位置づける必要がある</w:t>
+            </w:r>
+          </w:p>
+        </w:tc>
+      </w:tr>
+      <w:tr>
+        <w:tc>
+          <w:tcPr>
+            <w:tcW w:type="dxa" w:w="2880"/>
+          </w:tcPr>
+          <w:p>
+            <w:r/>
+            <w:r>
+              <w:rPr>
+                <w:sz w:val="18"/>
+              </w:rPr>
+              <w:t>地域包括支援</w:t>
+            </w:r>
+          </w:p>
+        </w:tc>
+        <w:tc>
+          <w:tcPr>
+            <w:tcW w:type="dxa" w:w="2880"/>
+          </w:tcPr>
+          <w:p>
+            <w:r/>
+            <w:r>
+              <w:rPr>
+                <w:sz w:val="18"/>
+              </w:rPr>
+              <w:t>居宅介護支援事業所が5から3に減少。認定率は県内2位でありながら給付月額は県内中位で、認定と利用のギャップがある</w:t>
+            </w:r>
+          </w:p>
+        </w:tc>
+        <w:tc>
+          <w:tcPr>
+            <w:tcW w:type="dxa" w:w="2880"/>
+          </w:tcPr>
+          <w:p>
+            <w:r/>
+            <w:r>
+              <w:rPr>
+                <w:sz w:val="18"/>
+              </w:rPr>
+              <w:t>強化。ケアマネジメント基盤の確保と、認定後に利用へつなぐ支援を施策化する</w:t>
+            </w:r>
+          </w:p>
+        </w:tc>
+      </w:tr>
+      <w:tr>
+        <w:tc>
+          <w:tcPr>
+            <w:tcW w:type="dxa" w:w="2880"/>
+          </w:tcPr>
+          <w:p>
+            <w:r/>
+            <w:r>
+              <w:rPr>
+                <w:sz w:val="18"/>
+              </w:rPr>
+              <w:t>認知症</w:t>
+            </w:r>
+          </w:p>
+        </w:tc>
+        <w:tc>
+          <w:tcPr>
+            <w:tcW w:type="dxa" w:w="2880"/>
+          </w:tcPr>
+          <w:p>
+            <w:r/>
+            <w:r>
+              <w:rPr>
+                <w:sz w:val="18"/>
+              </w:rPr>
+              <w:t>自立度Ⅱaは68人から148人、Mは7人から29人へ増加。推進員は1人から4人へ増員（県内19位）だが、初期集中支援チームの訪問実績は0件、認知症カフェは1か所で横ばい</w:t>
+            </w:r>
+          </w:p>
+        </w:tc>
+        <w:tc>
+          <w:tcPr>
+            <w:tcW w:type="dxa" w:w="2880"/>
+          </w:tcPr>
+          <w:p>
+            <w:r/>
+            <w:r>
+              <w:rPr>
+                <w:sz w:val="18"/>
+              </w:rPr>
+              <w:t>強化。認知症施策推進基本計画に基づく市町村計画として包含し、整備した体制を活動実績に結びつける設計とする</w:t>
+            </w:r>
+          </w:p>
+        </w:tc>
+      </w:tr>
+      <w:tr>
+        <w:tc>
+          <w:tcPr>
+            <w:tcW w:type="dxa" w:w="2880"/>
+          </w:tcPr>
+          <w:p>
+            <w:r/>
+            <w:r>
+              <w:rPr>
+                <w:sz w:val="18"/>
+              </w:rPr>
+              <w:t>生活支援</w:t>
+            </w:r>
+          </w:p>
+        </w:tc>
+        <w:tc>
+          <w:tcPr>
+            <w:tcW w:type="dxa" w:w="2880"/>
+          </w:tcPr>
+          <w:p>
+            <w:r/>
+            <w:r>
+              <w:rPr>
+                <w:sz w:val="18"/>
+              </w:rPr>
+              <w:t>在宅受給率が12.2％から10.3％、在宅サービス利用率が59.3％から44.1％へ低下。一方で受給者1人あたりの利用量は増加（訪問介護10.9→15.7回）</w:t>
+            </w:r>
+          </w:p>
+        </w:tc>
+        <w:tc>
+          <w:tcPr>
+            <w:tcW w:type="dxa" w:w="2880"/>
+          </w:tcPr>
+          <w:p>
+            <w:r/>
+            <w:r>
+              <w:rPr>
+                <w:sz w:val="18"/>
+              </w:rPr>
+              <w:t>強化。利用につながっていない層と、高ニーズで利用が集中している層を分けて設計する</w:t>
+            </w:r>
+          </w:p>
+        </w:tc>
+      </w:tr>
+      <w:tr>
+        <w:tc>
+          <w:tcPr>
+            <w:tcW w:type="dxa" w:w="2880"/>
+          </w:tcPr>
+          <w:p>
+            <w:r/>
+            <w:r>
+              <w:rPr>
+                <w:sz w:val="18"/>
+              </w:rPr>
+              <w:t>家族介護支援</w:t>
+            </w:r>
+          </w:p>
+        </w:tc>
+        <w:tc>
+          <w:tcPr>
+            <w:tcW w:type="dxa" w:w="2880"/>
+          </w:tcPr>
+          <w:p>
+            <w:r/>
+            <w:r>
+              <w:rPr>
+                <w:sz w:val="18"/>
+              </w:rPr>
+              <w:t>短期入所系の自給率が12.5ポイント低下。特定入所者介護サービス等費は61.8％増</w:t>
+            </w:r>
+          </w:p>
+        </w:tc>
+        <w:tc>
+          <w:tcPr>
+            <w:tcW w:type="dxa" w:w="2880"/>
+          </w:tcPr>
+          <w:p>
+            <w:r/>
+            <w:r>
+              <w:rPr>
+                <w:sz w:val="18"/>
+              </w:rPr>
+              <w:t>強化。レスパイト機能の確保を施策化する</w:t>
+            </w:r>
+          </w:p>
+        </w:tc>
+      </w:tr>
+      <w:tr>
+        <w:tc>
+          <w:tcPr>
+            <w:tcW w:type="dxa" w:w="2880"/>
+          </w:tcPr>
+          <w:p>
+            <w:r/>
+            <w:r>
+              <w:rPr>
+                <w:sz w:val="18"/>
+              </w:rPr>
+              <w:t>介護給付適正化</w:t>
+            </w:r>
+          </w:p>
+        </w:tc>
+        <w:tc>
+          <w:tcPr>
+            <w:tcW w:type="dxa" w:w="2880"/>
+          </w:tcPr>
+          <w:p>
+            <w:r/>
+            <w:r>
+              <w:rPr>
+                <w:sz w:val="18"/>
+              </w:rPr>
+              <w:t>実質収支は10年連続プラス。繰越金は保険給付費の16.5％に達し、準備基金も88.1百万円純増。保険給付費は平成29年度をピークにほぼ横ばい</w:t>
+            </w:r>
+          </w:p>
+        </w:tc>
+        <w:tc>
+          <w:tcPr>
+            <w:tcW w:type="dxa" w:w="2880"/>
+          </w:tcPr>
+          <w:p>
+            <w:r/>
+            <w:r>
+              <w:rPr>
+                <w:sz w:val="18"/>
+              </w:rPr>
+              <w:t>継続。ただし給付抑制の成果としてではなく、認定と利用のギャップの裏返しである可能性を踏まえて評価する</w:t>
+            </w:r>
+          </w:p>
+        </w:tc>
+      </w:tr>
+    </w:tbl>
+    <w:p>
+      <w:r>
+        <w:rPr>
+          <w:i/>
+          <w:sz w:val="18"/>
+        </w:rPr>
+        <w:t>※ 第9期計画本文は未受領のため、施策群はキックオフ資料に記録されたものを用いている。本文受領後、施策名・事業名に接続して確定する。</w:t>
+      </w:r>
+    </w:p>
+    <w:p>
+      <w:pPr>
+        <w:pStyle w:val="Heading2"/>
+      </w:pPr>
+      <w:r>
+        <w:t>3　関連計画との役割分担を踏まえた整理</w:t>
+      </w:r>
+    </w:p>
+    <w:p>
+      <w:r>
+        <w:t>第3期地域福祉計画（令和8年3月策定）が、地域共生社会、重層的支援体制、住民主体の見守り、生活困窮・孤独孤立・ひきこもり、成年後見制度利用促進、一般的な防災・防犯を横断的に整理している。本分析から導かれる施策も、同計画に委ねるものと本計画で具体化するものを切り分ける必要がある。</w:t>
+      </w:r>
+    </w:p>
+    <w:tbl>
+      <w:tblPr>
+        <w:tblStyle w:val="TableGrid"/>
+        <w:tblW w:type="auto" w:w="0"/>
+        <w:tblLook w:firstColumn="1" w:firstRow="1" w:lastColumn="0" w:lastRow="0" w:noHBand="0" w:noVBand="1" w:val="04A0"/>
+      </w:tblPr>
+      <w:tblGrid>
+        <w:gridCol w:w="2880"/>
+        <w:gridCol w:w="2880"/>
+        <w:gridCol w:w="2880"/>
+      </w:tblGrid>
+      <w:tr>
+        <w:tc>
+          <w:tcPr>
+            <w:tcW w:type="dxa" w:w="2880"/>
+          </w:tcPr>
+          <w:p>
+            <w:r/>
+            <w:r>
+              <w:rPr>
+                <w:rFonts w:ascii="游ゴシック" w:hAnsi="游ゴシック" w:eastAsia="游ゴシック"/>
+                <w:b/>
+                <w:sz w:val="18"/>
+              </w:rPr>
+              <w:t>区分</w:t>
+            </w:r>
+          </w:p>
+        </w:tc>
+        <w:tc>
+          <w:tcPr>
+            <w:tcW w:type="dxa" w:w="2880"/>
+          </w:tcPr>
+          <w:p>
+            <w:r/>
+            <w:r>
+              <w:rPr>
+                <w:rFonts w:ascii="游ゴシック" w:hAnsi="游ゴシック" w:eastAsia="游ゴシック"/>
+                <w:b/>
+                <w:sz w:val="18"/>
+              </w:rPr>
+              <w:t>本分析から導かれる主な施策</w:t>
+            </w:r>
+          </w:p>
+        </w:tc>
+        <w:tc>
+          <w:tcPr>
+            <w:tcW w:type="dxa" w:w="2880"/>
+          </w:tcPr>
+          <w:p>
+            <w:r/>
+            <w:r>
+              <w:rPr>
+                <w:rFonts w:ascii="游ゴシック" w:hAnsi="游ゴシック" w:eastAsia="游ゴシック"/>
+                <w:b/>
+                <w:sz w:val="18"/>
+              </w:rPr>
+              <w:t>根拠となる分析結果</w:t>
+            </w:r>
+          </w:p>
+        </w:tc>
+      </w:tr>
+      <w:tr>
+        <w:tc>
+          <w:tcPr>
+            <w:tcW w:type="dxa" w:w="2880"/>
+          </w:tcPr>
+          <w:p>
+            <w:r/>
+            <w:r>
+              <w:rPr>
+                <w:sz w:val="18"/>
+              </w:rPr>
+              <w:t>本計画で具体化（制度内対応）</w:t>
+            </w:r>
+          </w:p>
+        </w:tc>
+        <w:tc>
+          <w:tcPr>
+            <w:tcW w:type="dxa" w:w="2880"/>
+          </w:tcPr>
+          <w:p>
+            <w:r/>
+            <w:r>
+              <w:rPr>
+                <w:sz w:val="18"/>
+              </w:rPr>
+              <w:t>介護予防・通いの場の立ち上げ、地域包括支援センターの機能強化、認知症施策、在宅サービスの確保、認定と利用をつなぐ支援、給付適正化、保険料設定</w:t>
+            </w:r>
+          </w:p>
+        </w:tc>
+        <w:tc>
+          <w:tcPr>
+            <w:tcW w:type="dxa" w:w="2880"/>
+          </w:tcPr>
+          <w:p>
+            <w:r/>
+            <w:r>
+              <w:rPr>
+                <w:sz w:val="18"/>
+              </w:rPr>
+              <w:t>第4章（認定と利用のギャップ）、第5章（提供体制）、第6章（介護予防）、第7章（財政）</w:t>
+            </w:r>
+          </w:p>
+        </w:tc>
+      </w:tr>
+      <w:tr>
+        <w:tc>
+          <w:tcPr>
+            <w:tcW w:type="dxa" w:w="2880"/>
+          </w:tcPr>
+          <w:p>
+            <w:r/>
+            <w:r>
+              <w:rPr>
+                <w:sz w:val="18"/>
+              </w:rPr>
+              <w:t>条件付きで具体化</w:t>
+            </w:r>
+          </w:p>
+        </w:tc>
+        <w:tc>
+          <w:tcPr>
+            <w:tcW w:type="dxa" w:w="2880"/>
+          </w:tcPr>
+          <w:p>
+            <w:r/>
+            <w:r>
+              <w:rPr>
+                <w:sz w:val="18"/>
+              </w:rPr>
+              <w:t>在宅医療・介護連携、家族介護者支援・レスパイト、移送・外出支援、介護人材確保</w:t>
+            </w:r>
+          </w:p>
+        </w:tc>
+        <w:tc>
+          <w:tcPr>
+            <w:tcW w:type="dxa" w:w="2880"/>
+          </w:tcPr>
+          <w:p>
+            <w:r/>
+            <w:r>
+              <w:rPr>
+                <w:sz w:val="18"/>
+              </w:rPr>
+              <w:t>第5章3（居宅（医療系）事業所数の偏差値41.49）、第5章2（短期入所系自給率の低下）</w:t>
+            </w:r>
+          </w:p>
+        </w:tc>
+      </w:tr>
+      <w:tr>
+        <w:tc>
+          <w:tcPr>
+            <w:tcW w:type="dxa" w:w="2880"/>
+          </w:tcPr>
+          <w:p>
+            <w:r/>
+            <w:r>
+              <w:rPr>
+                <w:sz w:val="18"/>
+              </w:rPr>
+              <w:t>関連計画と接続して記載</w:t>
+            </w:r>
+          </w:p>
+        </w:tc>
+        <w:tc>
+          <w:tcPr>
+            <w:tcW w:type="dxa" w:w="2880"/>
+          </w:tcPr>
+          <w:p>
+            <w:r/>
+            <w:r>
+              <w:rPr>
+                <w:sz w:val="18"/>
+              </w:rPr>
+              <w:t>高齢者の防災・個別避難計画・福祉避難所、住民主体の見守り、成年後見制度利用促進、生活困窮・分野横断的な相談支援</w:t>
+            </w:r>
+          </w:p>
+        </w:tc>
+        <w:tc>
+          <w:tcPr>
+            <w:tcW w:type="dxa" w:w="2880"/>
+          </w:tcPr>
+          <w:p>
+            <w:r/>
+            <w:r>
+              <w:rPr>
+                <w:sz w:val="18"/>
+              </w:rPr>
+              <w:t>第3期地域福祉計画に掲載済み。本報告書では分析対象としていない</w:t>
+            </w:r>
+          </w:p>
+        </w:tc>
+      </w:tr>
+    </w:tbl>
+    <w:p>
+      <w:r>
+        <w:rPr>
+          <w:i/>
+          <w:sz w:val="18"/>
+        </w:rPr>
+        <w:t>※ 地域福祉計画本文は未受領のため、掲載事項は引継ぎ資料の整合確認メモによる。受領後に再確認する。</w:t>
+      </w:r>
+    </w:p>
     <w:p>
       <w:r>
         <w:br w:type="page"/>
